--- a/2-运维相关组织架构及职责说明/HFSJ-ITSS-0201-组织架构及职责说明.docx
+++ b/2-运维相关组织架构及职责说明/HFSJ-ITSS-0201-组织架构及职责说明.docx
@@ -1,11 +1,10 @@
 
 <file path=word/document.xml><?xml version="1.0" encoding="utf-8"?>
-<w:document xmlns:wpc="http://schemas.microsoft.com/office/word/2010/wordprocessingCanvas" xmlns:mc="http://schemas.openxmlformats.org/markup-compatibility/2006" xmlns:o="urn:schemas-microsoft-com:office:office" xmlns:r="http://schemas.openxmlformats.org/officeDocument/2006/relationships" xmlns:m="http://schemas.openxmlformats.org/officeDocument/2006/math" xmlns:v="urn:schemas-microsoft-com:vml" xmlns:wp14="http://schemas.microsoft.com/office/word/2010/wordprocessingDrawing" xmlns:wp="http://schemas.openxmlformats.org/drawingml/2006/wordprocessingDrawing" xmlns:w10="urn:schemas-microsoft-com:office:word" xmlns:w="http://schemas.openxmlformats.org/wordprocessingml/2006/main" xmlns:w14="http://schemas.microsoft.com/office/word/2010/wordml" xmlns:w15="http://schemas.microsoft.com/office/word/2012/wordml" xmlns:wne="http://schemas.microsoft.com/office/word/2006/wordml" xmlns:wpg="http://schemas.microsoft.com/office/word/2010/wordprocessingGroup" xmlns:wpi="http://schemas.microsoft.com/office/word/2010/wordprocessingInk" xmlns:wps="http://schemas.microsoft.com/office/word/2010/wordprocessingShape" mc:Ignorable="w14 w15 wp14">
-  <!-- Generated by Aspose.Words for .NET 13.3.0.1 -->
+<w:document xmlns:wpc="http://schemas.microsoft.com/office/word/2010/wordprocessingCanvas" xmlns:mc="http://schemas.openxmlformats.org/markup-compatibility/2006" xmlns:o="urn:schemas-microsoft-com:office:office" xmlns:r="http://schemas.openxmlformats.org/officeDocument/2006/relationships" xmlns:m="http://schemas.openxmlformats.org/officeDocument/2006/math" xmlns:v="urn:schemas-microsoft-com:vml" xmlns:wp14="http://schemas.microsoft.com/office/word/2010/wordprocessingDrawing" xmlns:wp="http://schemas.openxmlformats.org/drawingml/2006/wordprocessingDrawing" xmlns:w="http://schemas.openxmlformats.org/wordprocessingml/2006/main" xmlns:w14="http://schemas.microsoft.com/office/word/2010/wordml" xmlns:w10="urn:schemas-microsoft-com:office:word" xmlns:w15="http://schemas.microsoft.com/office/word/2012/wordml" xmlns:wpg="http://schemas.microsoft.com/office/word/2010/wordprocessingGroup" xmlns:wpi="http://schemas.microsoft.com/office/word/2010/wordprocessingInk" xmlns:wne="http://schemas.microsoft.com/office/word/2006/wordml" xmlns:wps="http://schemas.microsoft.com/office/word/2010/wordprocessingShape" xmlns:wpsCustomData="http://www.wps.cn/officeDocument/2013/wpsCustomData" mc:Ignorable="w14 w15 wp14">
   <w:body>
     <w:p>
       <w:pPr>
-        <w:pStyle w:val="a"/>
+        <w:pStyle w:val="26"/>
         <w:keepLines w:val="0"/>
         <w:pageBreakBefore w:val="0"/>
         <w:widowControl w:val="0"/>
@@ -37,7 +36,7 @@
     </w:p>
     <w:p>
       <w:pPr>
-        <w:pStyle w:val="a0"/>
+        <w:pStyle w:val="27"/>
         <w:keepLines w:val="0"/>
         <w:pageBreakBefore w:val="0"/>
         <w:widowControl w:val="0"/>
@@ -69,17 +68,18 @@
     </w:p>
     <w:tbl>
       <w:tblPr>
-        <w:tblStyle w:val="TableGrid"/>
+        <w:tblStyle w:val="23"/>
         <w:tblW w:w="8522" w:type="dxa"/>
         <w:jc w:val="center"/>
         <w:tblBorders>
-          <w:top w:val="nil"/>
-          <w:left w:val="nil"/>
-          <w:bottom w:val="nil"/>
-          <w:right w:val="nil"/>
-          <w:insideH w:val="nil"/>
-          <w:insideV w:val="nil"/>
+          <w:top w:val="none" w:color="auto" w:sz="0" w:space="0"/>
+          <w:left w:val="none" w:color="auto" w:sz="0" w:space="0"/>
+          <w:bottom w:val="none" w:color="auto" w:sz="0" w:space="0"/>
+          <w:right w:val="none" w:color="auto" w:sz="0" w:space="0"/>
+          <w:insideH w:val="none" w:color="auto" w:sz="0" w:space="0"/>
+          <w:insideV w:val="none" w:color="auto" w:sz="0" w:space="0"/>
         </w:tblBorders>
+        <w:tblLayout w:type="autofit"/>
         <w:tblCellMar>
           <w:top w:w="0" w:type="dxa"/>
           <w:left w:w="108" w:type="dxa"/>
@@ -95,15 +95,13 @@
       </w:tblGrid>
       <w:tr>
         <w:tblPrEx>
-          <w:tblW w:w="8522" w:type="dxa"/>
-          <w:jc w:val="center"/>
           <w:tblBorders>
-            <w:top w:val="nil"/>
-            <w:left w:val="nil"/>
-            <w:bottom w:val="nil"/>
-            <w:right w:val="nil"/>
-            <w:insideH w:val="nil"/>
-            <w:insideV w:val="nil"/>
+            <w:top w:val="none" w:color="auto" w:sz="0" w:space="0"/>
+            <w:left w:val="none" w:color="auto" w:sz="0" w:space="0"/>
+            <w:bottom w:val="none" w:color="auto" w:sz="0" w:space="0"/>
+            <w:right w:val="none" w:color="auto" w:sz="0" w:space="0"/>
+            <w:insideH w:val="none" w:color="auto" w:sz="0" w:space="0"/>
+            <w:insideV w:val="none" w:color="auto" w:sz="0" w:space="0"/>
           </w:tblBorders>
           <w:tblCellMar>
             <w:top w:w="0" w:type="dxa"/>
@@ -113,7 +111,7 @@
           </w:tblCellMar>
         </w:tblPrEx>
         <w:trPr>
-          <w:trHeight w:val="0"/>
+          <w:trHeight w:val="0" w:hRule="atLeast"/>
           <w:tblHeader/>
           <w:jc w:val="center"/>
         </w:trPr>
@@ -121,8 +119,8 @@
           <w:tcPr>
             <w:tcW w:w="1824" w:type="dxa"/>
             <w:tcBorders>
-              <w:top w:val="single" w:sz="4" w:space="0" w:color="auto"/>
-              <w:left w:val="single" w:sz="4" w:space="0" w:color="auto"/>
+              <w:top w:val="single" w:color="auto" w:sz="4" w:space="0"/>
+              <w:left w:val="single" w:color="auto" w:sz="4" w:space="0"/>
               <w:bottom w:val="nil"/>
               <w:right w:val="nil"/>
             </w:tcBorders>
@@ -167,8 +165,8 @@
           <w:tcPr>
             <w:tcW w:w="3090" w:type="dxa"/>
             <w:tcBorders>
-              <w:top w:val="single" w:sz="4" w:space="0" w:color="auto"/>
-              <w:left w:val="single" w:sz="4" w:space="0" w:color="auto"/>
+              <w:top w:val="single" w:color="auto" w:sz="4" w:space="0"/>
+              <w:left w:val="single" w:color="auto" w:sz="4" w:space="0"/>
               <w:bottom w:val="nil"/>
               <w:right w:val="nil"/>
             </w:tcBorders>
@@ -212,8 +210,8 @@
           <w:tcPr>
             <w:tcW w:w="1824" w:type="dxa"/>
             <w:tcBorders>
-              <w:top w:val="single" w:sz="4" w:space="0" w:color="auto"/>
-              <w:left w:val="single" w:sz="4" w:space="0" w:color="auto"/>
+              <w:top w:val="single" w:color="auto" w:sz="4" w:space="0"/>
+              <w:left w:val="single" w:color="auto" w:sz="4" w:space="0"/>
               <w:bottom w:val="nil"/>
               <w:right w:val="nil"/>
             </w:tcBorders>
@@ -258,10 +256,10 @@
           <w:tcPr>
             <w:tcW w:w="1784" w:type="dxa"/>
             <w:tcBorders>
-              <w:top w:val="single" w:sz="4" w:space="0" w:color="auto"/>
-              <w:left w:val="single" w:sz="4" w:space="0" w:color="auto"/>
+              <w:top w:val="single" w:color="auto" w:sz="4" w:space="0"/>
+              <w:left w:val="single" w:color="auto" w:sz="4" w:space="0"/>
               <w:bottom w:val="nil"/>
-              <w:right w:val="single" w:sz="4" w:space="0" w:color="auto"/>
+              <w:right w:val="single" w:color="auto" w:sz="4" w:space="0"/>
             </w:tcBorders>
             <w:tcMar>
               <w:top w:w="-1" w:type="dxa"/>
@@ -302,8 +300,14 @@
       </w:tr>
       <w:tr>
         <w:tblPrEx>
-          <w:tblW w:w="8522" w:type="dxa"/>
-          <w:jc w:val="center"/>
+          <w:tblBorders>
+            <w:top w:val="none" w:color="auto" w:sz="0" w:space="0"/>
+            <w:left w:val="none" w:color="auto" w:sz="0" w:space="0"/>
+            <w:bottom w:val="none" w:color="auto" w:sz="0" w:space="0"/>
+            <w:right w:val="none" w:color="auto" w:sz="0" w:space="0"/>
+            <w:insideH w:val="none" w:color="auto" w:sz="0" w:space="0"/>
+            <w:insideV w:val="none" w:color="auto" w:sz="0" w:space="0"/>
+          </w:tblBorders>
           <w:tblCellMar>
             <w:top w:w="0" w:type="dxa"/>
             <w:left w:w="108" w:type="dxa"/>
@@ -312,7 +316,7 @@
           </w:tblCellMar>
         </w:tblPrEx>
         <w:trPr>
-          <w:trHeight w:val="0"/>
+          <w:trHeight w:val="0" w:hRule="atLeast"/>
           <w:tblHeader/>
           <w:jc w:val="center"/>
         </w:trPr>
@@ -320,8 +324,8 @@
           <w:tcPr>
             <w:tcW w:w="1824" w:type="dxa"/>
             <w:tcBorders>
-              <w:top w:val="single" w:sz="4" w:space="0" w:color="auto"/>
-              <w:left w:val="single" w:sz="4" w:space="0" w:color="auto"/>
+              <w:top w:val="single" w:color="auto" w:sz="4" w:space="0"/>
+              <w:left w:val="single" w:color="auto" w:sz="4" w:space="0"/>
               <w:bottom w:val="nil"/>
               <w:right w:val="nil"/>
             </w:tcBorders>
@@ -366,8 +370,8 @@
           <w:tcPr>
             <w:tcW w:w="3090" w:type="dxa"/>
             <w:tcBorders>
-              <w:top w:val="single" w:sz="4" w:space="0" w:color="auto"/>
-              <w:left w:val="single" w:sz="4" w:space="0" w:color="auto"/>
+              <w:top w:val="single" w:color="auto" w:sz="4" w:space="0"/>
+              <w:left w:val="single" w:color="auto" w:sz="4" w:space="0"/>
               <w:bottom w:val="nil"/>
               <w:right w:val="nil"/>
             </w:tcBorders>
@@ -411,8 +415,8 @@
           <w:tcPr>
             <w:tcW w:w="1824" w:type="dxa"/>
             <w:tcBorders>
-              <w:top w:val="single" w:sz="4" w:space="0" w:color="auto"/>
-              <w:left w:val="single" w:sz="4" w:space="0" w:color="auto"/>
+              <w:top w:val="single" w:color="auto" w:sz="4" w:space="0"/>
+              <w:left w:val="single" w:color="auto" w:sz="4" w:space="0"/>
               <w:bottom w:val="nil"/>
               <w:right w:val="nil"/>
             </w:tcBorders>
@@ -457,10 +461,10 @@
           <w:tcPr>
             <w:tcW w:w="1784" w:type="dxa"/>
             <w:tcBorders>
-              <w:top w:val="single" w:sz="4" w:space="0" w:color="auto"/>
-              <w:left w:val="single" w:sz="4" w:space="0" w:color="auto"/>
+              <w:top w:val="single" w:color="auto" w:sz="4" w:space="0"/>
+              <w:left w:val="single" w:color="auto" w:sz="4" w:space="0"/>
               <w:bottom w:val="nil"/>
-              <w:right w:val="single" w:sz="4" w:space="0" w:color="auto"/>
+              <w:right w:val="single" w:color="auto" w:sz="4" w:space="0"/>
             </w:tcBorders>
             <w:tcMar>
               <w:top w:w="-1" w:type="dxa"/>
@@ -501,8 +505,14 @@
       </w:tr>
       <w:tr>
         <w:tblPrEx>
-          <w:tblW w:w="8522" w:type="dxa"/>
-          <w:jc w:val="center"/>
+          <w:tblBorders>
+            <w:top w:val="none" w:color="auto" w:sz="0" w:space="0"/>
+            <w:left w:val="none" w:color="auto" w:sz="0" w:space="0"/>
+            <w:bottom w:val="none" w:color="auto" w:sz="0" w:space="0"/>
+            <w:right w:val="none" w:color="auto" w:sz="0" w:space="0"/>
+            <w:insideH w:val="none" w:color="auto" w:sz="0" w:space="0"/>
+            <w:insideV w:val="none" w:color="auto" w:sz="0" w:space="0"/>
+          </w:tblBorders>
           <w:tblCellMar>
             <w:top w:w="0" w:type="dxa"/>
             <w:left w:w="108" w:type="dxa"/>
@@ -511,7 +521,7 @@
           </w:tblCellMar>
         </w:tblPrEx>
         <w:trPr>
-          <w:trHeight w:val="0"/>
+          <w:trHeight w:val="0" w:hRule="atLeast"/>
           <w:tblHeader/>
           <w:jc w:val="center"/>
         </w:trPr>
@@ -519,8 +529,8 @@
           <w:tcPr>
             <w:tcW w:w="1824" w:type="dxa"/>
             <w:tcBorders>
-              <w:top w:val="single" w:sz="4" w:space="0" w:color="auto"/>
-              <w:left w:val="single" w:sz="4" w:space="0" w:color="auto"/>
+              <w:top w:val="single" w:color="auto" w:sz="4" w:space="0"/>
+              <w:left w:val="single" w:color="auto" w:sz="4" w:space="0"/>
               <w:bottom w:val="nil"/>
               <w:right w:val="nil"/>
             </w:tcBorders>
@@ -565,8 +575,8 @@
           <w:tcPr>
             <w:tcW w:w="3090" w:type="dxa"/>
             <w:tcBorders>
-              <w:top w:val="single" w:sz="4" w:space="0" w:color="auto"/>
-              <w:left w:val="single" w:sz="4" w:space="0" w:color="auto"/>
+              <w:top w:val="single" w:color="auto" w:sz="4" w:space="0"/>
+              <w:left w:val="single" w:color="auto" w:sz="4" w:space="0"/>
               <w:bottom w:val="nil"/>
               <w:right w:val="nil"/>
             </w:tcBorders>
@@ -610,8 +620,8 @@
           <w:tcPr>
             <w:tcW w:w="1824" w:type="dxa"/>
             <w:tcBorders>
-              <w:top w:val="single" w:sz="4" w:space="0" w:color="auto"/>
-              <w:left w:val="single" w:sz="4" w:space="0" w:color="auto"/>
+              <w:top w:val="single" w:color="auto" w:sz="4" w:space="0"/>
+              <w:left w:val="single" w:color="auto" w:sz="4" w:space="0"/>
               <w:bottom w:val="nil"/>
               <w:right w:val="nil"/>
             </w:tcBorders>
@@ -656,10 +666,10 @@
           <w:tcPr>
             <w:tcW w:w="1784" w:type="dxa"/>
             <w:tcBorders>
-              <w:top w:val="single" w:sz="4" w:space="0" w:color="auto"/>
-              <w:left w:val="single" w:sz="4" w:space="0" w:color="auto"/>
+              <w:top w:val="single" w:color="auto" w:sz="4" w:space="0"/>
+              <w:left w:val="single" w:color="auto" w:sz="4" w:space="0"/>
               <w:bottom w:val="nil"/>
-              <w:right w:val="single" w:sz="4" w:space="0" w:color="auto"/>
+              <w:right w:val="single" w:color="auto" w:sz="4" w:space="0"/>
             </w:tcBorders>
             <w:tcMar>
               <w:top w:w="-1" w:type="dxa"/>
@@ -700,8 +710,14 @@
       </w:tr>
       <w:tr>
         <w:tblPrEx>
-          <w:tblW w:w="8522" w:type="dxa"/>
-          <w:jc w:val="center"/>
+          <w:tblBorders>
+            <w:top w:val="none" w:color="auto" w:sz="0" w:space="0"/>
+            <w:left w:val="none" w:color="auto" w:sz="0" w:space="0"/>
+            <w:bottom w:val="none" w:color="auto" w:sz="0" w:space="0"/>
+            <w:right w:val="none" w:color="auto" w:sz="0" w:space="0"/>
+            <w:insideH w:val="none" w:color="auto" w:sz="0" w:space="0"/>
+            <w:insideV w:val="none" w:color="auto" w:sz="0" w:space="0"/>
+          </w:tblBorders>
           <w:tblCellMar>
             <w:top w:w="0" w:type="dxa"/>
             <w:left w:w="108" w:type="dxa"/>
@@ -710,7 +726,7 @@
           </w:tblCellMar>
         </w:tblPrEx>
         <w:trPr>
-          <w:trHeight w:val="0"/>
+          <w:trHeight w:val="0" w:hRule="atLeast"/>
           <w:tblHeader/>
           <w:jc w:val="center"/>
         </w:trPr>
@@ -718,8 +734,8 @@
           <w:tcPr>
             <w:tcW w:w="1824" w:type="dxa"/>
             <w:tcBorders>
-              <w:top w:val="single" w:sz="4" w:space="0" w:color="auto"/>
-              <w:left w:val="single" w:sz="4" w:space="0" w:color="auto"/>
+              <w:top w:val="single" w:color="auto" w:sz="4" w:space="0"/>
+              <w:left w:val="single" w:color="auto" w:sz="4" w:space="0"/>
               <w:bottom w:val="nil"/>
               <w:right w:val="nil"/>
             </w:tcBorders>
@@ -764,8 +780,8 @@
           <w:tcPr>
             <w:tcW w:w="3090" w:type="dxa"/>
             <w:tcBorders>
-              <w:top w:val="single" w:sz="4" w:space="0" w:color="auto"/>
-              <w:left w:val="single" w:sz="4" w:space="0" w:color="auto"/>
+              <w:top w:val="single" w:color="auto" w:sz="4" w:space="0"/>
+              <w:left w:val="single" w:color="auto" w:sz="4" w:space="0"/>
               <w:bottom w:val="nil"/>
               <w:right w:val="nil"/>
             </w:tcBorders>
@@ -809,8 +825,8 @@
           <w:tcPr>
             <w:tcW w:w="1824" w:type="dxa"/>
             <w:tcBorders>
-              <w:top w:val="single" w:sz="4" w:space="0" w:color="auto"/>
-              <w:left w:val="single" w:sz="4" w:space="0" w:color="auto"/>
+              <w:top w:val="single" w:color="auto" w:sz="4" w:space="0"/>
+              <w:left w:val="single" w:color="auto" w:sz="4" w:space="0"/>
               <w:bottom w:val="nil"/>
               <w:right w:val="nil"/>
             </w:tcBorders>
@@ -855,10 +871,10 @@
           <w:tcPr>
             <w:tcW w:w="1784" w:type="dxa"/>
             <w:tcBorders>
-              <w:top w:val="single" w:sz="4" w:space="0" w:color="auto"/>
-              <w:left w:val="single" w:sz="4" w:space="0" w:color="auto"/>
+              <w:top w:val="single" w:color="auto" w:sz="4" w:space="0"/>
+              <w:left w:val="single" w:color="auto" w:sz="4" w:space="0"/>
               <w:bottom w:val="nil"/>
-              <w:right w:val="single" w:sz="4" w:space="0" w:color="auto"/>
+              <w:right w:val="single" w:color="auto" w:sz="4" w:space="0"/>
             </w:tcBorders>
             <w:tcMar>
               <w:top w:w="-1" w:type="dxa"/>
@@ -899,8 +915,14 @@
       </w:tr>
       <w:tr>
         <w:tblPrEx>
-          <w:tblW w:w="8522" w:type="dxa"/>
-          <w:jc w:val="center"/>
+          <w:tblBorders>
+            <w:top w:val="none" w:color="auto" w:sz="0" w:space="0"/>
+            <w:left w:val="none" w:color="auto" w:sz="0" w:space="0"/>
+            <w:bottom w:val="none" w:color="auto" w:sz="0" w:space="0"/>
+            <w:right w:val="none" w:color="auto" w:sz="0" w:space="0"/>
+            <w:insideH w:val="none" w:color="auto" w:sz="0" w:space="0"/>
+            <w:insideV w:val="none" w:color="auto" w:sz="0" w:space="0"/>
+          </w:tblBorders>
           <w:tblCellMar>
             <w:top w:w="0" w:type="dxa"/>
             <w:left w:w="108" w:type="dxa"/>
@@ -909,7 +931,7 @@
           </w:tblCellMar>
         </w:tblPrEx>
         <w:trPr>
-          <w:trHeight w:val="0"/>
+          <w:trHeight w:val="0" w:hRule="atLeast"/>
           <w:tblHeader/>
           <w:jc w:val="center"/>
         </w:trPr>
@@ -917,9 +939,9 @@
           <w:tcPr>
             <w:tcW w:w="1824" w:type="dxa"/>
             <w:tcBorders>
-              <w:top w:val="single" w:sz="4" w:space="0" w:color="auto"/>
-              <w:left w:val="single" w:sz="4" w:space="0" w:color="auto"/>
-              <w:bottom w:val="single" w:sz="4" w:space="0" w:color="auto"/>
+              <w:top w:val="single" w:color="auto" w:sz="4" w:space="0"/>
+              <w:left w:val="single" w:color="auto" w:sz="4" w:space="0"/>
+              <w:bottom w:val="single" w:color="auto" w:sz="4" w:space="0"/>
               <w:right w:val="nil"/>
             </w:tcBorders>
             <w:shd w:val="clear" w:color="auto" w:fill="AEAAAA" w:themeFill="background2" w:themeFillShade="BF"/>
@@ -963,9 +985,9 @@
           <w:tcPr>
             <w:tcW w:w="3090" w:type="dxa"/>
             <w:tcBorders>
-              <w:top w:val="single" w:sz="4" w:space="0" w:color="auto"/>
-              <w:left w:val="single" w:sz="4" w:space="0" w:color="auto"/>
-              <w:bottom w:val="single" w:sz="4" w:space="0" w:color="auto"/>
+              <w:top w:val="single" w:color="auto" w:sz="4" w:space="0"/>
+              <w:left w:val="single" w:color="auto" w:sz="4" w:space="0"/>
+              <w:bottom w:val="single" w:color="auto" w:sz="4" w:space="0"/>
               <w:right w:val="nil"/>
             </w:tcBorders>
             <w:tcMar>
@@ -1008,9 +1030,9 @@
           <w:tcPr>
             <w:tcW w:w="1824" w:type="dxa"/>
             <w:tcBorders>
-              <w:top w:val="single" w:sz="4" w:space="0" w:color="auto"/>
-              <w:left w:val="single" w:sz="4" w:space="0" w:color="auto"/>
-              <w:bottom w:val="single" w:sz="4" w:space="0" w:color="auto"/>
+              <w:top w:val="single" w:color="auto" w:sz="4" w:space="0"/>
+              <w:left w:val="single" w:color="auto" w:sz="4" w:space="0"/>
+              <w:bottom w:val="single" w:color="auto" w:sz="4" w:space="0"/>
               <w:right w:val="nil"/>
             </w:tcBorders>
             <w:shd w:val="clear" w:color="auto" w:fill="AEAAAA" w:themeFill="background2" w:themeFillShade="BF"/>
@@ -1054,10 +1076,10 @@
           <w:tcPr>
             <w:tcW w:w="1784" w:type="dxa"/>
             <w:tcBorders>
-              <w:top w:val="single" w:sz="4" w:space="0" w:color="auto"/>
-              <w:left w:val="single" w:sz="4" w:space="0" w:color="auto"/>
-              <w:bottom w:val="single" w:sz="4" w:space="0" w:color="auto"/>
-              <w:right w:val="single" w:sz="4" w:space="0" w:color="auto"/>
+              <w:top w:val="single" w:color="auto" w:sz="4" w:space="0"/>
+              <w:left w:val="single" w:color="auto" w:sz="4" w:space="0"/>
+              <w:bottom w:val="single" w:color="auto" w:sz="4" w:space="0"/>
+              <w:right w:val="single" w:color="auto" w:sz="4" w:space="0"/>
             </w:tcBorders>
             <w:tcMar>
               <w:top w:w="-1" w:type="dxa"/>
@@ -1127,7 +1149,7 @@
     </w:p>
     <w:p>
       <w:pPr>
-        <w:pStyle w:val="a1"/>
+        <w:pStyle w:val="31"/>
         <w:keepLines w:val="0"/>
         <w:pageBreakBefore w:val="0"/>
         <w:widowControl w:val="0"/>
@@ -1161,17 +1183,18 @@
     </w:p>
     <w:tbl>
       <w:tblPr>
-        <w:tblStyle w:val="TableGrid"/>
+        <w:tblStyle w:val="23"/>
         <w:tblW w:w="8519" w:type="dxa"/>
         <w:jc w:val="center"/>
         <w:tblBorders>
-          <w:top w:val="nil"/>
-          <w:left w:val="nil"/>
-          <w:bottom w:val="nil"/>
-          <w:right w:val="nil"/>
-          <w:insideH w:val="nil"/>
-          <w:insideV w:val="nil"/>
+          <w:top w:val="none" w:color="auto" w:sz="0" w:space="0"/>
+          <w:left w:val="none" w:color="auto" w:sz="0" w:space="0"/>
+          <w:bottom w:val="none" w:color="auto" w:sz="0" w:space="0"/>
+          <w:right w:val="none" w:color="auto" w:sz="0" w:space="0"/>
+          <w:insideH w:val="none" w:color="auto" w:sz="0" w:space="0"/>
+          <w:insideV w:val="none" w:color="auto" w:sz="0" w:space="0"/>
         </w:tblBorders>
+        <w:tblLayout w:type="autofit"/>
         <w:tblCellMar>
           <w:top w:w="0" w:type="dxa"/>
           <w:left w:w="108" w:type="dxa"/>
@@ -1188,15 +1211,13 @@
       </w:tblGrid>
       <w:tr>
         <w:tblPrEx>
-          <w:tblW w:w="8519" w:type="dxa"/>
-          <w:jc w:val="center"/>
           <w:tblBorders>
-            <w:top w:val="nil"/>
-            <w:left w:val="nil"/>
-            <w:bottom w:val="nil"/>
-            <w:right w:val="nil"/>
-            <w:insideH w:val="nil"/>
-            <w:insideV w:val="nil"/>
+            <w:top w:val="none" w:color="auto" w:sz="0" w:space="0"/>
+            <w:left w:val="none" w:color="auto" w:sz="0" w:space="0"/>
+            <w:bottom w:val="none" w:color="auto" w:sz="0" w:space="0"/>
+            <w:right w:val="none" w:color="auto" w:sz="0" w:space="0"/>
+            <w:insideH w:val="none" w:color="auto" w:sz="0" w:space="0"/>
+            <w:insideV w:val="none" w:color="auto" w:sz="0" w:space="0"/>
           </w:tblBorders>
           <w:tblCellMar>
             <w:top w:w="0" w:type="dxa"/>
@@ -1206,7 +1227,7 @@
           </w:tblCellMar>
         </w:tblPrEx>
         <w:trPr>
-          <w:trHeight w:val="0"/>
+          <w:trHeight w:val="0" w:hRule="atLeast"/>
           <w:tblHeader/>
           <w:jc w:val="center"/>
         </w:trPr>
@@ -1214,8 +1235,8 @@
           <w:tcPr>
             <w:tcW w:w="0" w:type="auto"/>
             <w:tcBorders>
-              <w:top w:val="single" w:sz="12" w:space="0" w:color="auto"/>
-              <w:left w:val="single" w:sz="12" w:space="0" w:color="auto"/>
+              <w:top w:val="single" w:color="auto" w:sz="12" w:space="0"/>
+              <w:left w:val="single" w:color="auto" w:sz="12" w:space="0"/>
               <w:bottom w:val="nil"/>
               <w:right w:val="nil"/>
             </w:tcBorders>
@@ -1242,12 +1263,12 @@
               <w:adjustRightInd w:val="0"/>
               <w:snapToGrid w:val="0"/>
               <w:spacing w:line="240" w:lineRule="auto"/>
-              <w:ind w:left="0" w:right="0" w:firstLine="0" w:leftChars="0" w:rightChars="0" w:firstLineChars="0"/>
+              <w:ind w:left="0" w:leftChars="0" w:right="0" w:rightChars="0" w:firstLine="0" w:firstLineChars="0"/>
               <w:jc w:val="center"/>
               <w:textAlignment w:val="baseline"/>
               <w:rPr>
-                <w:rStyle w:val="Strong"/>
-                <w:rFonts w:ascii="微软雅黑" w:eastAsia="微软雅黑" w:hAnsi="微软雅黑" w:cs="微软雅黑" w:hint="default"/>
+                <w:rStyle w:val="25"/>
+                <w:rFonts w:hint="default" w:ascii="微软雅黑" w:hAnsi="微软雅黑" w:eastAsia="微软雅黑" w:cs="微软雅黑"/>
                 <w:b/>
                 <w:bCs/>
                 <w:i w:val="0"/>
@@ -1265,8 +1286,8 @@
             </w:pPr>
             <w:r>
               <w:rPr>
-                <w:rStyle w:val="Strong"/>
-                <w:rFonts w:ascii="微软雅黑" w:eastAsia="微软雅黑" w:hAnsi="微软雅黑" w:cs="微软雅黑" w:hint="eastAsia"/>
+                <w:rStyle w:val="25"/>
+                <w:rFonts w:hint="eastAsia" w:ascii="微软雅黑" w:hAnsi="微软雅黑" w:eastAsia="微软雅黑" w:cs="微软雅黑"/>
                 <w:b/>
                 <w:bCs/>
                 <w:i w:val="0"/>
@@ -1289,8 +1310,8 @@
           <w:tcPr>
             <w:tcW w:w="0" w:type="auto"/>
             <w:tcBorders>
-              <w:top w:val="single" w:sz="12" w:space="0" w:color="auto"/>
-              <w:left w:val="single" w:sz="4" w:space="0" w:color="auto"/>
+              <w:top w:val="single" w:color="auto" w:sz="12" w:space="0"/>
+              <w:left w:val="single" w:color="auto" w:sz="4" w:space="0"/>
               <w:bottom w:val="nil"/>
               <w:right w:val="nil"/>
             </w:tcBorders>
@@ -1317,12 +1338,12 @@
               <w:adjustRightInd w:val="0"/>
               <w:snapToGrid w:val="0"/>
               <w:spacing w:line="240" w:lineRule="auto"/>
-              <w:ind w:left="0" w:right="0" w:firstLine="0" w:leftChars="0" w:rightChars="0" w:firstLineChars="0"/>
+              <w:ind w:left="0" w:leftChars="0" w:right="0" w:rightChars="0" w:firstLine="0" w:firstLineChars="0"/>
               <w:jc w:val="center"/>
               <w:textAlignment w:val="baseline"/>
               <w:rPr>
-                <w:rStyle w:val="Strong"/>
-                <w:rFonts w:ascii="微软雅黑" w:eastAsia="微软雅黑" w:hAnsi="微软雅黑" w:cs="微软雅黑" w:hint="default"/>
+                <w:rStyle w:val="25"/>
+                <w:rFonts w:hint="default" w:ascii="微软雅黑" w:hAnsi="微软雅黑" w:eastAsia="微软雅黑" w:cs="微软雅黑"/>
                 <w:b/>
                 <w:bCs/>
                 <w:i w:val="0"/>
@@ -1340,8 +1361,8 @@
             </w:pPr>
             <w:r>
               <w:rPr>
-                <w:rStyle w:val="Strong"/>
-                <w:rFonts w:ascii="微软雅黑" w:eastAsia="微软雅黑" w:hAnsi="微软雅黑" w:cs="微软雅黑" w:hint="eastAsia"/>
+                <w:rStyle w:val="25"/>
+                <w:rFonts w:hint="eastAsia" w:ascii="微软雅黑" w:hAnsi="微软雅黑" w:eastAsia="微软雅黑" w:cs="微软雅黑"/>
                 <w:b/>
                 <w:bCs/>
                 <w:i w:val="0"/>
@@ -1364,8 +1385,8 @@
           <w:tcPr>
             <w:tcW w:w="0" w:type="auto"/>
             <w:tcBorders>
-              <w:top w:val="single" w:sz="12" w:space="0" w:color="auto"/>
-              <w:left w:val="single" w:sz="4" w:space="0" w:color="auto"/>
+              <w:top w:val="single" w:color="auto" w:sz="12" w:space="0"/>
+              <w:left w:val="single" w:color="auto" w:sz="4" w:space="0"/>
               <w:bottom w:val="nil"/>
               <w:right w:val="nil"/>
             </w:tcBorders>
@@ -1392,12 +1413,12 @@
               <w:adjustRightInd w:val="0"/>
               <w:snapToGrid w:val="0"/>
               <w:spacing w:line="240" w:lineRule="auto"/>
-              <w:ind w:left="0" w:right="0" w:firstLine="0" w:leftChars="0" w:rightChars="0" w:firstLineChars="0"/>
+              <w:ind w:left="0" w:leftChars="0" w:right="0" w:rightChars="0" w:firstLine="0" w:firstLineChars="0"/>
               <w:jc w:val="center"/>
               <w:textAlignment w:val="baseline"/>
               <w:rPr>
-                <w:rStyle w:val="Strong"/>
-                <w:rFonts w:ascii="微软雅黑" w:eastAsia="微软雅黑" w:hAnsi="微软雅黑" w:cs="微软雅黑" w:hint="default"/>
+                <w:rStyle w:val="25"/>
+                <w:rFonts w:hint="default" w:ascii="微软雅黑" w:hAnsi="微软雅黑" w:eastAsia="微软雅黑" w:cs="微软雅黑"/>
                 <w:b/>
                 <w:bCs/>
                 <w:i w:val="0"/>
@@ -1415,8 +1436,8 @@
             </w:pPr>
             <w:r>
               <w:rPr>
-                <w:rStyle w:val="Strong"/>
-                <w:rFonts w:ascii="微软雅黑" w:eastAsia="微软雅黑" w:hAnsi="微软雅黑" w:cs="微软雅黑" w:hint="eastAsia"/>
+                <w:rStyle w:val="25"/>
+                <w:rFonts w:hint="eastAsia" w:ascii="微软雅黑" w:hAnsi="微软雅黑" w:eastAsia="微软雅黑" w:cs="微软雅黑"/>
                 <w:b/>
                 <w:bCs/>
                 <w:i w:val="0"/>
@@ -1439,8 +1460,8 @@
           <w:tcPr>
             <w:tcW w:w="0" w:type="auto"/>
             <w:tcBorders>
-              <w:top w:val="single" w:sz="12" w:space="0" w:color="auto"/>
-              <w:left w:val="single" w:sz="4" w:space="0" w:color="auto"/>
+              <w:top w:val="single" w:color="auto" w:sz="12" w:space="0"/>
+              <w:left w:val="single" w:color="auto" w:sz="4" w:space="0"/>
               <w:bottom w:val="nil"/>
               <w:right w:val="nil"/>
             </w:tcBorders>
@@ -1467,12 +1488,12 @@
               <w:adjustRightInd w:val="0"/>
               <w:snapToGrid w:val="0"/>
               <w:spacing w:line="240" w:lineRule="auto"/>
-              <w:ind w:left="0" w:right="0" w:firstLine="0" w:leftChars="0" w:rightChars="0" w:firstLineChars="0"/>
+              <w:ind w:left="0" w:leftChars="0" w:right="0" w:rightChars="0" w:firstLine="0" w:firstLineChars="0"/>
               <w:jc w:val="center"/>
               <w:textAlignment w:val="baseline"/>
               <w:rPr>
-                <w:rStyle w:val="Strong"/>
-                <w:rFonts w:ascii="微软雅黑" w:eastAsia="微软雅黑" w:hAnsi="微软雅黑" w:cs="微软雅黑" w:hint="default"/>
+                <w:rStyle w:val="25"/>
+                <w:rFonts w:hint="default" w:ascii="微软雅黑" w:hAnsi="微软雅黑" w:eastAsia="微软雅黑" w:cs="微软雅黑"/>
                 <w:b/>
                 <w:bCs/>
                 <w:i w:val="0"/>
@@ -1490,8 +1511,8 @@
             </w:pPr>
             <w:r>
               <w:rPr>
-                <w:rStyle w:val="Strong"/>
-                <w:rFonts w:ascii="微软雅黑" w:eastAsia="微软雅黑" w:hAnsi="微软雅黑" w:cs="微软雅黑" w:hint="eastAsia"/>
+                <w:rStyle w:val="25"/>
+                <w:rFonts w:hint="eastAsia" w:ascii="微软雅黑" w:hAnsi="微软雅黑" w:eastAsia="微软雅黑" w:cs="微软雅黑"/>
                 <w:b/>
                 <w:bCs/>
                 <w:i w:val="0"/>
@@ -1514,10 +1535,10 @@
           <w:tcPr>
             <w:tcW w:w="1205" w:type="dxa"/>
             <w:tcBorders>
-              <w:top w:val="single" w:sz="12" w:space="0" w:color="auto"/>
-              <w:left w:val="single" w:sz="4" w:space="0" w:color="auto"/>
+              <w:top w:val="single" w:color="auto" w:sz="12" w:space="0"/>
+              <w:left w:val="single" w:color="auto" w:sz="4" w:space="0"/>
               <w:bottom w:val="nil"/>
-              <w:right w:val="single" w:sz="12" w:space="0" w:color="auto"/>
+              <w:right w:val="single" w:color="auto" w:sz="12" w:space="0"/>
             </w:tcBorders>
             <w:tcMar>
               <w:top w:w="-1" w:type="dxa"/>
@@ -1542,12 +1563,12 @@
               <w:adjustRightInd w:val="0"/>
               <w:snapToGrid w:val="0"/>
               <w:spacing w:line="240" w:lineRule="auto"/>
-              <w:ind w:left="0" w:right="0" w:firstLine="0" w:leftChars="0" w:rightChars="0" w:firstLineChars="0"/>
+              <w:ind w:left="0" w:leftChars="0" w:right="0" w:rightChars="0" w:firstLine="0" w:firstLineChars="0"/>
               <w:jc w:val="center"/>
               <w:textAlignment w:val="baseline"/>
               <w:rPr>
-                <w:rStyle w:val="Strong"/>
-                <w:rFonts w:ascii="微软雅黑" w:eastAsia="微软雅黑" w:hAnsi="微软雅黑" w:cs="微软雅黑" w:hint="default"/>
+                <w:rStyle w:val="25"/>
+                <w:rFonts w:hint="default" w:ascii="微软雅黑" w:hAnsi="微软雅黑" w:eastAsia="微软雅黑" w:cs="微软雅黑"/>
                 <w:b/>
                 <w:bCs/>
                 <w:i w:val="0"/>
@@ -1565,8 +1586,8 @@
             </w:pPr>
             <w:r>
               <w:rPr>
-                <w:rStyle w:val="Strong"/>
-                <w:rFonts w:ascii="微软雅黑" w:eastAsia="微软雅黑" w:hAnsi="微软雅黑" w:cs="微软雅黑" w:hint="eastAsia"/>
+                <w:rStyle w:val="25"/>
+                <w:rFonts w:hint="eastAsia" w:ascii="微软雅黑" w:hAnsi="微软雅黑" w:eastAsia="微软雅黑" w:cs="微软雅黑"/>
                 <w:b/>
                 <w:bCs/>
                 <w:i w:val="0"/>
@@ -1588,8 +1609,14 @@
       </w:tr>
       <w:tr>
         <w:tblPrEx>
-          <w:tblW w:w="8519" w:type="dxa"/>
-          <w:jc w:val="center"/>
+          <w:tblBorders>
+            <w:top w:val="none" w:color="auto" w:sz="0" w:space="0"/>
+            <w:left w:val="none" w:color="auto" w:sz="0" w:space="0"/>
+            <w:bottom w:val="none" w:color="auto" w:sz="0" w:space="0"/>
+            <w:right w:val="none" w:color="auto" w:sz="0" w:space="0"/>
+            <w:insideH w:val="none" w:color="auto" w:sz="0" w:space="0"/>
+            <w:insideV w:val="none" w:color="auto" w:sz="0" w:space="0"/>
+          </w:tblBorders>
           <w:tblCellMar>
             <w:top w:w="0" w:type="dxa"/>
             <w:left w:w="108" w:type="dxa"/>
@@ -1598,15 +1625,15 @@
           </w:tblCellMar>
         </w:tblPrEx>
         <w:trPr>
-          <w:trHeight w:val="0"/>
+          <w:trHeight w:val="0" w:hRule="atLeast"/>
           <w:jc w:val="center"/>
         </w:trPr>
         <w:tc>
           <w:tcPr>
             <w:tcW w:w="0" w:type="auto"/>
             <w:tcBorders>
-              <w:top w:val="single" w:sz="4" w:space="0" w:color="auto"/>
-              <w:left w:val="single" w:sz="12" w:space="0" w:color="auto"/>
+              <w:top w:val="single" w:color="auto" w:sz="4" w:space="0"/>
+              <w:left w:val="single" w:color="auto" w:sz="12" w:space="0"/>
               <w:bottom w:val="nil"/>
               <w:right w:val="nil"/>
             </w:tcBorders>
@@ -1633,12 +1660,12 @@
               <w:adjustRightInd w:val="0"/>
               <w:snapToGrid w:val="0"/>
               <w:spacing w:line="240" w:lineRule="auto"/>
-              <w:ind w:left="0" w:right="0" w:firstLine="0" w:leftChars="0" w:rightChars="0" w:firstLineChars="0"/>
+              <w:ind w:left="0" w:leftChars="0" w:right="0" w:rightChars="0" w:firstLine="0" w:firstLineChars="0"/>
               <w:jc w:val="center"/>
               <w:textAlignment w:val="baseline"/>
               <w:rPr>
-                <w:rStyle w:val="Strong"/>
-                <w:rFonts w:ascii="微软雅黑" w:eastAsia="微软雅黑" w:hAnsi="微软雅黑" w:cs="微软雅黑" w:hint="default"/>
+                <w:rStyle w:val="25"/>
+                <w:rFonts w:hint="default" w:ascii="微软雅黑" w:hAnsi="微软雅黑" w:eastAsia="微软雅黑" w:cs="微软雅黑"/>
                 <w:b w:val="0"/>
                 <w:bCs/>
                 <w:i w:val="0"/>
@@ -1656,8 +1683,8 @@
             </w:pPr>
             <w:r>
               <w:rPr>
-                <w:rStyle w:val="Strong"/>
-                <w:rFonts w:ascii="微软雅黑" w:eastAsia="微软雅黑" w:hAnsi="微软雅黑" w:cs="微软雅黑" w:hint="eastAsia"/>
+                <w:rStyle w:val="25"/>
+                <w:rFonts w:hint="eastAsia" w:ascii="微软雅黑" w:hAnsi="微软雅黑" w:eastAsia="微软雅黑" w:cs="微软雅黑"/>
                 <w:b w:val="0"/>
                 <w:bCs/>
                 <w:i w:val="0"/>
@@ -1675,8 +1702,8 @@
             </w:r>
             <w:r>
               <w:rPr>
-                <w:rStyle w:val="Strong"/>
-                <w:rFonts w:ascii="微软雅黑" w:eastAsia="微软雅黑" w:hAnsi="微软雅黑" w:cs="微软雅黑" w:hint="eastAsia"/>
+                <w:rStyle w:val="25"/>
+                <w:rFonts w:hint="eastAsia" w:ascii="微软雅黑" w:hAnsi="微软雅黑" w:eastAsia="微软雅黑" w:cs="微软雅黑"/>
                 <w:b w:val="0"/>
                 <w:bCs/>
                 <w:i w:val="0"/>
@@ -1699,8 +1726,8 @@
           <w:tcPr>
             <w:tcW w:w="0" w:type="auto"/>
             <w:tcBorders>
-              <w:top w:val="single" w:sz="4" w:space="0" w:color="auto"/>
-              <w:left w:val="single" w:sz="4" w:space="0" w:color="auto"/>
+              <w:top w:val="single" w:color="auto" w:sz="4" w:space="0"/>
+              <w:left w:val="single" w:color="auto" w:sz="4" w:space="0"/>
               <w:bottom w:val="nil"/>
               <w:right w:val="nil"/>
             </w:tcBorders>
@@ -1727,12 +1754,12 @@
               <w:adjustRightInd w:val="0"/>
               <w:snapToGrid w:val="0"/>
               <w:spacing w:line="240" w:lineRule="auto"/>
-              <w:ind w:left="0" w:right="0" w:firstLine="0" w:leftChars="0" w:rightChars="0" w:firstLineChars="0"/>
+              <w:ind w:left="0" w:leftChars="0" w:right="0" w:rightChars="0" w:firstLine="0" w:firstLineChars="0"/>
               <w:jc w:val="center"/>
               <w:textAlignment w:val="baseline"/>
               <w:rPr>
-                <w:rStyle w:val="Strong"/>
-                <w:rFonts w:ascii="微软雅黑" w:eastAsia="微软雅黑" w:hAnsi="微软雅黑" w:cs="微软雅黑" w:hint="default"/>
+                <w:rStyle w:val="25"/>
+                <w:rFonts w:hint="default" w:ascii="微软雅黑" w:hAnsi="微软雅黑" w:eastAsia="微软雅黑" w:cs="微软雅黑"/>
                 <w:b w:val="0"/>
                 <w:bCs/>
                 <w:i w:val="0"/>
@@ -1750,8 +1777,8 @@
             </w:pPr>
             <w:r>
               <w:rPr>
-                <w:rStyle w:val="Strong"/>
-                <w:rFonts w:ascii="微软雅黑" w:eastAsia="微软雅黑" w:hAnsi="微软雅黑" w:cs="微软雅黑" w:hint="eastAsia"/>
+                <w:rStyle w:val="25"/>
+                <w:rFonts w:hint="eastAsia" w:ascii="微软雅黑" w:hAnsi="微软雅黑" w:eastAsia="微软雅黑" w:cs="微软雅黑"/>
                 <w:b w:val="0"/>
                 <w:bCs/>
                 <w:i w:val="0"/>
@@ -1774,8 +1801,8 @@
           <w:tcPr>
             <w:tcW w:w="0" w:type="auto"/>
             <w:tcBorders>
-              <w:top w:val="single" w:sz="4" w:space="0" w:color="auto"/>
-              <w:left w:val="single" w:sz="4" w:space="0" w:color="auto"/>
+              <w:top w:val="single" w:color="auto" w:sz="4" w:space="0"/>
+              <w:left w:val="single" w:color="auto" w:sz="4" w:space="0"/>
               <w:bottom w:val="nil"/>
               <w:right w:val="nil"/>
             </w:tcBorders>
@@ -1802,12 +1829,12 @@
               <w:adjustRightInd w:val="0"/>
               <w:snapToGrid w:val="0"/>
               <w:spacing w:line="240" w:lineRule="auto"/>
-              <w:ind w:left="0" w:right="0" w:firstLine="0" w:leftChars="0" w:rightChars="0" w:firstLineChars="0"/>
+              <w:ind w:left="0" w:leftChars="0" w:right="0" w:rightChars="0" w:firstLine="0" w:firstLineChars="0"/>
               <w:jc w:val="center"/>
               <w:textAlignment w:val="baseline"/>
               <w:rPr>
-                <w:rStyle w:val="Strong"/>
-                <w:rFonts w:ascii="微软雅黑" w:eastAsia="微软雅黑" w:hAnsi="微软雅黑" w:cs="微软雅黑" w:hint="default"/>
+                <w:rStyle w:val="25"/>
+                <w:rFonts w:hint="default" w:ascii="微软雅黑" w:hAnsi="微软雅黑" w:eastAsia="微软雅黑" w:cs="微软雅黑"/>
                 <w:b w:val="0"/>
                 <w:bCs/>
                 <w:i w:val="0"/>
@@ -1825,8 +1852,8 @@
             </w:pPr>
             <w:r>
               <w:rPr>
-                <w:rStyle w:val="Strong"/>
-                <w:rFonts w:ascii="微软雅黑" w:eastAsia="微软雅黑" w:hAnsi="微软雅黑" w:cs="微软雅黑" w:hint="eastAsia"/>
+                <w:rStyle w:val="25"/>
+                <w:rFonts w:hint="eastAsia" w:ascii="微软雅黑" w:hAnsi="微软雅黑" w:eastAsia="微软雅黑" w:cs="微软雅黑"/>
                 <w:b w:val="0"/>
                 <w:bCs/>
                 <w:i w:val="0"/>
@@ -1849,8 +1876,8 @@
           <w:tcPr>
             <w:tcW w:w="0" w:type="auto"/>
             <w:tcBorders>
-              <w:top w:val="single" w:sz="4" w:space="0" w:color="auto"/>
-              <w:left w:val="single" w:sz="4" w:space="0" w:color="auto"/>
+              <w:top w:val="single" w:color="auto" w:sz="4" w:space="0"/>
+              <w:left w:val="single" w:color="auto" w:sz="4" w:space="0"/>
               <w:bottom w:val="nil"/>
               <w:right w:val="nil"/>
             </w:tcBorders>
@@ -1877,12 +1904,12 @@
               <w:adjustRightInd w:val="0"/>
               <w:snapToGrid w:val="0"/>
               <w:spacing w:line="240" w:lineRule="auto"/>
-              <w:ind w:left="0" w:right="0" w:firstLine="0" w:leftChars="0" w:rightChars="0" w:firstLineChars="0"/>
+              <w:ind w:left="0" w:leftChars="0" w:right="0" w:rightChars="0" w:firstLine="0" w:firstLineChars="0"/>
               <w:jc w:val="center"/>
               <w:textAlignment w:val="baseline"/>
               <w:rPr>
-                <w:rStyle w:val="Strong"/>
-                <w:rFonts w:ascii="微软雅黑" w:eastAsia="微软雅黑" w:hAnsi="微软雅黑" w:cs="微软雅黑" w:hint="default"/>
+                <w:rStyle w:val="25"/>
+                <w:rFonts w:hint="default" w:ascii="微软雅黑" w:hAnsi="微软雅黑" w:eastAsia="微软雅黑" w:cs="微软雅黑"/>
                 <w:b w:val="0"/>
                 <w:bCs/>
                 <w:i w:val="0"/>
@@ -1900,8 +1927,8 @@
             </w:pPr>
             <w:r>
               <w:rPr>
-                <w:rStyle w:val="Strong"/>
-                <w:rFonts w:ascii="微软雅黑" w:eastAsia="微软雅黑" w:hAnsi="微软雅黑" w:cs="微软雅黑" w:hint="eastAsia"/>
+                <w:rStyle w:val="25"/>
+                <w:rFonts w:hint="eastAsia" w:ascii="微软雅黑" w:hAnsi="微软雅黑" w:eastAsia="微软雅黑" w:cs="微软雅黑"/>
                 <w:b w:val="0"/>
                 <w:bCs/>
                 <w:i w:val="0"/>
@@ -1924,10 +1951,10 @@
           <w:tcPr>
             <w:tcW w:w="1205" w:type="dxa"/>
             <w:tcBorders>
-              <w:top w:val="single" w:sz="4" w:space="0" w:color="auto"/>
-              <w:left w:val="single" w:sz="4" w:space="0" w:color="auto"/>
+              <w:top w:val="single" w:color="auto" w:sz="4" w:space="0"/>
+              <w:left w:val="single" w:color="auto" w:sz="4" w:space="0"/>
               <w:bottom w:val="nil"/>
-              <w:right w:val="single" w:sz="12" w:space="0" w:color="auto"/>
+              <w:right w:val="single" w:color="auto" w:sz="12" w:space="0"/>
             </w:tcBorders>
             <w:tcMar>
               <w:top w:w="-1" w:type="dxa"/>
@@ -1952,12 +1979,12 @@
               <w:adjustRightInd w:val="0"/>
               <w:snapToGrid w:val="0"/>
               <w:spacing w:line="240" w:lineRule="auto"/>
-              <w:ind w:left="0" w:right="0" w:firstLine="0" w:leftChars="0" w:rightChars="0" w:firstLineChars="0"/>
+              <w:ind w:left="0" w:leftChars="0" w:right="0" w:rightChars="0" w:firstLine="0" w:firstLineChars="0"/>
               <w:jc w:val="center"/>
               <w:textAlignment w:val="baseline"/>
               <w:rPr>
-                <w:rStyle w:val="Strong"/>
-                <w:rFonts w:ascii="微软雅黑" w:eastAsia="微软雅黑" w:hAnsi="微软雅黑" w:cs="微软雅黑" w:hint="default"/>
+                <w:rStyle w:val="25"/>
+                <w:rFonts w:hint="default" w:ascii="微软雅黑" w:hAnsi="微软雅黑" w:eastAsia="微软雅黑" w:cs="微软雅黑"/>
                 <w:b w:val="0"/>
                 <w:bCs/>
                 <w:i w:val="0"/>
@@ -1978,8 +2005,14 @@
       </w:tr>
       <w:tr>
         <w:tblPrEx>
-          <w:tblW w:w="8519" w:type="dxa"/>
-          <w:jc w:val="center"/>
+          <w:tblBorders>
+            <w:top w:val="none" w:color="auto" w:sz="0" w:space="0"/>
+            <w:left w:val="none" w:color="auto" w:sz="0" w:space="0"/>
+            <w:bottom w:val="none" w:color="auto" w:sz="0" w:space="0"/>
+            <w:right w:val="none" w:color="auto" w:sz="0" w:space="0"/>
+            <w:insideH w:val="none" w:color="auto" w:sz="0" w:space="0"/>
+            <w:insideV w:val="none" w:color="auto" w:sz="0" w:space="0"/>
+          </w:tblBorders>
           <w:tblCellMar>
             <w:top w:w="0" w:type="dxa"/>
             <w:left w:w="108" w:type="dxa"/>
@@ -1988,15 +2021,15 @@
           </w:tblCellMar>
         </w:tblPrEx>
         <w:trPr>
-          <w:trHeight w:val="0"/>
+          <w:trHeight w:val="0" w:hRule="atLeast"/>
           <w:jc w:val="center"/>
         </w:trPr>
         <w:tc>
           <w:tcPr>
             <w:tcW w:w="0" w:type="auto"/>
             <w:tcBorders>
-              <w:top w:val="single" w:sz="4" w:space="0" w:color="auto"/>
-              <w:left w:val="single" w:sz="12" w:space="0" w:color="auto"/>
+              <w:top w:val="single" w:color="auto" w:sz="4" w:space="0"/>
+              <w:left w:val="single" w:color="auto" w:sz="12" w:space="0"/>
               <w:bottom w:val="nil"/>
               <w:right w:val="nil"/>
             </w:tcBorders>
@@ -2023,12 +2056,12 @@
               <w:adjustRightInd w:val="0"/>
               <w:snapToGrid w:val="0"/>
               <w:spacing w:line="240" w:lineRule="auto"/>
-              <w:ind w:left="0" w:right="0" w:firstLine="0" w:leftChars="0" w:rightChars="0" w:firstLineChars="0"/>
+              <w:ind w:left="0" w:leftChars="0" w:right="0" w:rightChars="0" w:firstLine="0" w:firstLineChars="0"/>
               <w:jc w:val="center"/>
               <w:textAlignment w:val="baseline"/>
               <w:rPr>
-                <w:rStyle w:val="Strong"/>
-                <w:rFonts w:ascii="微软雅黑" w:eastAsia="微软雅黑" w:hAnsi="微软雅黑" w:cs="微软雅黑" w:hint="default"/>
+                <w:rStyle w:val="25"/>
+                <w:rFonts w:hint="default" w:ascii="微软雅黑" w:hAnsi="微软雅黑" w:eastAsia="微软雅黑" w:cs="微软雅黑"/>
                 <w:b w:val="0"/>
                 <w:bCs/>
                 <w:i w:val="0"/>
@@ -2050,8 +2083,8 @@
           <w:tcPr>
             <w:tcW w:w="0" w:type="auto"/>
             <w:tcBorders>
-              <w:top w:val="single" w:sz="4" w:space="0" w:color="auto"/>
-              <w:left w:val="single" w:sz="4" w:space="0" w:color="auto"/>
+              <w:top w:val="single" w:color="auto" w:sz="4" w:space="0"/>
+              <w:left w:val="single" w:color="auto" w:sz="4" w:space="0"/>
               <w:bottom w:val="nil"/>
               <w:right w:val="nil"/>
             </w:tcBorders>
@@ -2078,12 +2111,12 @@
               <w:adjustRightInd w:val="0"/>
               <w:snapToGrid w:val="0"/>
               <w:spacing w:line="240" w:lineRule="auto"/>
-              <w:ind w:left="0" w:right="0" w:firstLine="0" w:leftChars="0" w:rightChars="0" w:firstLineChars="0"/>
+              <w:ind w:left="0" w:leftChars="0" w:right="0" w:rightChars="0" w:firstLine="0" w:firstLineChars="0"/>
               <w:jc w:val="center"/>
               <w:textAlignment w:val="baseline"/>
               <w:rPr>
-                <w:rStyle w:val="Strong"/>
-                <w:rFonts w:ascii="微软雅黑" w:eastAsia="微软雅黑" w:hAnsi="微软雅黑" w:cs="微软雅黑" w:hint="default"/>
+                <w:rStyle w:val="25"/>
+                <w:rFonts w:hint="default" w:ascii="微软雅黑" w:hAnsi="微软雅黑" w:eastAsia="微软雅黑" w:cs="微软雅黑"/>
                 <w:b w:val="0"/>
                 <w:bCs/>
                 <w:i w:val="0"/>
@@ -2105,8 +2138,8 @@
           <w:tcPr>
             <w:tcW w:w="0" w:type="auto"/>
             <w:tcBorders>
-              <w:top w:val="single" w:sz="4" w:space="0" w:color="auto"/>
-              <w:left w:val="single" w:sz="4" w:space="0" w:color="auto"/>
+              <w:top w:val="single" w:color="auto" w:sz="4" w:space="0"/>
+              <w:left w:val="single" w:color="auto" w:sz="4" w:space="0"/>
               <w:bottom w:val="nil"/>
               <w:right w:val="nil"/>
             </w:tcBorders>
@@ -2133,12 +2166,12 @@
               <w:adjustRightInd w:val="0"/>
               <w:snapToGrid w:val="0"/>
               <w:spacing w:line="240" w:lineRule="auto"/>
-              <w:ind w:left="0" w:right="0" w:firstLine="0" w:leftChars="0" w:rightChars="0" w:firstLineChars="0"/>
+              <w:ind w:left="0" w:leftChars="0" w:right="0" w:rightChars="0" w:firstLine="0" w:firstLineChars="0"/>
               <w:jc w:val="center"/>
               <w:textAlignment w:val="baseline"/>
               <w:rPr>
-                <w:rStyle w:val="Strong"/>
-                <w:rFonts w:ascii="微软雅黑" w:eastAsia="微软雅黑" w:hAnsi="微软雅黑" w:cs="微软雅黑" w:hint="default"/>
+                <w:rStyle w:val="25"/>
+                <w:rFonts w:hint="default" w:ascii="微软雅黑" w:hAnsi="微软雅黑" w:eastAsia="微软雅黑" w:cs="微软雅黑"/>
                 <w:b w:val="0"/>
                 <w:bCs/>
                 <w:i w:val="0"/>
@@ -2160,8 +2193,8 @@
           <w:tcPr>
             <w:tcW w:w="0" w:type="auto"/>
             <w:tcBorders>
-              <w:top w:val="single" w:sz="4" w:space="0" w:color="auto"/>
-              <w:left w:val="single" w:sz="4" w:space="0" w:color="auto"/>
+              <w:top w:val="single" w:color="auto" w:sz="4" w:space="0"/>
+              <w:left w:val="single" w:color="auto" w:sz="4" w:space="0"/>
               <w:bottom w:val="nil"/>
               <w:right w:val="nil"/>
             </w:tcBorders>
@@ -2188,12 +2221,12 @@
               <w:adjustRightInd w:val="0"/>
               <w:snapToGrid w:val="0"/>
               <w:spacing w:line="240" w:lineRule="auto"/>
-              <w:ind w:left="0" w:right="0" w:firstLine="0" w:leftChars="0" w:rightChars="0" w:firstLineChars="0"/>
+              <w:ind w:left="0" w:leftChars="0" w:right="0" w:rightChars="0" w:firstLine="0" w:firstLineChars="0"/>
               <w:jc w:val="center"/>
               <w:textAlignment w:val="baseline"/>
               <w:rPr>
-                <w:rStyle w:val="Strong"/>
-                <w:rFonts w:ascii="微软雅黑" w:eastAsia="微软雅黑" w:hAnsi="微软雅黑" w:cs="微软雅黑" w:hint="default"/>
+                <w:rStyle w:val="25"/>
+                <w:rFonts w:hint="default" w:ascii="微软雅黑" w:hAnsi="微软雅黑" w:eastAsia="微软雅黑" w:cs="微软雅黑"/>
                 <w:b w:val="0"/>
                 <w:bCs/>
                 <w:i w:val="0"/>
@@ -2215,10 +2248,10 @@
           <w:tcPr>
             <w:tcW w:w="1205" w:type="dxa"/>
             <w:tcBorders>
-              <w:top w:val="single" w:sz="4" w:space="0" w:color="auto"/>
-              <w:left w:val="single" w:sz="4" w:space="0" w:color="auto"/>
+              <w:top w:val="single" w:color="auto" w:sz="4" w:space="0"/>
+              <w:left w:val="single" w:color="auto" w:sz="4" w:space="0"/>
               <w:bottom w:val="nil"/>
-              <w:right w:val="single" w:sz="12" w:space="0" w:color="auto"/>
+              <w:right w:val="single" w:color="auto" w:sz="12" w:space="0"/>
             </w:tcBorders>
             <w:tcMar>
               <w:top w:w="-1" w:type="dxa"/>
@@ -2243,12 +2276,12 @@
               <w:adjustRightInd w:val="0"/>
               <w:snapToGrid w:val="0"/>
               <w:spacing w:line="240" w:lineRule="auto"/>
-              <w:ind w:left="0" w:right="0" w:firstLine="0" w:leftChars="0" w:rightChars="0" w:firstLineChars="0"/>
+              <w:ind w:left="0" w:leftChars="0" w:right="0" w:rightChars="0" w:firstLine="0" w:firstLineChars="0"/>
               <w:jc w:val="center"/>
               <w:textAlignment w:val="baseline"/>
               <w:rPr>
-                <w:rStyle w:val="Strong"/>
-                <w:rFonts w:ascii="微软雅黑" w:eastAsia="微软雅黑" w:hAnsi="微软雅黑" w:cs="微软雅黑" w:hint="default"/>
+                <w:rStyle w:val="25"/>
+                <w:rFonts w:hint="default" w:ascii="微软雅黑" w:hAnsi="微软雅黑" w:eastAsia="微软雅黑" w:cs="微软雅黑"/>
                 <w:b w:val="0"/>
                 <w:bCs/>
                 <w:i w:val="0"/>
@@ -2269,8 +2302,14 @@
       </w:tr>
       <w:tr>
         <w:tblPrEx>
-          <w:tblW w:w="8519" w:type="dxa"/>
-          <w:jc w:val="center"/>
+          <w:tblBorders>
+            <w:top w:val="none" w:color="auto" w:sz="0" w:space="0"/>
+            <w:left w:val="none" w:color="auto" w:sz="0" w:space="0"/>
+            <w:bottom w:val="none" w:color="auto" w:sz="0" w:space="0"/>
+            <w:right w:val="none" w:color="auto" w:sz="0" w:space="0"/>
+            <w:insideH w:val="none" w:color="auto" w:sz="0" w:space="0"/>
+            <w:insideV w:val="none" w:color="auto" w:sz="0" w:space="0"/>
+          </w:tblBorders>
           <w:tblCellMar>
             <w:top w:w="0" w:type="dxa"/>
             <w:left w:w="108" w:type="dxa"/>
@@ -2279,15 +2318,15 @@
           </w:tblCellMar>
         </w:tblPrEx>
         <w:trPr>
-          <w:trHeight w:val="0"/>
+          <w:trHeight w:val="0" w:hRule="atLeast"/>
           <w:jc w:val="center"/>
         </w:trPr>
         <w:tc>
           <w:tcPr>
             <w:tcW w:w="0" w:type="auto"/>
             <w:tcBorders>
-              <w:top w:val="single" w:sz="4" w:space="0" w:color="auto"/>
-              <w:left w:val="single" w:sz="12" w:space="0" w:color="auto"/>
+              <w:top w:val="single" w:color="auto" w:sz="4" w:space="0"/>
+              <w:left w:val="single" w:color="auto" w:sz="12" w:space="0"/>
               <w:bottom w:val="nil"/>
               <w:right w:val="nil"/>
             </w:tcBorders>
@@ -2314,12 +2353,12 @@
               <w:adjustRightInd w:val="0"/>
               <w:snapToGrid w:val="0"/>
               <w:spacing w:line="240" w:lineRule="auto"/>
-              <w:ind w:left="0" w:right="0" w:firstLine="0" w:leftChars="0" w:rightChars="0" w:firstLineChars="0"/>
+              <w:ind w:left="0" w:leftChars="0" w:right="0" w:rightChars="0" w:firstLine="0" w:firstLineChars="0"/>
               <w:jc w:val="center"/>
               <w:textAlignment w:val="baseline"/>
               <w:rPr>
-                <w:rStyle w:val="Strong"/>
-                <w:rFonts w:ascii="微软雅黑" w:eastAsia="微软雅黑" w:hAnsi="微软雅黑" w:cs="微软雅黑" w:hint="default"/>
+                <w:rStyle w:val="25"/>
+                <w:rFonts w:hint="default" w:ascii="微软雅黑" w:hAnsi="微软雅黑" w:eastAsia="微软雅黑" w:cs="微软雅黑"/>
                 <w:b w:val="0"/>
                 <w:bCs/>
                 <w:i w:val="0"/>
@@ -2341,8 +2380,8 @@
           <w:tcPr>
             <w:tcW w:w="0" w:type="auto"/>
             <w:tcBorders>
-              <w:top w:val="single" w:sz="4" w:space="0" w:color="auto"/>
-              <w:left w:val="single" w:sz="4" w:space="0" w:color="auto"/>
+              <w:top w:val="single" w:color="auto" w:sz="4" w:space="0"/>
+              <w:left w:val="single" w:color="auto" w:sz="4" w:space="0"/>
               <w:bottom w:val="nil"/>
               <w:right w:val="nil"/>
             </w:tcBorders>
@@ -2369,12 +2408,12 @@
               <w:adjustRightInd w:val="0"/>
               <w:snapToGrid w:val="0"/>
               <w:spacing w:line="240" w:lineRule="auto"/>
-              <w:ind w:left="0" w:right="0" w:firstLine="0" w:leftChars="0" w:rightChars="0" w:firstLineChars="0"/>
+              <w:ind w:left="0" w:leftChars="0" w:right="0" w:rightChars="0" w:firstLine="0" w:firstLineChars="0"/>
               <w:jc w:val="center"/>
               <w:textAlignment w:val="baseline"/>
               <w:rPr>
-                <w:rStyle w:val="Strong"/>
-                <w:rFonts w:ascii="微软雅黑" w:eastAsia="微软雅黑" w:hAnsi="微软雅黑" w:cs="微软雅黑" w:hint="default"/>
+                <w:rStyle w:val="25"/>
+                <w:rFonts w:hint="default" w:ascii="微软雅黑" w:hAnsi="微软雅黑" w:eastAsia="微软雅黑" w:cs="微软雅黑"/>
                 <w:b w:val="0"/>
                 <w:bCs/>
                 <w:i w:val="0"/>
@@ -2396,8 +2435,8 @@
           <w:tcPr>
             <w:tcW w:w="0" w:type="auto"/>
             <w:tcBorders>
-              <w:top w:val="single" w:sz="4" w:space="0" w:color="auto"/>
-              <w:left w:val="single" w:sz="4" w:space="0" w:color="auto"/>
+              <w:top w:val="single" w:color="auto" w:sz="4" w:space="0"/>
+              <w:left w:val="single" w:color="auto" w:sz="4" w:space="0"/>
               <w:bottom w:val="nil"/>
               <w:right w:val="nil"/>
             </w:tcBorders>
@@ -2424,12 +2463,12 @@
               <w:adjustRightInd w:val="0"/>
               <w:snapToGrid w:val="0"/>
               <w:spacing w:line="240" w:lineRule="auto"/>
-              <w:ind w:left="0" w:right="0" w:firstLine="0" w:leftChars="0" w:rightChars="0" w:firstLineChars="0"/>
+              <w:ind w:left="0" w:leftChars="0" w:right="0" w:rightChars="0" w:firstLine="0" w:firstLineChars="0"/>
               <w:jc w:val="center"/>
               <w:textAlignment w:val="baseline"/>
               <w:rPr>
-                <w:rStyle w:val="Strong"/>
-                <w:rFonts w:ascii="微软雅黑" w:eastAsia="微软雅黑" w:hAnsi="微软雅黑" w:cs="微软雅黑" w:hint="default"/>
+                <w:rStyle w:val="25"/>
+                <w:rFonts w:hint="default" w:ascii="微软雅黑" w:hAnsi="微软雅黑" w:eastAsia="微软雅黑" w:cs="微软雅黑"/>
                 <w:b w:val="0"/>
                 <w:bCs/>
                 <w:i w:val="0"/>
@@ -2451,8 +2490,8 @@
           <w:tcPr>
             <w:tcW w:w="0" w:type="auto"/>
             <w:tcBorders>
-              <w:top w:val="single" w:sz="4" w:space="0" w:color="auto"/>
-              <w:left w:val="single" w:sz="4" w:space="0" w:color="auto"/>
+              <w:top w:val="single" w:color="auto" w:sz="4" w:space="0"/>
+              <w:left w:val="single" w:color="auto" w:sz="4" w:space="0"/>
               <w:bottom w:val="nil"/>
               <w:right w:val="nil"/>
             </w:tcBorders>
@@ -2479,12 +2518,12 @@
               <w:adjustRightInd w:val="0"/>
               <w:snapToGrid w:val="0"/>
               <w:spacing w:line="240" w:lineRule="auto"/>
-              <w:ind w:left="0" w:right="0" w:firstLine="0" w:leftChars="0" w:rightChars="0" w:firstLineChars="0"/>
+              <w:ind w:left="0" w:leftChars="0" w:right="0" w:rightChars="0" w:firstLine="0" w:firstLineChars="0"/>
               <w:jc w:val="center"/>
               <w:textAlignment w:val="baseline"/>
               <w:rPr>
-                <w:rStyle w:val="Strong"/>
-                <w:rFonts w:ascii="微软雅黑" w:eastAsia="微软雅黑" w:hAnsi="微软雅黑" w:cs="微软雅黑" w:hint="default"/>
+                <w:rStyle w:val="25"/>
+                <w:rFonts w:hint="default" w:ascii="微软雅黑" w:hAnsi="微软雅黑" w:eastAsia="微软雅黑" w:cs="微软雅黑"/>
                 <w:b w:val="0"/>
                 <w:bCs/>
                 <w:i w:val="0"/>
@@ -2506,10 +2545,10 @@
           <w:tcPr>
             <w:tcW w:w="1205" w:type="dxa"/>
             <w:tcBorders>
-              <w:top w:val="single" w:sz="4" w:space="0" w:color="auto"/>
-              <w:left w:val="single" w:sz="4" w:space="0" w:color="auto"/>
+              <w:top w:val="single" w:color="auto" w:sz="4" w:space="0"/>
+              <w:left w:val="single" w:color="auto" w:sz="4" w:space="0"/>
               <w:bottom w:val="nil"/>
-              <w:right w:val="single" w:sz="12" w:space="0" w:color="auto"/>
+              <w:right w:val="single" w:color="auto" w:sz="12" w:space="0"/>
             </w:tcBorders>
             <w:tcMar>
               <w:top w:w="-1" w:type="dxa"/>
@@ -2534,12 +2573,12 @@
               <w:adjustRightInd w:val="0"/>
               <w:snapToGrid w:val="0"/>
               <w:spacing w:line="240" w:lineRule="auto"/>
-              <w:ind w:left="0" w:right="0" w:firstLine="0" w:leftChars="0" w:rightChars="0" w:firstLineChars="0"/>
+              <w:ind w:left="0" w:leftChars="0" w:right="0" w:rightChars="0" w:firstLine="0" w:firstLineChars="0"/>
               <w:jc w:val="center"/>
               <w:textAlignment w:val="baseline"/>
               <w:rPr>
-                <w:rStyle w:val="Strong"/>
-                <w:rFonts w:ascii="微软雅黑" w:eastAsia="微软雅黑" w:hAnsi="微软雅黑" w:cs="微软雅黑" w:hint="default"/>
+                <w:rStyle w:val="25"/>
+                <w:rFonts w:hint="default" w:ascii="微软雅黑" w:hAnsi="微软雅黑" w:eastAsia="微软雅黑" w:cs="微软雅黑"/>
                 <w:b w:val="0"/>
                 <w:bCs/>
                 <w:i w:val="0"/>
@@ -2560,26 +2599,26 @@
       </w:tr>
       <w:tr>
         <w:tblPrEx>
-          <w:tblW w:w="8519" w:type="dxa"/>
-          <w:jc w:val="center"/>
-          <w:tblCellMar>
-            <w:top w:w="0" w:type="dxa"/>
-            <w:left w:w="108" w:type="dxa"/>
-            <w:bottom w:w="0" w:type="dxa"/>
-            <w:right w:w="108" w:type="dxa"/>
-          </w:tblCellMar>
+          <w:tblBorders>
+            <w:top w:val="none" w:color="auto" w:sz="0" w:space="0"/>
+            <w:left w:val="none" w:color="auto" w:sz="0" w:space="0"/>
+            <w:bottom w:val="none" w:color="auto" w:sz="0" w:space="0"/>
+            <w:right w:val="none" w:color="auto" w:sz="0" w:space="0"/>
+            <w:insideH w:val="none" w:color="auto" w:sz="0" w:space="0"/>
+            <w:insideV w:val="none" w:color="auto" w:sz="0" w:space="0"/>
+          </w:tblBorders>
         </w:tblPrEx>
         <w:trPr>
-          <w:trHeight w:val="0"/>
+          <w:trHeight w:val="0" w:hRule="atLeast"/>
           <w:jc w:val="center"/>
         </w:trPr>
         <w:tc>
           <w:tcPr>
             <w:tcW w:w="1621" w:type="dxa"/>
             <w:tcBorders>
-              <w:top w:val="single" w:sz="4" w:space="0" w:color="auto"/>
-              <w:left w:val="single" w:sz="12" w:space="0" w:color="auto"/>
-              <w:bottom w:val="single" w:sz="12" w:space="0" w:color="auto"/>
+              <w:top w:val="single" w:color="auto" w:sz="4" w:space="0"/>
+              <w:left w:val="single" w:color="auto" w:sz="12" w:space="0"/>
+              <w:bottom w:val="single" w:color="auto" w:sz="12" w:space="0"/>
               <w:right w:val="nil"/>
             </w:tcBorders>
             <w:tcMar>
@@ -2605,12 +2644,12 @@
               <w:adjustRightInd w:val="0"/>
               <w:snapToGrid w:val="0"/>
               <w:spacing w:line="240" w:lineRule="auto"/>
-              <w:ind w:left="0" w:right="0" w:firstLine="0" w:leftChars="0" w:rightChars="0" w:firstLineChars="0"/>
+              <w:ind w:left="0" w:leftChars="0" w:right="0" w:rightChars="0" w:firstLine="0" w:firstLineChars="0"/>
               <w:jc w:val="center"/>
               <w:textAlignment w:val="baseline"/>
               <w:rPr>
-                <w:rStyle w:val="Strong"/>
-                <w:rFonts w:ascii="微软雅黑" w:eastAsia="微软雅黑" w:hAnsi="微软雅黑" w:cs="微软雅黑" w:hint="default"/>
+                <w:rStyle w:val="25"/>
+                <w:rFonts w:hint="default" w:ascii="微软雅黑" w:hAnsi="微软雅黑" w:eastAsia="微软雅黑" w:cs="微软雅黑"/>
                 <w:b w:val="0"/>
                 <w:bCs/>
                 <w:i w:val="0"/>
@@ -2632,9 +2671,9 @@
           <w:tcPr>
             <w:tcW w:w="2036" w:type="dxa"/>
             <w:tcBorders>
-              <w:top w:val="single" w:sz="4" w:space="0" w:color="auto"/>
-              <w:left w:val="single" w:sz="4" w:space="0" w:color="auto"/>
-              <w:bottom w:val="single" w:sz="12" w:space="0" w:color="auto"/>
+              <w:top w:val="single" w:color="auto" w:sz="4" w:space="0"/>
+              <w:left w:val="single" w:color="auto" w:sz="4" w:space="0"/>
+              <w:bottom w:val="single" w:color="auto" w:sz="12" w:space="0"/>
               <w:right w:val="nil"/>
             </w:tcBorders>
             <w:tcMar>
@@ -2660,12 +2699,12 @@
               <w:adjustRightInd w:val="0"/>
               <w:snapToGrid w:val="0"/>
               <w:spacing w:line="240" w:lineRule="auto"/>
-              <w:ind w:left="0" w:right="0" w:firstLine="0" w:leftChars="0" w:rightChars="0" w:firstLineChars="0"/>
+              <w:ind w:left="0" w:leftChars="0" w:right="0" w:rightChars="0" w:firstLine="0" w:firstLineChars="0"/>
               <w:jc w:val="center"/>
               <w:textAlignment w:val="baseline"/>
               <w:rPr>
-                <w:rStyle w:val="Strong"/>
-                <w:rFonts w:ascii="微软雅黑" w:eastAsia="微软雅黑" w:hAnsi="微软雅黑" w:cs="微软雅黑" w:hint="default"/>
+                <w:rStyle w:val="25"/>
+                <w:rFonts w:hint="default" w:ascii="微软雅黑" w:hAnsi="微软雅黑" w:eastAsia="微软雅黑" w:cs="微软雅黑"/>
                 <w:b w:val="0"/>
                 <w:bCs/>
                 <w:i w:val="0"/>
@@ -2687,9 +2726,9 @@
           <w:tcPr>
             <w:tcW w:w="1621" w:type="dxa"/>
             <w:tcBorders>
-              <w:top w:val="single" w:sz="4" w:space="0" w:color="auto"/>
-              <w:left w:val="single" w:sz="4" w:space="0" w:color="auto"/>
-              <w:bottom w:val="single" w:sz="12" w:space="0" w:color="auto"/>
+              <w:top w:val="single" w:color="auto" w:sz="4" w:space="0"/>
+              <w:left w:val="single" w:color="auto" w:sz="4" w:space="0"/>
+              <w:bottom w:val="single" w:color="auto" w:sz="12" w:space="0"/>
               <w:right w:val="nil"/>
             </w:tcBorders>
             <w:tcMar>
@@ -2715,12 +2754,12 @@
               <w:adjustRightInd w:val="0"/>
               <w:snapToGrid w:val="0"/>
               <w:spacing w:line="240" w:lineRule="auto"/>
-              <w:ind w:left="0" w:right="0" w:firstLine="0" w:leftChars="0" w:rightChars="0" w:firstLineChars="0"/>
+              <w:ind w:left="0" w:leftChars="0" w:right="0" w:rightChars="0" w:firstLine="0" w:firstLineChars="0"/>
               <w:jc w:val="center"/>
               <w:textAlignment w:val="baseline"/>
               <w:rPr>
-                <w:rStyle w:val="Strong"/>
-                <w:rFonts w:ascii="微软雅黑" w:eastAsia="微软雅黑" w:hAnsi="微软雅黑" w:cs="微软雅黑" w:hint="default"/>
+                <w:rStyle w:val="25"/>
+                <w:rFonts w:hint="default" w:ascii="微软雅黑" w:hAnsi="微软雅黑" w:eastAsia="微软雅黑" w:cs="微软雅黑"/>
                 <w:b w:val="0"/>
                 <w:bCs/>
                 <w:i w:val="0"/>
@@ -2742,9 +2781,9 @@
           <w:tcPr>
             <w:tcW w:w="2036" w:type="dxa"/>
             <w:tcBorders>
-              <w:top w:val="single" w:sz="4" w:space="0" w:color="auto"/>
-              <w:left w:val="single" w:sz="4" w:space="0" w:color="auto"/>
-              <w:bottom w:val="single" w:sz="12" w:space="0" w:color="auto"/>
+              <w:top w:val="single" w:color="auto" w:sz="4" w:space="0"/>
+              <w:left w:val="single" w:color="auto" w:sz="4" w:space="0"/>
+              <w:bottom w:val="single" w:color="auto" w:sz="12" w:space="0"/>
               <w:right w:val="nil"/>
             </w:tcBorders>
             <w:tcMar>
@@ -2770,12 +2809,12 @@
               <w:adjustRightInd w:val="0"/>
               <w:snapToGrid w:val="0"/>
               <w:spacing w:line="240" w:lineRule="auto"/>
-              <w:ind w:left="0" w:right="0" w:firstLine="0" w:leftChars="0" w:rightChars="0" w:firstLineChars="0"/>
+              <w:ind w:left="0" w:leftChars="0" w:right="0" w:rightChars="0" w:firstLine="0" w:firstLineChars="0"/>
               <w:jc w:val="center"/>
               <w:textAlignment w:val="baseline"/>
               <w:rPr>
-                <w:rStyle w:val="Strong"/>
-                <w:rFonts w:ascii="微软雅黑" w:eastAsia="微软雅黑" w:hAnsi="微软雅黑" w:cs="微软雅黑" w:hint="default"/>
+                <w:rStyle w:val="25"/>
+                <w:rFonts w:hint="default" w:ascii="微软雅黑" w:hAnsi="微软雅黑" w:eastAsia="微软雅黑" w:cs="微软雅黑"/>
                 <w:b w:val="0"/>
                 <w:bCs/>
                 <w:i w:val="0"/>
@@ -2797,10 +2836,10 @@
           <w:tcPr>
             <w:tcW w:w="1205" w:type="dxa"/>
             <w:tcBorders>
-              <w:top w:val="single" w:sz="4" w:space="0" w:color="auto"/>
-              <w:left w:val="single" w:sz="4" w:space="0" w:color="auto"/>
-              <w:bottom w:val="single" w:sz="12" w:space="0" w:color="auto"/>
-              <w:right w:val="single" w:sz="12" w:space="0" w:color="auto"/>
+              <w:top w:val="single" w:color="auto" w:sz="4" w:space="0"/>
+              <w:left w:val="single" w:color="auto" w:sz="4" w:space="0"/>
+              <w:bottom w:val="single" w:color="auto" w:sz="12" w:space="0"/>
+              <w:right w:val="single" w:color="auto" w:sz="12" w:space="0"/>
             </w:tcBorders>
             <w:tcMar>
               <w:top w:w="-1" w:type="dxa"/>
@@ -2825,12 +2864,12 @@
               <w:adjustRightInd w:val="0"/>
               <w:snapToGrid w:val="0"/>
               <w:spacing w:line="240" w:lineRule="auto"/>
-              <w:ind w:left="0" w:right="0" w:firstLine="0" w:leftChars="0" w:rightChars="0" w:firstLineChars="0"/>
+              <w:ind w:left="0" w:leftChars="0" w:right="0" w:rightChars="0" w:firstLine="0" w:firstLineChars="0"/>
               <w:jc w:val="center"/>
               <w:textAlignment w:val="baseline"/>
               <w:rPr>
-                <w:rStyle w:val="Strong"/>
-                <w:rFonts w:ascii="微软雅黑" w:eastAsia="微软雅黑" w:hAnsi="微软雅黑" w:cs="微软雅黑" w:hint="default"/>
+                <w:rStyle w:val="25"/>
+                <w:rFonts w:hint="default" w:ascii="微软雅黑" w:hAnsi="微软雅黑" w:eastAsia="微软雅黑" w:cs="微软雅黑"/>
                 <w:b w:val="0"/>
                 <w:bCs/>
                 <w:i w:val="0"/>
@@ -2868,8 +2907,8 @@
       </w:pPr>
       <w:r>
         <w:rPr>
-          <w:rStyle w:val="Strong"/>
-          <w:rFonts w:ascii="微软雅黑" w:eastAsia="微软雅黑" w:hAnsi="微软雅黑" w:cs="微软雅黑" w:hint="default"/>
+          <w:rStyle w:val="25"/>
+          <w:rFonts w:hint="default" w:ascii="微软雅黑" w:hAnsi="微软雅黑" w:eastAsia="微软雅黑" w:cs="微软雅黑"/>
           <w:b w:val="0"/>
           <w:bCs/>
           <w:i w:val="0"/>
@@ -2889,7 +2928,7 @@
     <w:sdt>
       <w:sdtPr>
         <w:rPr>
-          <w:rFonts w:ascii="宋体" w:eastAsia="宋体" w:hAnsi="宋体" w:cs="Arial"/>
+          <w:rFonts w:ascii="宋体" w:hAnsi="宋体" w:eastAsia="宋体" w:cs="Arial"/>
           <w:snapToGrid w:val="0"/>
           <w:color w:val="000000"/>
           <w:kern w:val="0"/>
@@ -2905,7 +2944,7 @@
       </w:sdtPr>
       <w:sdtEndPr>
         <w:rPr>
-          <w:rFonts w:ascii="宋体" w:eastAsia="宋体" w:hAnsi="宋体" w:cs="Arial"/>
+          <w:rFonts w:ascii="宋体" w:hAnsi="宋体" w:eastAsia="宋体" w:cs="Arial"/>
           <w:snapToGrid w:val="0"/>
           <w:color w:val="000000"/>
           <w:kern w:val="0"/>
@@ -2918,13 +2957,13 @@
         <w:p>
           <w:pPr>
             <w:spacing w:before="0" w:beforeLines="0" w:after="0" w:afterLines="0" w:line="240" w:lineRule="auto"/>
-            <w:ind w:left="0" w:right="0" w:firstLine="0" w:leftChars="0" w:rightChars="0" w:firstLineChars="0"/>
+            <w:ind w:left="0" w:leftChars="0" w:right="0" w:rightChars="0" w:firstLine="0" w:firstLineChars="0"/>
             <w:jc w:val="center"/>
           </w:pPr>
           <w:bookmarkStart w:id="2" w:name="_Toc4510"/>
           <w:r>
             <w:rPr>
-              <w:rFonts w:ascii="宋体" w:eastAsia="宋体" w:hAnsi="宋体"/>
+              <w:rFonts w:ascii="宋体" w:hAnsi="宋体" w:eastAsia="宋体"/>
               <w:sz w:val="21"/>
             </w:rPr>
             <w:t>目录</w:t>
@@ -2932,7 +2971,7 @@
         </w:p>
         <w:p>
           <w:pPr>
-            <w:pStyle w:val="TOC1"/>
+            <w:pStyle w:val="16"/>
             <w:tabs>
               <w:tab w:val="right" w:leader="dot" w:pos="8306"/>
             </w:tabs>
@@ -2950,7 +2989,7 @@
             <w:fldChar w:fldCharType="begin"/>
           </w:r>
           <w:r>
-            <w:instrText xml:space="preserve"> HYPERLINK \l _Toc6482 </w:instrText>
+            <w:instrText xml:space="preserve"> HYPERLINK \l _Toc30861 </w:instrText>
           </w:r>
           <w:r>
             <w:fldChar w:fldCharType="separate"/>
@@ -2969,7 +3008,7 @@
             <w:fldChar w:fldCharType="begin"/>
           </w:r>
           <w:r>
-            <w:instrText xml:space="preserve"> PAGEREF _Toc6482 \h </w:instrText>
+            <w:instrText xml:space="preserve"> PAGEREF _Toc30861 \h </w:instrText>
           </w:r>
           <w:r>
             <w:fldChar w:fldCharType="separate"/>
@@ -2986,7 +3025,7 @@
         </w:p>
         <w:p>
           <w:pPr>
-            <w:pStyle w:val="TOC1"/>
+            <w:pStyle w:val="16"/>
             <w:tabs>
               <w:tab w:val="right" w:leader="dot" w:pos="8306"/>
             </w:tabs>
@@ -2995,7 +3034,7 @@
             <w:fldChar w:fldCharType="begin"/>
           </w:r>
           <w:r>
-            <w:instrText xml:space="preserve"> HYPERLINK \l _Toc8003 </w:instrText>
+            <w:instrText xml:space="preserve"> HYPERLINK \l _Toc19038 </w:instrText>
           </w:r>
           <w:r>
             <w:fldChar w:fldCharType="separate"/>
@@ -3014,7 +3053,7 @@
             <w:fldChar w:fldCharType="begin"/>
           </w:r>
           <w:r>
-            <w:instrText xml:space="preserve"> PAGEREF _Toc8003 \h </w:instrText>
+            <w:instrText xml:space="preserve"> PAGEREF _Toc19038 \h </w:instrText>
           </w:r>
           <w:r>
             <w:fldChar w:fldCharType="separate"/>
@@ -3031,7 +3070,7 @@
         </w:p>
         <w:p>
           <w:pPr>
-            <w:pStyle w:val="TOC2"/>
+            <w:pStyle w:val="18"/>
             <w:tabs>
               <w:tab w:val="right" w:leader="dot" w:pos="8306"/>
             </w:tabs>
@@ -3040,7 +3079,7 @@
             <w:fldChar w:fldCharType="begin"/>
           </w:r>
           <w:r>
-            <w:instrText xml:space="preserve"> HYPERLINK \l _Toc32404 </w:instrText>
+            <w:instrText xml:space="preserve"> HYPERLINK \l _Toc29248 </w:instrText>
           </w:r>
           <w:r>
             <w:fldChar w:fldCharType="separate"/>
@@ -3059,7 +3098,7 @@
             <w:fldChar w:fldCharType="begin"/>
           </w:r>
           <w:r>
-            <w:instrText xml:space="preserve"> PAGEREF _Toc32404 \h </w:instrText>
+            <w:instrText xml:space="preserve"> PAGEREF _Toc29248 \h </w:instrText>
           </w:r>
           <w:r>
             <w:fldChar w:fldCharType="separate"/>
@@ -3076,7 +3115,7 @@
         </w:p>
         <w:p>
           <w:pPr>
-            <w:pStyle w:val="TOC3"/>
+            <w:pStyle w:val="13"/>
             <w:tabs>
               <w:tab w:val="right" w:leader="dot" w:pos="8306"/>
             </w:tabs>
@@ -3085,7 +3124,7 @@
             <w:fldChar w:fldCharType="begin"/>
           </w:r>
           <w:r>
-            <w:instrText xml:space="preserve"> HYPERLINK \l _Toc31584 </w:instrText>
+            <w:instrText xml:space="preserve"> HYPERLINK \l _Toc21323 </w:instrText>
           </w:r>
           <w:r>
             <w:fldChar w:fldCharType="separate"/>
@@ -3104,7 +3143,7 @@
             <w:fldChar w:fldCharType="begin"/>
           </w:r>
           <w:r>
-            <w:instrText xml:space="preserve"> PAGEREF _Toc31584 \h </w:instrText>
+            <w:instrText xml:space="preserve"> PAGEREF _Toc21323 \h </w:instrText>
           </w:r>
           <w:r>
             <w:fldChar w:fldCharType="separate"/>
@@ -3121,7 +3160,7 @@
         </w:p>
         <w:p>
           <w:pPr>
-            <w:pStyle w:val="TOC3"/>
+            <w:pStyle w:val="13"/>
             <w:tabs>
               <w:tab w:val="right" w:leader="dot" w:pos="8306"/>
             </w:tabs>
@@ -3130,7 +3169,7 @@
             <w:fldChar w:fldCharType="begin"/>
           </w:r>
           <w:r>
-            <w:instrText xml:space="preserve"> HYPERLINK \l _Toc10801 </w:instrText>
+            <w:instrText xml:space="preserve"> HYPERLINK \l _Toc21507 </w:instrText>
           </w:r>
           <w:r>
             <w:fldChar w:fldCharType="separate"/>
@@ -3156,7 +3195,7 @@
             <w:fldChar w:fldCharType="begin"/>
           </w:r>
           <w:r>
-            <w:instrText xml:space="preserve"> PAGEREF _Toc10801 \h </w:instrText>
+            <w:instrText xml:space="preserve"> PAGEREF _Toc21507 \h </w:instrText>
           </w:r>
           <w:r>
             <w:fldChar w:fldCharType="separate"/>
@@ -3173,7 +3212,7 @@
         </w:p>
         <w:p>
           <w:pPr>
-            <w:pStyle w:val="TOC2"/>
+            <w:pStyle w:val="18"/>
             <w:tabs>
               <w:tab w:val="right" w:leader="dot" w:pos="8306"/>
             </w:tabs>
@@ -3182,7 +3221,7 @@
             <w:fldChar w:fldCharType="begin"/>
           </w:r>
           <w:r>
-            <w:instrText xml:space="preserve"> HYPERLINK \l _Toc3536 </w:instrText>
+            <w:instrText xml:space="preserve"> HYPERLINK \l _Toc7300 </w:instrText>
           </w:r>
           <w:r>
             <w:fldChar w:fldCharType="separate"/>
@@ -3201,7 +3240,7 @@
             <w:fldChar w:fldCharType="begin"/>
           </w:r>
           <w:r>
-            <w:instrText xml:space="preserve"> PAGEREF _Toc3536 \h </w:instrText>
+            <w:instrText xml:space="preserve"> PAGEREF _Toc7300 \h </w:instrText>
           </w:r>
           <w:r>
             <w:fldChar w:fldCharType="separate"/>
@@ -3218,7 +3257,7 @@
         </w:p>
         <w:p>
           <w:pPr>
-            <w:pStyle w:val="TOC2"/>
+            <w:pStyle w:val="18"/>
             <w:tabs>
               <w:tab w:val="right" w:leader="dot" w:pos="8306"/>
             </w:tabs>
@@ -3227,7 +3266,7 @@
             <w:fldChar w:fldCharType="begin"/>
           </w:r>
           <w:r>
-            <w:instrText xml:space="preserve"> HYPERLINK \l _Toc13226 </w:instrText>
+            <w:instrText xml:space="preserve"> HYPERLINK \l _Toc120 </w:instrText>
           </w:r>
           <w:r>
             <w:fldChar w:fldCharType="separate"/>
@@ -3237,7 +3276,7 @@
               <w:rFonts w:hint="default"/>
               <w:lang w:val="en-US" w:eastAsia="zh-CN"/>
             </w:rPr>
-            <w:t>2.3. 产品产品质量部</w:t>
+            <w:t>2.3. 产品质量部</w:t>
           </w:r>
           <w:r>
             <w:tab/>
@@ -3246,7 +3285,7 @@
             <w:fldChar w:fldCharType="begin"/>
           </w:r>
           <w:r>
-            <w:instrText xml:space="preserve"> PAGEREF _Toc13226 \h </w:instrText>
+            <w:instrText xml:space="preserve"> PAGEREF _Toc120 \h </w:instrText>
           </w:r>
           <w:r>
             <w:fldChar w:fldCharType="separate"/>
@@ -3263,7 +3302,7 @@
         </w:p>
         <w:p>
           <w:pPr>
-            <w:pStyle w:val="TOC2"/>
+            <w:pStyle w:val="18"/>
             <w:tabs>
               <w:tab w:val="right" w:leader="dot" w:pos="8306"/>
             </w:tabs>
@@ -3272,7 +3311,7 @@
             <w:fldChar w:fldCharType="begin"/>
           </w:r>
           <w:r>
-            <w:instrText xml:space="preserve"> HYPERLINK \l _Toc11565 </w:instrText>
+            <w:instrText xml:space="preserve"> HYPERLINK \l _Toc1001 </w:instrText>
           </w:r>
           <w:r>
             <w:fldChar w:fldCharType="separate"/>
@@ -3291,7 +3330,7 @@
             <w:fldChar w:fldCharType="begin"/>
           </w:r>
           <w:r>
-            <w:instrText xml:space="preserve"> PAGEREF _Toc11565 \h </w:instrText>
+            <w:instrText xml:space="preserve"> PAGEREF _Toc1001 \h </w:instrText>
           </w:r>
           <w:r>
             <w:fldChar w:fldCharType="separate"/>
@@ -3308,7 +3347,7 @@
         </w:p>
         <w:p>
           <w:pPr>
-            <w:pStyle w:val="TOC2"/>
+            <w:pStyle w:val="18"/>
             <w:tabs>
               <w:tab w:val="right" w:leader="dot" w:pos="8306"/>
             </w:tabs>
@@ -3317,7 +3356,7 @@
             <w:fldChar w:fldCharType="begin"/>
           </w:r>
           <w:r>
-            <w:instrText xml:space="preserve"> HYPERLINK \l _Toc10213 </w:instrText>
+            <w:instrText xml:space="preserve"> HYPERLINK \l _Toc29853 </w:instrText>
           </w:r>
           <w:r>
             <w:fldChar w:fldCharType="separate"/>
@@ -3343,7 +3382,7 @@
             <w:fldChar w:fldCharType="begin"/>
           </w:r>
           <w:r>
-            <w:instrText xml:space="preserve"> PAGEREF _Toc10213 \h </w:instrText>
+            <w:instrText xml:space="preserve"> PAGEREF _Toc29853 \h </w:instrText>
           </w:r>
           <w:r>
             <w:fldChar w:fldCharType="separate"/>
@@ -3360,7 +3399,7 @@
         </w:p>
         <w:p>
           <w:pPr>
-            <w:pStyle w:val="TOC3"/>
+            <w:pStyle w:val="13"/>
             <w:tabs>
               <w:tab w:val="right" w:leader="dot" w:pos="8306"/>
             </w:tabs>
@@ -3369,7 +3408,7 @@
             <w:fldChar w:fldCharType="begin"/>
           </w:r>
           <w:r>
-            <w:instrText xml:space="preserve"> HYPERLINK \l _Toc18598 </w:instrText>
+            <w:instrText xml:space="preserve"> HYPERLINK \l _Toc22170 </w:instrText>
           </w:r>
           <w:r>
             <w:fldChar w:fldCharType="separate"/>
@@ -3388,7 +3427,7 @@
             <w:fldChar w:fldCharType="begin"/>
           </w:r>
           <w:r>
-            <w:instrText xml:space="preserve"> PAGEREF _Toc18598 \h </w:instrText>
+            <w:instrText xml:space="preserve"> PAGEREF _Toc22170 \h </w:instrText>
           </w:r>
           <w:r>
             <w:fldChar w:fldCharType="separate"/>
@@ -3405,7 +3444,7 @@
         </w:p>
         <w:p>
           <w:pPr>
-            <w:pStyle w:val="TOC3"/>
+            <w:pStyle w:val="13"/>
             <w:tabs>
               <w:tab w:val="right" w:leader="dot" w:pos="8306"/>
             </w:tabs>
@@ -3414,7 +3453,7 @@
             <w:fldChar w:fldCharType="begin"/>
           </w:r>
           <w:r>
-            <w:instrText xml:space="preserve"> HYPERLINK \l _Toc8084 </w:instrText>
+            <w:instrText xml:space="preserve"> HYPERLINK \l _Toc25799 </w:instrText>
           </w:r>
           <w:r>
             <w:fldChar w:fldCharType="separate"/>
@@ -3440,7 +3479,7 @@
             <w:fldChar w:fldCharType="begin"/>
           </w:r>
           <w:r>
-            <w:instrText xml:space="preserve"> PAGEREF _Toc8084 \h </w:instrText>
+            <w:instrText xml:space="preserve"> PAGEREF _Toc25799 \h </w:instrText>
           </w:r>
           <w:r>
             <w:fldChar w:fldCharType="separate"/>
@@ -3457,7 +3496,7 @@
         </w:p>
         <w:p>
           <w:pPr>
-            <w:pStyle w:val="TOC3"/>
+            <w:pStyle w:val="13"/>
             <w:tabs>
               <w:tab w:val="right" w:leader="dot" w:pos="8306"/>
             </w:tabs>
@@ -3466,7 +3505,7 @@
             <w:fldChar w:fldCharType="begin"/>
           </w:r>
           <w:r>
-            <w:instrText xml:space="preserve"> HYPERLINK \l _Toc27495 </w:instrText>
+            <w:instrText xml:space="preserve"> HYPERLINK \l _Toc27780 </w:instrText>
           </w:r>
           <w:r>
             <w:fldChar w:fldCharType="separate"/>
@@ -3492,7 +3531,7 @@
             <w:fldChar w:fldCharType="begin"/>
           </w:r>
           <w:r>
-            <w:instrText xml:space="preserve"> PAGEREF _Toc27495 \h </w:instrText>
+            <w:instrText xml:space="preserve"> PAGEREF _Toc27780 \h </w:instrText>
           </w:r>
           <w:r>
             <w:fldChar w:fldCharType="separate"/>
@@ -3509,7 +3548,7 @@
         </w:p>
         <w:p>
           <w:pPr>
-            <w:pStyle w:val="TOC2"/>
+            <w:pStyle w:val="18"/>
             <w:tabs>
               <w:tab w:val="right" w:leader="dot" w:pos="8306"/>
             </w:tabs>
@@ -3518,7 +3557,7 @@
             <w:fldChar w:fldCharType="begin"/>
           </w:r>
           <w:r>
-            <w:instrText xml:space="preserve"> HYPERLINK \l _Toc24971 </w:instrText>
+            <w:instrText xml:space="preserve"> HYPERLINK \l _Toc4719 </w:instrText>
           </w:r>
           <w:r>
             <w:fldChar w:fldCharType="separate"/>
@@ -3544,7 +3583,7 @@
             <w:fldChar w:fldCharType="begin"/>
           </w:r>
           <w:r>
-            <w:instrText xml:space="preserve"> PAGEREF _Toc24971 \h </w:instrText>
+            <w:instrText xml:space="preserve"> PAGEREF _Toc4719 \h </w:instrText>
           </w:r>
           <w:r>
             <w:fldChar w:fldCharType="separate"/>
@@ -3561,7 +3600,7 @@
         </w:p>
         <w:p>
           <w:pPr>
-            <w:pStyle w:val="TOC2"/>
+            <w:pStyle w:val="18"/>
             <w:tabs>
               <w:tab w:val="right" w:leader="dot" w:pos="8306"/>
             </w:tabs>
@@ -3570,7 +3609,7 @@
             <w:fldChar w:fldCharType="begin"/>
           </w:r>
           <w:r>
-            <w:instrText xml:space="preserve"> HYPERLINK \l _Toc20475 </w:instrText>
+            <w:instrText xml:space="preserve"> HYPERLINK \l _Toc11637 </w:instrText>
           </w:r>
           <w:r>
             <w:fldChar w:fldCharType="separate"/>
@@ -3596,7 +3635,7 @@
             <w:fldChar w:fldCharType="begin"/>
           </w:r>
           <w:r>
-            <w:instrText xml:space="preserve"> PAGEREF _Toc20475 \h </w:instrText>
+            <w:instrText xml:space="preserve"> PAGEREF _Toc11637 \h </w:instrText>
           </w:r>
           <w:r>
             <w:fldChar w:fldCharType="separate"/>
@@ -3622,7 +3661,7 @@
       <w:pPr>
         <w:jc w:val="center"/>
         <w:rPr>
-          <w:rFonts w:eastAsia="宋体" w:hint="default"/>
+          <w:rFonts w:hint="default" w:eastAsia="宋体"/>
           <w:lang w:val="en-US" w:eastAsia="zh-CN"/>
         </w:rPr>
       </w:pPr>
@@ -3636,7 +3675,7 @@
     </w:p>
     <w:p>
       <w:pPr>
-        <w:pStyle w:val="TableofFigures"/>
+        <w:pStyle w:val="17"/>
         <w:tabs>
           <w:tab w:val="right" w:leader="dot" w:pos="8306"/>
         </w:tabs>
@@ -3645,7 +3684,7 @@
         <w:fldChar w:fldCharType="begin"/>
       </w:r>
       <w:r>
-        <w:instrText>TOC \h \c "图"</w:instrText>
+        <w:instrText xml:space="preserve">TOC \h \c "图"</w:instrText>
       </w:r>
       <w:r>
         <w:fldChar w:fldCharType="separate"/>
@@ -3654,7 +3693,7 @@
         <w:fldChar w:fldCharType="begin"/>
       </w:r>
       <w:r>
-        <w:instrText xml:space="preserve"> HYPERLINK \l _Toc4068 </w:instrText>
+        <w:instrText xml:space="preserve"> HYPERLINK \l _Toc3708 </w:instrText>
       </w:r>
       <w:r>
         <w:fldChar w:fldCharType="separate"/>
@@ -3697,7 +3736,7 @@
         <w:fldChar w:fldCharType="begin"/>
       </w:r>
       <w:r>
-        <w:instrText xml:space="preserve"> PAGEREF _Toc4068 \h </w:instrText>
+        <w:instrText xml:space="preserve"> PAGEREF _Toc3708 \h </w:instrText>
       </w:r>
       <w:r>
         <w:fldChar w:fldCharType="separate"/>
@@ -3717,14 +3756,14 @@
         <w:fldChar w:fldCharType="end"/>
       </w:r>
     </w:p>
-    <w:p>
-      <w:pPr>
-        <w:rPr>
-          <w:rFonts w:hint="default"/>
-          <w:lang w:val="en-US" w:eastAsia="zh-CN"/>
-        </w:rPr>
-      </w:pPr>
-      <w:bookmarkEnd w:id="2"/>
+    <w:bookmarkEnd w:id="2"/>
+    <w:p>
+      <w:pPr>
+        <w:rPr>
+          <w:rFonts w:hint="default"/>
+          <w:lang w:val="en-US" w:eastAsia="zh-CN"/>
+        </w:rPr>
+      </w:pPr>
       <w:r>
         <w:rPr>
           <w:rFonts w:hint="default"/>
@@ -3735,14 +3774,14 @@
     </w:p>
     <w:p>
       <w:pPr>
-        <w:pStyle w:val="1"/>
+        <w:pStyle w:val="30"/>
         <w:bidi w:val="0"/>
         <w:rPr>
           <w:rFonts w:hint="default"/>
           <w:lang w:val="en-US" w:eastAsia="zh-CN"/>
         </w:rPr>
       </w:pPr>
-      <w:bookmarkStart w:id="3" w:name="_Toc6482"/>
+      <w:bookmarkStart w:id="3" w:name="_Toc30861"/>
       <w:r>
         <w:rPr>
           <w:rFonts w:hint="default"/>
@@ -3754,7 +3793,7 @@
     </w:p>
     <w:p>
       <w:pPr>
-        <w:pStyle w:val="a1"/>
+        <w:pStyle w:val="31"/>
         <w:bidi w:val="0"/>
         <w:rPr>
           <w:rFonts w:hint="default"/>
@@ -3766,21 +3805,53 @@
           <w:rFonts w:hint="default"/>
           <w:lang w:val="en-US" w:eastAsia="zh-CN"/>
         </w:rPr>
-        <w:t>华风数据(深圳)有限公司是一家多元化发展的综合性科技公司，在人工智能、软件开发、汽车服务、金融服务等领域深耕与发展。为支撑公司业务持续拓展和影响力提升，公司建立了清晰的组织架构，明确各部门职责分工。</w:t>
-      </w:r>
-    </w:p>
-    <w:p>
-      <w:pPr>
-        <w:pStyle w:val="a1"/>
+        <w:t>华风数据(深圳)有限公司主营业务:云计算及大数据技术和相关产品、数据采</w:t>
+      </w:r>
+      <w:bookmarkStart w:id="18" w:name="_GoBack"/>
+      <w:r>
+        <w:rPr>
+          <w:rFonts w:hint="default"/>
+          <w:lang w:val="en-US" w:eastAsia="zh-CN"/>
+        </w:rPr>
+        <w:t>集及处理、数据可视化技术领域内的技术研发、技术咨询;物联网、互联网的技术开发;计算机软硬件、电子产品、智能仪器仪表的技术开发、设计与销售;系统集成服务。</w:t>
+      </w:r>
+    </w:p>
+    <w:p>
+      <w:pPr>
+        <w:pStyle w:val="31"/>
         <w:bidi w:val="0"/>
         <w:rPr>
           <w:rFonts w:hint="eastAsia"/>
-          <w:lang w:val="en-US" w:eastAsia="zh-CN"/>
+          <w:lang w:eastAsia="zh-CN"/>
         </w:rPr>
       </w:pPr>
       <w:r>
         <w:rPr>
           <w:rFonts w:hint="eastAsia"/>
+        </w:rPr>
+        <w:t>公司是一家提供新能源行业智慧企业解决方案和SaaS服务的创新型互联网企业。已通过了国家高新技术企业和双软认证</w:t>
+      </w:r>
+      <w:r>
+        <w:rPr>
+          <w:rFonts w:hint="eastAsia"/>
+          <w:lang w:eastAsia="zh-CN"/>
+        </w:rPr>
+        <w:t>。</w:t>
+      </w:r>
+    </w:p>
+    <w:bookmarkEnd w:id="18"/>
+    <w:p>
+      <w:pPr>
+        <w:pStyle w:val="31"/>
+        <w:bidi w:val="0"/>
+        <w:rPr>
+          <w:rFonts w:hint="eastAsia"/>
+          <w:lang w:val="en-US" w:eastAsia="zh-CN"/>
+        </w:rPr>
+      </w:pPr>
+      <w:r>
+        <w:rPr>
+          <w:rFonts w:hint="eastAsia"/>
           <w:lang w:val="en-US" w:eastAsia="zh-CN"/>
         </w:rPr>
         <w:t>组织架构图如图1-1所示</w:t>
@@ -3788,7 +3859,7 @@
     </w:p>
     <w:p>
       <w:pPr>
-        <w:pStyle w:val="a1"/>
+        <w:pStyle w:val="31"/>
         <w:bidi w:val="0"/>
         <w:jc w:val="center"/>
         <w:rPr>
@@ -3825,7 +3896,7 @@
           <w:rFonts w:hint="eastAsia"/>
           <w:lang w:val="en-US" w:eastAsia="zh-CN"/>
         </w:rPr>
-        <w:instrText>"柴_标题1"\n</w:instrText>
+        <w:instrText xml:space="preserve">"柴_标题1"\n</w:instrText>
       </w:r>
       <w:r>
         <w:instrText xml:space="preserve"> \s</w:instrText>
@@ -3842,7 +3913,7 @@
           <w:rFonts w:hint="eastAsia"/>
           <w:lang w:val="en-US" w:eastAsia="zh-CN"/>
         </w:rPr>
-        <w:instrText>* Charformat</w:instrText>
+        <w:instrText xml:space="preserve">* Charformat</w:instrText>
       </w:r>
       <w:r>
         <w:rPr>
@@ -3907,7 +3978,7 @@
         </w:rPr>
         <w:fldChar w:fldCharType="end"/>
       </w:r>
-      <w:bookmarkStart w:id="4" w:name="_Toc4068"/>
+      <w:bookmarkStart w:id="4" w:name="_Toc3708"/>
       <w:r>
         <w:rPr>
           <w:rFonts w:hint="eastAsia"/>
@@ -3919,7 +3990,7 @@
     </w:p>
     <w:p>
       <w:pPr>
-        <w:pStyle w:val="a1"/>
+        <w:pStyle w:val="31"/>
         <w:bidi w:val="0"/>
         <w:rPr>
           <w:rFonts w:hint="default"/>
@@ -3932,37 +4003,24 @@
           <w:lang w:val="en-US" w:eastAsia="zh-CN"/>
         </w:rPr>
         <w:object>
-          <v:shapetype id="_x0000_t75" coordsize="21600,21600" o:spt="75" o:preferrelative="t" path="m@4@5l@4@11@9@11@9@5xe" filled="f" stroked="f">
-            <v:stroke joinstyle="miter"/>
-            <v:formulas>
-              <v:f eqn="if lineDrawn pixelLineWidth 0"/>
-              <v:f eqn="sum @0 1 0"/>
-              <v:f eqn="sum 0 0 @1"/>
-              <v:f eqn="prod @2 1 2"/>
-              <v:f eqn="prod @3 21600 pixelWidth"/>
-              <v:f eqn="prod @3 21600 pixelHeight"/>
-              <v:f eqn="sum @0 0 1"/>
-              <v:f eqn="prod @6 1 2"/>
-              <v:f eqn="prod @7 21600 pixelWidth"/>
-              <v:f eqn="sum @8 21600 0"/>
-              <v:f eqn="prod @7 21600 pixelHeight"/>
-              <v:f eqn="sum @10 21600 0"/>
-            </v:formulas>
-            <v:path o:extrusionok="f" gradientshapeok="t" o:connecttype="rect"/>
+          <v:shape id="_x0000_i1025" o:spt="75" alt="" type="#_x0000_t75" style="height:241.2pt;width:400.2pt;" o:ole="t" filled="f" o:preferrelative="t" stroked="f" coordsize="21600,21600">
+            <v:path/>
+            <v:fill on="f" focussize="0,0"/>
+            <v:stroke on="f"/>
+            <v:imagedata r:id="rId7" o:title=""/>
             <o:lock v:ext="edit" aspectratio="t"/>
-          </v:shapetype>
-          <v:shape id="_x0000_i1025" type="#_x0000_t75" style="height:241.2pt;width:400.2pt" o:oleicon="f" o:ole="" coordsize="21600,21600" o:preferrelative="t" filled="f" stroked="f">
-            <v:imagedata r:id="rId4" o:title=""/>
-            <o:lock v:ext="edit" aspectratio="t"/>
+            <w10:wrap type="none"/>
             <w10:anchorlock/>
           </v:shape>
-          <o:OLEObject Type="Embed" ProgID="Visio.Drawing.15" ShapeID="_x0000_i1025" DrawAspect="Content" ObjectID="_1468075725" r:id="rId5"/>
+          <o:OLEObject Type="Embed" ProgID="Visio.Drawing.15" ShapeID="_x0000_i1025" DrawAspect="Content" ObjectID="_1468075725" r:id="rId6">
+            <o:LockedField>false</o:LockedField>
+          </o:OLEObject>
         </w:object>
       </w:r>
     </w:p>
     <w:p>
       <w:pPr>
-        <w:pStyle w:val="a1"/>
+        <w:pStyle w:val="31"/>
         <w:bidi w:val="0"/>
         <w:rPr>
           <w:rFonts w:hint="default"/>
@@ -3974,7 +4032,7 @@
           <w:rFonts w:hint="default"/>
           <w:lang w:val="en-US" w:eastAsia="zh-CN"/>
         </w:rPr>
-        <w:t>与运维服务相关的部门有：综合部、产品产品质量部、研发部、运维部</w:t>
+        <w:t>与运维服务相关的部门有：综合部、产品质量部、研发部、运维部</w:t>
       </w:r>
       <w:r>
         <w:rPr>
@@ -4000,14 +4058,14 @@
     </w:p>
     <w:p>
       <w:pPr>
-        <w:pStyle w:val="1"/>
+        <w:pStyle w:val="30"/>
         <w:bidi w:val="0"/>
         <w:rPr>
           <w:rFonts w:hint="default"/>
           <w:lang w:val="en-US" w:eastAsia="zh-CN"/>
         </w:rPr>
       </w:pPr>
-      <w:bookmarkStart w:id="5" w:name="_Toc8003"/>
+      <w:bookmarkStart w:id="5" w:name="_Toc19038"/>
       <w:r>
         <w:rPr>
           <w:rFonts w:hint="default"/>
@@ -4019,14 +4077,14 @@
     </w:p>
     <w:p>
       <w:pPr>
-        <w:pStyle w:val="2"/>
+        <w:pStyle w:val="32"/>
         <w:bidi w:val="0"/>
         <w:rPr>
           <w:rFonts w:hint="default"/>
           <w:lang w:val="en-US" w:eastAsia="zh-CN"/>
         </w:rPr>
       </w:pPr>
-      <w:bookmarkStart w:id="6" w:name="_Toc32404"/>
+      <w:bookmarkStart w:id="6" w:name="_Toc29248"/>
       <w:r>
         <w:rPr>
           <w:rFonts w:hint="default"/>
@@ -4038,14 +4096,14 @@
     </w:p>
     <w:p>
       <w:pPr>
-        <w:pStyle w:val="3"/>
+        <w:pStyle w:val="33"/>
         <w:bidi w:val="0"/>
         <w:rPr>
           <w:rFonts w:hint="default"/>
           <w:lang w:val="en-US" w:eastAsia="zh-CN"/>
         </w:rPr>
       </w:pPr>
-      <w:bookmarkStart w:id="7" w:name="_Toc31584"/>
+      <w:bookmarkStart w:id="7" w:name="_Toc21323"/>
       <w:r>
         <w:rPr>
           <w:rFonts w:hint="default"/>
@@ -4057,12 +4115,12 @@
     </w:p>
     <w:p>
       <w:pPr>
-        <w:pStyle w:val="a1"/>
+        <w:pStyle w:val="31"/>
         <w:numPr>
           <w:ilvl w:val="0"/>
           <w:numId w:val="2"/>
         </w:numPr>
-        <w:ind w:left="425" w:hanging="425" w:leftChars="0" w:firstLineChars="0"/>
+        <w:ind w:left="425" w:leftChars="0" w:hanging="425" w:firstLineChars="0"/>
         <w:rPr>
           <w:rFonts w:hint="default"/>
           <w:lang w:val="en-US" w:eastAsia="zh-CN"/>
@@ -4078,7 +4136,7 @@
     </w:p>
     <w:p>
       <w:pPr>
-        <w:pStyle w:val="a1"/>
+        <w:pStyle w:val="31"/>
         <w:rPr>
           <w:rFonts w:hint="default"/>
           <w:lang w:val="en-US" w:eastAsia="zh-CN"/>
@@ -4094,7 +4152,7 @@
     </w:p>
     <w:p>
       <w:pPr>
-        <w:pStyle w:val="a1"/>
+        <w:pStyle w:val="31"/>
         <w:rPr>
           <w:rFonts w:hint="default"/>
           <w:lang w:val="en-US" w:eastAsia="zh-CN"/>
@@ -4110,7 +4168,7 @@
     </w:p>
     <w:p>
       <w:pPr>
-        <w:pStyle w:val="a1"/>
+        <w:pStyle w:val="31"/>
         <w:rPr>
           <w:rFonts w:hint="default"/>
           <w:lang w:val="en-US" w:eastAsia="zh-CN"/>
@@ -4126,12 +4184,12 @@
     </w:p>
     <w:p>
       <w:pPr>
-        <w:pStyle w:val="a1"/>
+        <w:pStyle w:val="31"/>
         <w:numPr>
           <w:ilvl w:val="0"/>
           <w:numId w:val="2"/>
         </w:numPr>
-        <w:ind w:left="425" w:hanging="425" w:leftChars="0" w:firstLineChars="0"/>
+        <w:ind w:left="425" w:leftChars="0" w:hanging="425" w:firstLineChars="0"/>
         <w:rPr>
           <w:rFonts w:hint="default"/>
           <w:lang w:val="en-US" w:eastAsia="zh-CN"/>
@@ -4147,7 +4205,7 @@
     </w:p>
     <w:p>
       <w:pPr>
-        <w:pStyle w:val="a1"/>
+        <w:pStyle w:val="31"/>
         <w:rPr>
           <w:rFonts w:hint="default"/>
           <w:lang w:val="en-US" w:eastAsia="zh-CN"/>
@@ -4163,7 +4221,7 @@
     </w:p>
     <w:p>
       <w:pPr>
-        <w:pStyle w:val="a1"/>
+        <w:pStyle w:val="31"/>
         <w:rPr>
           <w:rFonts w:hint="default"/>
           <w:lang w:val="en-US" w:eastAsia="zh-CN"/>
@@ -4179,7 +4237,7 @@
     </w:p>
     <w:p>
       <w:pPr>
-        <w:pStyle w:val="a1"/>
+        <w:pStyle w:val="31"/>
         <w:rPr>
           <w:rFonts w:hint="default"/>
           <w:lang w:val="en-US" w:eastAsia="zh-CN"/>
@@ -4195,12 +4253,12 @@
     </w:p>
     <w:p>
       <w:pPr>
-        <w:pStyle w:val="a1"/>
+        <w:pStyle w:val="31"/>
         <w:numPr>
           <w:ilvl w:val="0"/>
           <w:numId w:val="2"/>
         </w:numPr>
-        <w:ind w:left="425" w:hanging="425" w:leftChars="0" w:firstLineChars="0"/>
+        <w:ind w:left="425" w:leftChars="0" w:hanging="425" w:firstLineChars="0"/>
         <w:rPr>
           <w:rFonts w:hint="default"/>
           <w:lang w:val="en-US" w:eastAsia="zh-CN"/>
@@ -4216,7 +4274,7 @@
     </w:p>
     <w:p>
       <w:pPr>
-        <w:pStyle w:val="a1"/>
+        <w:pStyle w:val="31"/>
         <w:rPr>
           <w:rFonts w:hint="default"/>
           <w:lang w:val="en-US" w:eastAsia="zh-CN"/>
@@ -4232,7 +4290,7 @@
     </w:p>
     <w:p>
       <w:pPr>
-        <w:pStyle w:val="a1"/>
+        <w:pStyle w:val="31"/>
         <w:rPr>
           <w:rFonts w:hint="default"/>
           <w:lang w:val="en-US" w:eastAsia="zh-CN"/>
@@ -4248,12 +4306,12 @@
     </w:p>
     <w:p>
       <w:pPr>
-        <w:pStyle w:val="a1"/>
+        <w:pStyle w:val="31"/>
         <w:numPr>
           <w:ilvl w:val="0"/>
           <w:numId w:val="2"/>
         </w:numPr>
-        <w:ind w:left="425" w:hanging="425" w:leftChars="0" w:firstLineChars="0"/>
+        <w:ind w:left="425" w:leftChars="0" w:hanging="425" w:firstLineChars="0"/>
         <w:rPr>
           <w:rFonts w:hint="default"/>
           <w:lang w:val="en-US" w:eastAsia="zh-CN"/>
@@ -4269,7 +4327,7 @@
     </w:p>
     <w:p>
       <w:pPr>
-        <w:pStyle w:val="a1"/>
+        <w:pStyle w:val="31"/>
         <w:rPr>
           <w:rFonts w:hint="default"/>
           <w:lang w:val="en-US" w:eastAsia="zh-CN"/>
@@ -4285,14 +4343,14 @@
     </w:p>
     <w:p>
       <w:pPr>
-        <w:pStyle w:val="3"/>
+        <w:pStyle w:val="33"/>
         <w:bidi w:val="0"/>
         <w:rPr>
           <w:rFonts w:hint="default"/>
           <w:lang w:val="en-US" w:eastAsia="zh-CN"/>
         </w:rPr>
       </w:pPr>
-      <w:bookmarkStart w:id="8" w:name="_Toc10801"/>
+      <w:bookmarkStart w:id="8" w:name="_Toc21507"/>
       <w:r>
         <w:rPr>
           <w:rFonts w:hint="eastAsia"/>
@@ -4304,12 +4362,12 @@
     </w:p>
     <w:p>
       <w:pPr>
-        <w:pStyle w:val="a1"/>
+        <w:pStyle w:val="31"/>
         <w:numPr>
           <w:ilvl w:val="0"/>
           <w:numId w:val="3"/>
         </w:numPr>
-        <w:ind w:left="425" w:hanging="425" w:leftChars="0" w:firstLineChars="0"/>
+        <w:ind w:left="425" w:leftChars="0" w:hanging="425" w:firstLineChars="0"/>
         <w:rPr>
           <w:rFonts w:hint="default"/>
           <w:lang w:val="en-US" w:eastAsia="zh-CN"/>
@@ -4325,7 +4383,7 @@
     </w:p>
     <w:p>
       <w:pPr>
-        <w:pStyle w:val="a1"/>
+        <w:pStyle w:val="31"/>
         <w:rPr>
           <w:rFonts w:hint="default"/>
           <w:lang w:val="en-US" w:eastAsia="zh-CN"/>
@@ -4341,7 +4399,7 @@
     </w:p>
     <w:p>
       <w:pPr>
-        <w:pStyle w:val="a1"/>
+        <w:pStyle w:val="31"/>
         <w:rPr>
           <w:rFonts w:hint="default"/>
           <w:lang w:val="en-US" w:eastAsia="zh-CN"/>
@@ -4357,12 +4415,12 @@
     </w:p>
     <w:p>
       <w:pPr>
-        <w:pStyle w:val="a1"/>
+        <w:pStyle w:val="31"/>
         <w:numPr>
           <w:ilvl w:val="0"/>
           <w:numId w:val="3"/>
         </w:numPr>
-        <w:ind w:left="425" w:hanging="425" w:leftChars="0" w:firstLineChars="0"/>
+        <w:ind w:left="425" w:leftChars="0" w:hanging="425" w:firstLineChars="0"/>
         <w:rPr>
           <w:rFonts w:hint="default"/>
           <w:lang w:val="en-US" w:eastAsia="zh-CN"/>
@@ -4378,7 +4436,7 @@
     </w:p>
     <w:p>
       <w:pPr>
-        <w:pStyle w:val="a1"/>
+        <w:pStyle w:val="31"/>
         <w:rPr>
           <w:rFonts w:hint="default"/>
           <w:lang w:val="en-US" w:eastAsia="zh-CN"/>
@@ -4394,28 +4452,28 @@
     </w:p>
     <w:p>
       <w:pPr>
-        <w:pStyle w:val="a1"/>
-        <w:rPr>
-          <w:rFonts w:hint="default"/>
-          <w:lang w:val="en-US" w:eastAsia="zh-CN"/>
-        </w:rPr>
-      </w:pPr>
-      <w:r>
-        <w:rPr>
-          <w:rFonts w:hint="default"/>
-          <w:lang w:val="en-US" w:eastAsia="zh-CN"/>
-        </w:rPr>
-        <w:t>统筹与外部方（如认证机构、客户）的协调沟通，确保外部审核和客户要求的有效落实。</w:t>
-      </w:r>
-    </w:p>
-    <w:p>
-      <w:pPr>
-        <w:pStyle w:val="a1"/>
+        <w:pStyle w:val="31"/>
+        <w:rPr>
+          <w:rFonts w:hint="default"/>
+          <w:lang w:val="en-US" w:eastAsia="zh-CN"/>
+        </w:rPr>
+      </w:pPr>
+      <w:r>
+        <w:rPr>
+          <w:rFonts w:hint="default"/>
+          <w:lang w:val="en-US" w:eastAsia="zh-CN"/>
+        </w:rPr>
+        <w:t>统筹与外部方的协调沟通，确保外部审核和客户要求的有效落实。</w:t>
+      </w:r>
+    </w:p>
+    <w:p>
+      <w:pPr>
+        <w:pStyle w:val="31"/>
         <w:numPr>
           <w:ilvl w:val="0"/>
           <w:numId w:val="3"/>
         </w:numPr>
-        <w:ind w:left="425" w:hanging="425" w:leftChars="0" w:firstLineChars="0"/>
+        <w:ind w:left="425" w:leftChars="0" w:hanging="425" w:firstLineChars="0"/>
         <w:rPr>
           <w:rFonts w:hint="default"/>
           <w:lang w:val="en-US" w:eastAsia="zh-CN"/>
@@ -4431,23 +4489,23 @@
     </w:p>
     <w:p>
       <w:pPr>
-        <w:pStyle w:val="a1"/>
-        <w:rPr>
-          <w:rFonts w:hint="default"/>
-          <w:lang w:val="en-US" w:eastAsia="zh-CN"/>
-        </w:rPr>
-      </w:pPr>
-      <w:r>
-        <w:rPr>
-          <w:rFonts w:hint="default"/>
-          <w:lang w:val="en-US" w:eastAsia="zh-CN"/>
-        </w:rPr>
-        <w:t>统筹协调运维部、研发部、产品产品质量部、综合部、采购部、应急管理部在运维服务体系中的协同运作，确保各部门职责有效落实。</w:t>
-      </w:r>
-    </w:p>
-    <w:p>
-      <w:pPr>
-        <w:pStyle w:val="a1"/>
+        <w:pStyle w:val="31"/>
+        <w:rPr>
+          <w:rFonts w:hint="default"/>
+          <w:lang w:val="en-US" w:eastAsia="zh-CN"/>
+        </w:rPr>
+      </w:pPr>
+      <w:r>
+        <w:rPr>
+          <w:rFonts w:hint="default"/>
+          <w:lang w:val="en-US" w:eastAsia="zh-CN"/>
+        </w:rPr>
+        <w:t>统筹协调运维部、研发部、产品质量部、综合部、采购部、应急管理部在运维服务体系中的协同运作，确保各部门职责有效落实。</w:t>
+      </w:r>
+    </w:p>
+    <w:p>
+      <w:pPr>
+        <w:pStyle w:val="31"/>
         <w:rPr>
           <w:rFonts w:hint="default"/>
           <w:lang w:val="en-US" w:eastAsia="zh-CN"/>
@@ -4463,12 +4521,12 @@
     </w:p>
     <w:p>
       <w:pPr>
-        <w:pStyle w:val="a1"/>
+        <w:pStyle w:val="31"/>
         <w:numPr>
           <w:ilvl w:val="0"/>
           <w:numId w:val="3"/>
         </w:numPr>
-        <w:ind w:left="425" w:hanging="425" w:leftChars="0" w:firstLineChars="0"/>
+        <w:ind w:left="425" w:leftChars="0" w:hanging="425" w:firstLineChars="0"/>
         <w:rPr>
           <w:rFonts w:hint="default"/>
           <w:lang w:val="en-US" w:eastAsia="zh-CN"/>
@@ -4484,7 +4542,7 @@
     </w:p>
     <w:p>
       <w:pPr>
-        <w:pStyle w:val="a1"/>
+        <w:pStyle w:val="31"/>
         <w:rPr>
           <w:rFonts w:hint="default"/>
           <w:lang w:val="en-US" w:eastAsia="zh-CN"/>
@@ -4500,7 +4558,7 @@
     </w:p>
     <w:p>
       <w:pPr>
-        <w:pStyle w:val="a1"/>
+        <w:pStyle w:val="31"/>
         <w:rPr>
           <w:rFonts w:hint="default"/>
           <w:lang w:val="en-US" w:eastAsia="zh-CN"/>
@@ -4516,12 +4574,12 @@
     </w:p>
     <w:p>
       <w:pPr>
-        <w:pStyle w:val="a1"/>
+        <w:pStyle w:val="31"/>
         <w:numPr>
           <w:ilvl w:val="0"/>
           <w:numId w:val="3"/>
         </w:numPr>
-        <w:ind w:left="425" w:hanging="425" w:leftChars="0" w:firstLineChars="0"/>
+        <w:ind w:left="425" w:leftChars="0" w:hanging="425" w:firstLineChars="0"/>
         <w:rPr>
           <w:rFonts w:hint="default"/>
           <w:lang w:val="en-US" w:eastAsia="zh-CN"/>
@@ -4537,7 +4595,7 @@
     </w:p>
     <w:p>
       <w:pPr>
-        <w:pStyle w:val="a1"/>
+        <w:pStyle w:val="31"/>
         <w:rPr>
           <w:rFonts w:hint="default"/>
           <w:lang w:val="en-US" w:eastAsia="zh-CN"/>
@@ -4553,7 +4611,7 @@
     </w:p>
     <w:p>
       <w:pPr>
-        <w:pStyle w:val="a1"/>
+        <w:pStyle w:val="31"/>
         <w:rPr>
           <w:rFonts w:hint="default"/>
           <w:lang w:val="en-US" w:eastAsia="zh-CN"/>
@@ -4569,12 +4627,12 @@
     </w:p>
     <w:p>
       <w:pPr>
-        <w:pStyle w:val="a1"/>
+        <w:pStyle w:val="31"/>
         <w:numPr>
           <w:ilvl w:val="0"/>
           <w:numId w:val="3"/>
         </w:numPr>
-        <w:ind w:left="425" w:hanging="425" w:leftChars="0" w:firstLineChars="0"/>
+        <w:ind w:left="425" w:leftChars="0" w:hanging="425" w:firstLineChars="0"/>
         <w:rPr>
           <w:rFonts w:hint="default"/>
           <w:lang w:val="en-US" w:eastAsia="zh-CN"/>
@@ -4590,7 +4648,7 @@
     </w:p>
     <w:p>
       <w:pPr>
-        <w:pStyle w:val="a1"/>
+        <w:pStyle w:val="31"/>
         <w:rPr>
           <w:rFonts w:hint="default"/>
           <w:lang w:val="en-US" w:eastAsia="zh-CN"/>
@@ -4606,7 +4664,7 @@
     </w:p>
     <w:p>
       <w:pPr>
-        <w:pStyle w:val="a1"/>
+        <w:pStyle w:val="31"/>
         <w:rPr>
           <w:rFonts w:hint="default"/>
           <w:lang w:val="en-US" w:eastAsia="zh-CN"/>
@@ -4622,14 +4680,14 @@
     </w:p>
     <w:p>
       <w:pPr>
-        <w:pStyle w:val="2"/>
+        <w:pStyle w:val="32"/>
         <w:bidi w:val="0"/>
         <w:rPr>
           <w:rFonts w:hint="default"/>
           <w:lang w:val="en-US" w:eastAsia="zh-CN"/>
         </w:rPr>
       </w:pPr>
-      <w:bookmarkStart w:id="9" w:name="_Toc3536"/>
+      <w:bookmarkStart w:id="9" w:name="_Toc7300"/>
       <w:r>
         <w:rPr>
           <w:rFonts w:hint="default"/>
@@ -4641,12 +4699,12 @@
     </w:p>
     <w:p>
       <w:pPr>
-        <w:pStyle w:val="a1"/>
+        <w:pStyle w:val="31"/>
         <w:numPr>
           <w:ilvl w:val="0"/>
           <w:numId w:val="4"/>
         </w:numPr>
-        <w:ind w:left="425" w:hanging="425" w:leftChars="0" w:firstLineChars="0"/>
+        <w:ind w:left="425" w:leftChars="0" w:hanging="425" w:firstLineChars="0"/>
         <w:rPr>
           <w:rFonts w:hint="default"/>
           <w:lang w:val="en-US" w:eastAsia="zh-CN"/>
@@ -4662,7 +4720,7 @@
     </w:p>
     <w:p>
       <w:pPr>
-        <w:pStyle w:val="a1"/>
+        <w:pStyle w:val="31"/>
         <w:rPr>
           <w:rFonts w:hint="default"/>
           <w:lang w:val="en-US" w:eastAsia="zh-CN"/>
@@ -4678,7 +4736,7 @@
     </w:p>
     <w:p>
       <w:pPr>
-        <w:pStyle w:val="a1"/>
+        <w:pStyle w:val="31"/>
         <w:rPr>
           <w:rFonts w:hint="default"/>
           <w:lang w:val="en-US" w:eastAsia="zh-CN"/>
@@ -4694,7 +4752,7 @@
     </w:p>
     <w:p>
       <w:pPr>
-        <w:pStyle w:val="a1"/>
+        <w:pStyle w:val="31"/>
         <w:rPr>
           <w:rFonts w:hint="default"/>
           <w:lang w:val="en-US" w:eastAsia="zh-CN"/>
@@ -4710,12 +4768,12 @@
     </w:p>
     <w:p>
       <w:pPr>
-        <w:pStyle w:val="a1"/>
+        <w:pStyle w:val="31"/>
         <w:numPr>
           <w:ilvl w:val="0"/>
           <w:numId w:val="4"/>
         </w:numPr>
-        <w:ind w:left="425" w:hanging="425" w:leftChars="0" w:firstLineChars="0"/>
+        <w:ind w:left="425" w:leftChars="0" w:hanging="425" w:firstLineChars="0"/>
         <w:rPr>
           <w:rFonts w:hint="default"/>
           <w:lang w:val="en-US" w:eastAsia="zh-CN"/>
@@ -4731,7 +4789,7 @@
     </w:p>
     <w:p>
       <w:pPr>
-        <w:pStyle w:val="a1"/>
+        <w:pStyle w:val="31"/>
         <w:rPr>
           <w:rFonts w:hint="default"/>
           <w:lang w:val="en-US" w:eastAsia="zh-CN"/>
@@ -4747,7 +4805,7 @@
     </w:p>
     <w:p>
       <w:pPr>
-        <w:pStyle w:val="a1"/>
+        <w:pStyle w:val="31"/>
         <w:rPr>
           <w:rFonts w:hint="default"/>
           <w:lang w:val="en-US" w:eastAsia="zh-CN"/>
@@ -4763,7 +4821,7 @@
     </w:p>
     <w:p>
       <w:pPr>
-        <w:pStyle w:val="a1"/>
+        <w:pStyle w:val="31"/>
         <w:rPr>
           <w:rFonts w:hint="default"/>
           <w:lang w:val="en-US" w:eastAsia="zh-CN"/>
@@ -4779,12 +4837,12 @@
     </w:p>
     <w:p>
       <w:pPr>
-        <w:pStyle w:val="a1"/>
+        <w:pStyle w:val="31"/>
         <w:numPr>
           <w:ilvl w:val="0"/>
           <w:numId w:val="4"/>
         </w:numPr>
-        <w:ind w:left="425" w:hanging="425" w:leftChars="0" w:firstLineChars="0"/>
+        <w:ind w:left="425" w:leftChars="0" w:hanging="425" w:firstLineChars="0"/>
         <w:rPr>
           <w:rFonts w:hint="default"/>
           <w:lang w:val="en-US" w:eastAsia="zh-CN"/>
@@ -4800,7 +4858,7 @@
     </w:p>
     <w:p>
       <w:pPr>
-        <w:pStyle w:val="a1"/>
+        <w:pStyle w:val="31"/>
         <w:rPr>
           <w:rFonts w:hint="default"/>
           <w:lang w:val="en-US" w:eastAsia="zh-CN"/>
@@ -4816,7 +4874,7 @@
     </w:p>
     <w:p>
       <w:pPr>
-        <w:pStyle w:val="a1"/>
+        <w:pStyle w:val="31"/>
         <w:rPr>
           <w:rFonts w:hint="default"/>
           <w:lang w:val="en-US" w:eastAsia="zh-CN"/>
@@ -4832,7 +4890,7 @@
     </w:p>
     <w:p>
       <w:pPr>
-        <w:pStyle w:val="a1"/>
+        <w:pStyle w:val="31"/>
         <w:rPr>
           <w:rFonts w:hint="default"/>
           <w:lang w:val="en-US" w:eastAsia="zh-CN"/>
@@ -4848,12 +4906,12 @@
     </w:p>
     <w:p>
       <w:pPr>
-        <w:pStyle w:val="a1"/>
+        <w:pStyle w:val="31"/>
         <w:numPr>
           <w:ilvl w:val="0"/>
           <w:numId w:val="4"/>
         </w:numPr>
-        <w:ind w:left="425" w:hanging="425" w:leftChars="0" w:firstLineChars="0"/>
+        <w:ind w:left="425" w:leftChars="0" w:hanging="425" w:firstLineChars="0"/>
         <w:rPr>
           <w:rFonts w:hint="default"/>
           <w:lang w:val="en-US" w:eastAsia="zh-CN"/>
@@ -4869,7 +4927,7 @@
     </w:p>
     <w:p>
       <w:pPr>
-        <w:pStyle w:val="a1"/>
+        <w:pStyle w:val="31"/>
         <w:rPr>
           <w:rFonts w:hint="default"/>
           <w:lang w:val="en-US" w:eastAsia="zh-CN"/>
@@ -4885,7 +4943,7 @@
     </w:p>
     <w:p>
       <w:pPr>
-        <w:pStyle w:val="a1"/>
+        <w:pStyle w:val="31"/>
         <w:rPr>
           <w:rFonts w:hint="default"/>
           <w:lang w:val="en-US" w:eastAsia="zh-CN"/>
@@ -4901,7 +4959,7 @@
     </w:p>
     <w:p>
       <w:pPr>
-        <w:pStyle w:val="a1"/>
+        <w:pStyle w:val="31"/>
         <w:rPr>
           <w:rFonts w:hint="default"/>
           <w:lang w:val="en-US" w:eastAsia="zh-CN"/>
@@ -4917,12 +4975,12 @@
     </w:p>
     <w:p>
       <w:pPr>
-        <w:pStyle w:val="a1"/>
+        <w:pStyle w:val="31"/>
         <w:numPr>
           <w:ilvl w:val="0"/>
           <w:numId w:val="4"/>
         </w:numPr>
-        <w:ind w:left="425" w:hanging="425" w:leftChars="0" w:firstLineChars="0"/>
+        <w:ind w:left="425" w:leftChars="0" w:hanging="425" w:firstLineChars="0"/>
         <w:rPr>
           <w:rFonts w:hint="default"/>
           <w:lang w:val="en-US" w:eastAsia="zh-CN"/>
@@ -4938,7 +4996,7 @@
     </w:p>
     <w:p>
       <w:pPr>
-        <w:pStyle w:val="a1"/>
+        <w:pStyle w:val="31"/>
         <w:rPr>
           <w:rFonts w:hint="default"/>
           <w:lang w:val="en-US" w:eastAsia="zh-CN"/>
@@ -4954,7 +5012,7 @@
     </w:p>
     <w:p>
       <w:pPr>
-        <w:pStyle w:val="a1"/>
+        <w:pStyle w:val="31"/>
         <w:rPr>
           <w:rFonts w:hint="default"/>
           <w:lang w:val="en-US" w:eastAsia="zh-CN"/>
@@ -4970,7 +5028,7 @@
     </w:p>
     <w:p>
       <w:pPr>
-        <w:pStyle w:val="a1"/>
+        <w:pStyle w:val="31"/>
         <w:rPr>
           <w:rFonts w:hint="default"/>
           <w:lang w:val="en-US" w:eastAsia="zh-CN"/>
@@ -4986,12 +5044,12 @@
     </w:p>
     <w:p>
       <w:pPr>
-        <w:pStyle w:val="a1"/>
+        <w:pStyle w:val="31"/>
         <w:numPr>
           <w:ilvl w:val="0"/>
           <w:numId w:val="4"/>
         </w:numPr>
-        <w:ind w:left="425" w:hanging="425" w:leftChars="0" w:firstLineChars="0"/>
+        <w:ind w:left="425" w:leftChars="0" w:hanging="425" w:firstLineChars="0"/>
         <w:rPr>
           <w:rFonts w:hint="default"/>
           <w:lang w:val="en-US" w:eastAsia="zh-CN"/>
@@ -5007,7 +5065,7 @@
     </w:p>
     <w:p>
       <w:pPr>
-        <w:pStyle w:val="a1"/>
+        <w:pStyle w:val="31"/>
         <w:rPr>
           <w:rFonts w:hint="default"/>
           <w:lang w:val="en-US" w:eastAsia="zh-CN"/>
@@ -5023,7 +5081,7 @@
     </w:p>
     <w:p>
       <w:pPr>
-        <w:pStyle w:val="a1"/>
+        <w:pStyle w:val="31"/>
         <w:rPr>
           <w:rFonts w:hint="default"/>
           <w:lang w:val="en-US" w:eastAsia="zh-CN"/>
@@ -5039,7 +5097,7 @@
     </w:p>
     <w:p>
       <w:pPr>
-        <w:pStyle w:val="a1"/>
+        <w:pStyle w:val="31"/>
         <w:rPr>
           <w:rFonts w:hint="default"/>
           <w:lang w:val="en-US" w:eastAsia="zh-CN"/>
@@ -5055,31 +5113,31 @@
     </w:p>
     <w:p>
       <w:pPr>
-        <w:pStyle w:val="2"/>
+        <w:pStyle w:val="32"/>
         <w:bidi w:val="0"/>
         <w:rPr>
           <w:rFonts w:hint="default"/>
           <w:lang w:val="en-US" w:eastAsia="zh-CN"/>
         </w:rPr>
       </w:pPr>
-      <w:bookmarkStart w:id="10" w:name="_Toc13226"/>
-      <w:r>
-        <w:rPr>
-          <w:rFonts w:hint="default"/>
-          <w:lang w:val="en-US" w:eastAsia="zh-CN"/>
-        </w:rPr>
-        <w:t>产品产品质量部</w:t>
+      <w:bookmarkStart w:id="10" w:name="_Toc120"/>
+      <w:r>
+        <w:rPr>
+          <w:rFonts w:hint="default"/>
+          <w:lang w:val="en-US" w:eastAsia="zh-CN"/>
+        </w:rPr>
+        <w:t>产品质量部</w:t>
       </w:r>
       <w:bookmarkEnd w:id="10"/>
     </w:p>
     <w:p>
       <w:pPr>
-        <w:pStyle w:val="a1"/>
+        <w:pStyle w:val="31"/>
         <w:numPr>
           <w:ilvl w:val="0"/>
           <w:numId w:val="5"/>
         </w:numPr>
-        <w:ind w:left="425" w:hanging="425" w:leftChars="0" w:firstLineChars="0"/>
+        <w:ind w:left="425" w:leftChars="0" w:hanging="425" w:firstLineChars="0"/>
         <w:rPr>
           <w:rFonts w:hint="default"/>
           <w:lang w:val="en-US" w:eastAsia="zh-CN"/>
@@ -5095,7 +5153,7 @@
     </w:p>
     <w:p>
       <w:pPr>
-        <w:pStyle w:val="a1"/>
+        <w:pStyle w:val="31"/>
         <w:rPr>
           <w:rFonts w:hint="default"/>
           <w:lang w:val="en-US" w:eastAsia="zh-CN"/>
@@ -5111,12 +5169,12 @@
     </w:p>
     <w:p>
       <w:pPr>
-        <w:pStyle w:val="a1"/>
+        <w:pStyle w:val="31"/>
         <w:numPr>
           <w:ilvl w:val="0"/>
           <w:numId w:val="5"/>
         </w:numPr>
-        <w:ind w:left="425" w:hanging="425" w:leftChars="0" w:firstLineChars="0"/>
+        <w:ind w:left="425" w:leftChars="0" w:hanging="425" w:firstLineChars="0"/>
         <w:rPr>
           <w:rFonts w:hint="default"/>
           <w:lang w:val="en-US" w:eastAsia="zh-CN"/>
@@ -5132,7 +5190,7 @@
     </w:p>
     <w:p>
       <w:pPr>
-        <w:pStyle w:val="a1"/>
+        <w:pStyle w:val="31"/>
         <w:rPr>
           <w:rFonts w:hint="default"/>
           <w:lang w:val="en-US" w:eastAsia="zh-CN"/>
@@ -5148,12 +5206,12 @@
     </w:p>
     <w:p>
       <w:pPr>
-        <w:pStyle w:val="a1"/>
+        <w:pStyle w:val="31"/>
         <w:numPr>
           <w:ilvl w:val="0"/>
           <w:numId w:val="5"/>
         </w:numPr>
-        <w:ind w:left="425" w:hanging="425" w:leftChars="0" w:firstLineChars="0"/>
+        <w:ind w:left="425" w:leftChars="0" w:hanging="425" w:firstLineChars="0"/>
         <w:rPr>
           <w:rFonts w:hint="default"/>
           <w:lang w:val="en-US" w:eastAsia="zh-CN"/>
@@ -5169,7 +5227,7 @@
     </w:p>
     <w:p>
       <w:pPr>
-        <w:pStyle w:val="a1"/>
+        <w:pStyle w:val="31"/>
         <w:rPr>
           <w:rFonts w:hint="default"/>
           <w:lang w:val="en-US" w:eastAsia="zh-CN"/>
@@ -5185,7 +5243,7 @@
     </w:p>
     <w:p>
       <w:pPr>
-        <w:pStyle w:val="a1"/>
+        <w:pStyle w:val="31"/>
         <w:rPr>
           <w:rFonts w:hint="default"/>
           <w:lang w:val="en-US" w:eastAsia="zh-CN"/>
@@ -5201,12 +5259,12 @@
     </w:p>
     <w:p>
       <w:pPr>
-        <w:pStyle w:val="a1"/>
+        <w:pStyle w:val="31"/>
         <w:numPr>
           <w:ilvl w:val="0"/>
           <w:numId w:val="5"/>
         </w:numPr>
-        <w:ind w:left="425" w:hanging="425" w:leftChars="0" w:firstLineChars="0"/>
+        <w:ind w:left="425" w:leftChars="0" w:hanging="425" w:firstLineChars="0"/>
         <w:rPr>
           <w:rFonts w:hint="default"/>
           <w:lang w:val="en-US" w:eastAsia="zh-CN"/>
@@ -5222,7 +5280,7 @@
     </w:p>
     <w:p>
       <w:pPr>
-        <w:pStyle w:val="a1"/>
+        <w:pStyle w:val="31"/>
         <w:rPr>
           <w:rFonts w:hint="default"/>
           <w:lang w:val="en-US" w:eastAsia="zh-CN"/>
@@ -5238,12 +5296,12 @@
     </w:p>
     <w:p>
       <w:pPr>
-        <w:pStyle w:val="a1"/>
+        <w:pStyle w:val="31"/>
         <w:numPr>
           <w:ilvl w:val="0"/>
           <w:numId w:val="5"/>
         </w:numPr>
-        <w:ind w:left="425" w:hanging="425" w:leftChars="0" w:firstLineChars="0"/>
+        <w:ind w:left="425" w:leftChars="0" w:hanging="425" w:firstLineChars="0"/>
         <w:rPr>
           <w:rFonts w:hint="default"/>
           <w:lang w:val="en-US" w:eastAsia="zh-CN"/>
@@ -5259,7 +5317,7 @@
     </w:p>
     <w:p>
       <w:pPr>
-        <w:pStyle w:val="a1"/>
+        <w:pStyle w:val="31"/>
         <w:rPr>
           <w:rFonts w:hint="default"/>
           <w:lang w:val="en-US" w:eastAsia="zh-CN"/>
@@ -5275,7 +5333,7 @@
     </w:p>
     <w:p>
       <w:pPr>
-        <w:pStyle w:val="a1"/>
+        <w:pStyle w:val="31"/>
         <w:rPr>
           <w:rFonts w:hint="default"/>
           <w:lang w:val="en-US" w:eastAsia="zh-CN"/>
@@ -5291,7 +5349,7 @@
     </w:p>
     <w:p>
       <w:pPr>
-        <w:pStyle w:val="a1"/>
+        <w:pStyle w:val="31"/>
         <w:rPr>
           <w:rFonts w:hint="default"/>
           <w:lang w:val="en-US" w:eastAsia="zh-CN"/>
@@ -5307,14 +5365,14 @@
     </w:p>
     <w:p>
       <w:pPr>
-        <w:pStyle w:val="2"/>
+        <w:pStyle w:val="32"/>
         <w:bidi w:val="0"/>
         <w:rPr>
           <w:rFonts w:hint="default"/>
           <w:lang w:val="en-US" w:eastAsia="zh-CN"/>
         </w:rPr>
       </w:pPr>
-      <w:bookmarkStart w:id="11" w:name="_Toc11565"/>
+      <w:bookmarkStart w:id="11" w:name="_Toc1001"/>
       <w:r>
         <w:rPr>
           <w:rFonts w:hint="default"/>
@@ -5326,13 +5384,13 @@
     </w:p>
     <w:p>
       <w:pPr>
-        <w:pStyle w:val="a3"/>
+        <w:pStyle w:val="41"/>
         <w:numPr>
           <w:ilvl w:val="0"/>
           <w:numId w:val="6"/>
         </w:numPr>
         <w:bidi w:val="0"/>
-        <w:ind w:left="425" w:hanging="425" w:leftChars="0" w:firstLineChars="0"/>
+        <w:ind w:left="425" w:leftChars="0" w:hanging="425" w:firstLineChars="0"/>
         <w:rPr>
           <w:rFonts w:hint="default"/>
           <w:lang w:val="en-US" w:eastAsia="zh-CN"/>
@@ -5348,7 +5406,7 @@
     </w:p>
     <w:p>
       <w:pPr>
-        <w:pStyle w:val="a1"/>
+        <w:pStyle w:val="31"/>
         <w:bidi w:val="0"/>
         <w:rPr>
           <w:rFonts w:hint="default"/>
@@ -5365,7 +5423,7 @@
     </w:p>
     <w:p>
       <w:pPr>
-        <w:pStyle w:val="a1"/>
+        <w:pStyle w:val="31"/>
         <w:bidi w:val="0"/>
         <w:rPr>
           <w:rFonts w:hint="default"/>
@@ -5382,7 +5440,7 @@
     </w:p>
     <w:p>
       <w:pPr>
-        <w:pStyle w:val="a1"/>
+        <w:pStyle w:val="31"/>
         <w:bidi w:val="0"/>
         <w:rPr>
           <w:rFonts w:hint="default"/>
@@ -5399,13 +5457,13 @@
     </w:p>
     <w:p>
       <w:pPr>
-        <w:pStyle w:val="a3"/>
+        <w:pStyle w:val="41"/>
         <w:numPr>
           <w:ilvl w:val="0"/>
           <w:numId w:val="6"/>
         </w:numPr>
         <w:bidi w:val="0"/>
-        <w:ind w:left="425" w:hanging="425" w:leftChars="0" w:firstLineChars="0"/>
+        <w:ind w:left="425" w:leftChars="0" w:hanging="425" w:firstLineChars="0"/>
         <w:rPr>
           <w:rFonts w:hint="default"/>
           <w:lang w:val="en-US" w:eastAsia="zh-CN"/>
@@ -5421,7 +5479,7 @@
     </w:p>
     <w:p>
       <w:pPr>
-        <w:pStyle w:val="a1"/>
+        <w:pStyle w:val="31"/>
         <w:bidi w:val="0"/>
         <w:rPr>
           <w:rFonts w:hint="default"/>
@@ -5438,7 +5496,7 @@
     </w:p>
     <w:p>
       <w:pPr>
-        <w:pStyle w:val="a1"/>
+        <w:pStyle w:val="31"/>
         <w:bidi w:val="0"/>
         <w:rPr>
           <w:rFonts w:hint="default"/>
@@ -5455,7 +5513,7 @@
     </w:p>
     <w:p>
       <w:pPr>
-        <w:pStyle w:val="a1"/>
+        <w:pStyle w:val="31"/>
         <w:bidi w:val="0"/>
         <w:rPr>
           <w:rFonts w:hint="default"/>
@@ -5472,13 +5530,13 @@
     </w:p>
     <w:p>
       <w:pPr>
-        <w:pStyle w:val="a3"/>
+        <w:pStyle w:val="41"/>
         <w:numPr>
           <w:ilvl w:val="0"/>
           <w:numId w:val="6"/>
         </w:numPr>
         <w:bidi w:val="0"/>
-        <w:ind w:left="425" w:hanging="425" w:leftChars="0" w:firstLineChars="0"/>
+        <w:ind w:left="425" w:leftChars="0" w:hanging="425" w:firstLineChars="0"/>
         <w:rPr>
           <w:rFonts w:hint="default"/>
           <w:lang w:val="en-US" w:eastAsia="zh-CN"/>
@@ -5494,7 +5552,7 @@
     </w:p>
     <w:p>
       <w:pPr>
-        <w:pStyle w:val="a1"/>
+        <w:pStyle w:val="31"/>
         <w:bidi w:val="0"/>
         <w:rPr>
           <w:rFonts w:hint="default"/>
@@ -5511,7 +5569,7 @@
     </w:p>
     <w:p>
       <w:pPr>
-        <w:pStyle w:val="a1"/>
+        <w:pStyle w:val="31"/>
         <w:bidi w:val="0"/>
         <w:rPr>
           <w:rFonts w:hint="default"/>
@@ -5528,7 +5586,7 @@
     </w:p>
     <w:p>
       <w:pPr>
-        <w:pStyle w:val="a1"/>
+        <w:pStyle w:val="31"/>
         <w:bidi w:val="0"/>
         <w:rPr>
           <w:rFonts w:hint="default"/>
@@ -5545,13 +5603,13 @@
     </w:p>
     <w:p>
       <w:pPr>
-        <w:pStyle w:val="a3"/>
+        <w:pStyle w:val="41"/>
         <w:numPr>
           <w:ilvl w:val="0"/>
           <w:numId w:val="6"/>
         </w:numPr>
         <w:bidi w:val="0"/>
-        <w:ind w:left="425" w:hanging="425" w:leftChars="0" w:firstLineChars="0"/>
+        <w:ind w:left="425" w:leftChars="0" w:hanging="425" w:firstLineChars="0"/>
         <w:rPr>
           <w:rFonts w:hint="default"/>
           <w:lang w:val="en-US" w:eastAsia="zh-CN"/>
@@ -5567,7 +5625,7 @@
     </w:p>
     <w:p>
       <w:pPr>
-        <w:pStyle w:val="a1"/>
+        <w:pStyle w:val="31"/>
         <w:bidi w:val="0"/>
         <w:rPr>
           <w:rFonts w:hint="default"/>
@@ -5584,14 +5642,14 @@
     </w:p>
     <w:p>
       <w:pPr>
-        <w:pStyle w:val="2"/>
+        <w:pStyle w:val="32"/>
         <w:bidi w:val="0"/>
         <w:rPr>
           <w:rFonts w:hint="default"/>
           <w:lang w:val="en-US" w:eastAsia="zh-CN"/>
         </w:rPr>
       </w:pPr>
-      <w:bookmarkStart w:id="12" w:name="_Toc10213"/>
+      <w:bookmarkStart w:id="12" w:name="_Toc29853"/>
       <w:r>
         <w:rPr>
           <w:rFonts w:hint="eastAsia"/>
@@ -5603,12 +5661,12 @@
     </w:p>
     <w:p>
       <w:pPr>
-        <w:pStyle w:val="a1"/>
+        <w:pStyle w:val="31"/>
         <w:numPr>
           <w:ilvl w:val="0"/>
           <w:numId w:val="7"/>
         </w:numPr>
-        <w:ind w:left="425" w:hanging="425" w:leftChars="0" w:firstLineChars="0"/>
+        <w:ind w:left="425" w:leftChars="0" w:hanging="425" w:firstLineChars="0"/>
         <w:rPr>
           <w:rFonts w:hint="default"/>
           <w:lang w:val="en-US" w:eastAsia="zh-CN"/>
@@ -5624,7 +5682,7 @@
     </w:p>
     <w:p>
       <w:pPr>
-        <w:pStyle w:val="a1"/>
+        <w:pStyle w:val="31"/>
         <w:bidi w:val="0"/>
         <w:rPr>
           <w:rFonts w:hint="default"/>
@@ -5641,7 +5699,7 @@
     </w:p>
     <w:p>
       <w:pPr>
-        <w:pStyle w:val="a1"/>
+        <w:pStyle w:val="31"/>
         <w:bidi w:val="0"/>
         <w:rPr>
           <w:rFonts w:hint="default"/>
@@ -5672,7 +5730,7 @@
     </w:p>
     <w:p>
       <w:pPr>
-        <w:pStyle w:val="a1"/>
+        <w:pStyle w:val="31"/>
         <w:bidi w:val="0"/>
         <w:rPr>
           <w:rFonts w:hint="default"/>
@@ -5689,7 +5747,7 @@
     </w:p>
     <w:p>
       <w:pPr>
-        <w:pStyle w:val="a1"/>
+        <w:pStyle w:val="31"/>
         <w:bidi w:val="0"/>
         <w:rPr>
           <w:rFonts w:hint="default"/>
@@ -5706,7 +5764,7 @@
     </w:p>
     <w:p>
       <w:pPr>
-        <w:pStyle w:val="a1"/>
+        <w:pStyle w:val="31"/>
         <w:bidi w:val="0"/>
         <w:rPr>
           <w:rFonts w:hint="default"/>
@@ -5723,7 +5781,7 @@
     </w:p>
     <w:p>
       <w:pPr>
-        <w:pStyle w:val="a1"/>
+        <w:pStyle w:val="31"/>
         <w:bidi w:val="0"/>
         <w:rPr>
           <w:rFonts w:hint="default"/>
@@ -5740,12 +5798,12 @@
     </w:p>
     <w:p>
       <w:pPr>
-        <w:pStyle w:val="a1"/>
+        <w:pStyle w:val="31"/>
         <w:numPr>
           <w:ilvl w:val="0"/>
           <w:numId w:val="7"/>
         </w:numPr>
-        <w:ind w:left="425" w:hanging="425" w:leftChars="0" w:firstLineChars="0"/>
+        <w:ind w:left="425" w:leftChars="0" w:hanging="425" w:firstLineChars="0"/>
         <w:rPr>
           <w:rFonts w:hint="default"/>
           <w:lang w:val="en-US" w:eastAsia="zh-CN"/>
@@ -5761,7 +5819,7 @@
     </w:p>
     <w:p>
       <w:pPr>
-        <w:pStyle w:val="a1"/>
+        <w:pStyle w:val="31"/>
         <w:bidi w:val="0"/>
         <w:rPr>
           <w:rFonts w:hint="default"/>
@@ -5778,7 +5836,7 @@
     </w:p>
     <w:p>
       <w:pPr>
-        <w:pStyle w:val="a1"/>
+        <w:pStyle w:val="31"/>
         <w:bidi w:val="0"/>
         <w:rPr>
           <w:rFonts w:hint="default"/>
@@ -5795,7 +5853,7 @@
     </w:p>
     <w:p>
       <w:pPr>
-        <w:pStyle w:val="a1"/>
+        <w:pStyle w:val="31"/>
         <w:bidi w:val="0"/>
         <w:rPr>
           <w:rFonts w:hint="default"/>
@@ -5812,7 +5870,7 @@
     </w:p>
     <w:p>
       <w:pPr>
-        <w:pStyle w:val="a1"/>
+        <w:pStyle w:val="31"/>
         <w:bidi w:val="0"/>
         <w:rPr>
           <w:rFonts w:hint="default"/>
@@ -5829,7 +5887,7 @@
     </w:p>
     <w:p>
       <w:pPr>
-        <w:pStyle w:val="a1"/>
+        <w:pStyle w:val="31"/>
         <w:bidi w:val="0"/>
         <w:rPr>
           <w:rFonts w:hint="default"/>
@@ -5846,7 +5904,7 @@
     </w:p>
     <w:p>
       <w:pPr>
-        <w:pStyle w:val="a1"/>
+        <w:pStyle w:val="31"/>
         <w:bidi w:val="0"/>
         <w:rPr>
           <w:rFonts w:hint="default"/>
@@ -5863,7 +5921,7 @@
     </w:p>
     <w:p>
       <w:pPr>
-        <w:pStyle w:val="a1"/>
+        <w:pStyle w:val="31"/>
         <w:bidi w:val="0"/>
         <w:rPr>
           <w:rFonts w:hint="default"/>
@@ -5880,7 +5938,7 @@
     </w:p>
     <w:p>
       <w:pPr>
-        <w:pStyle w:val="a1"/>
+        <w:pStyle w:val="31"/>
         <w:bidi w:val="0"/>
         <w:rPr>
           <w:rFonts w:hint="default"/>
@@ -5897,7 +5955,7 @@
     </w:p>
     <w:p>
       <w:pPr>
-        <w:pStyle w:val="a1"/>
+        <w:pStyle w:val="31"/>
         <w:bidi w:val="0"/>
         <w:rPr>
           <w:rFonts w:hint="default"/>
@@ -5914,12 +5972,12 @@
     </w:p>
     <w:p>
       <w:pPr>
-        <w:pStyle w:val="a1"/>
+        <w:pStyle w:val="31"/>
         <w:numPr>
           <w:ilvl w:val="0"/>
           <w:numId w:val="7"/>
         </w:numPr>
-        <w:ind w:left="425" w:hanging="425" w:leftChars="0" w:firstLineChars="0"/>
+        <w:ind w:left="425" w:leftChars="0" w:hanging="425" w:firstLineChars="0"/>
         <w:rPr>
           <w:rFonts w:hint="default"/>
           <w:lang w:val="en-US" w:eastAsia="zh-CN"/>
@@ -5935,7 +5993,7 @@
     </w:p>
     <w:p>
       <w:pPr>
-        <w:pStyle w:val="a1"/>
+        <w:pStyle w:val="31"/>
         <w:bidi w:val="0"/>
         <w:rPr>
           <w:rFonts w:hint="default"/>
@@ -5952,7 +6010,7 @@
     </w:p>
     <w:p>
       <w:pPr>
-        <w:pStyle w:val="a1"/>
+        <w:pStyle w:val="31"/>
         <w:bidi w:val="0"/>
         <w:rPr>
           <w:rFonts w:hint="default"/>
@@ -5969,7 +6027,7 @@
     </w:p>
     <w:p>
       <w:pPr>
-        <w:pStyle w:val="a1"/>
+        <w:pStyle w:val="31"/>
         <w:bidi w:val="0"/>
         <w:rPr>
           <w:rFonts w:hint="default"/>
@@ -5986,7 +6044,7 @@
     </w:p>
     <w:p>
       <w:pPr>
-        <w:pStyle w:val="a1"/>
+        <w:pStyle w:val="31"/>
         <w:bidi w:val="0"/>
         <w:rPr>
           <w:rFonts w:hint="default"/>
@@ -6003,7 +6061,7 @@
     </w:p>
     <w:p>
       <w:pPr>
-        <w:pStyle w:val="a1"/>
+        <w:pStyle w:val="31"/>
         <w:bidi w:val="0"/>
         <w:rPr>
           <w:rFonts w:hint="default"/>
@@ -6020,7 +6078,7 @@
     </w:p>
     <w:p>
       <w:pPr>
-        <w:pStyle w:val="a1"/>
+        <w:pStyle w:val="31"/>
         <w:bidi w:val="0"/>
         <w:rPr>
           <w:rFonts w:hint="default"/>
@@ -6037,14 +6095,14 @@
     </w:p>
     <w:p>
       <w:pPr>
-        <w:pStyle w:val="3"/>
+        <w:pStyle w:val="33"/>
         <w:bidi w:val="0"/>
         <w:rPr>
           <w:rFonts w:hint="default"/>
           <w:lang w:val="en-US" w:eastAsia="zh-CN"/>
         </w:rPr>
       </w:pPr>
-      <w:bookmarkStart w:id="13" w:name="_Toc18598"/>
+      <w:bookmarkStart w:id="13" w:name="_Toc22170"/>
       <w:r>
         <w:rPr>
           <w:rFonts w:hint="default"/>
@@ -6056,12 +6114,12 @@
     </w:p>
     <w:p>
       <w:pPr>
-        <w:pStyle w:val="a1"/>
+        <w:pStyle w:val="31"/>
         <w:numPr>
           <w:ilvl w:val="0"/>
           <w:numId w:val="8"/>
         </w:numPr>
-        <w:ind w:left="425" w:hanging="425" w:leftChars="0" w:firstLineChars="0"/>
+        <w:ind w:left="425" w:leftChars="0" w:hanging="425" w:firstLineChars="0"/>
         <w:rPr>
           <w:rFonts w:hint="default"/>
           <w:lang w:val="en-US" w:eastAsia="zh-CN"/>
@@ -6077,7 +6135,7 @@
     </w:p>
     <w:p>
       <w:pPr>
-        <w:pStyle w:val="a1"/>
+        <w:pStyle w:val="31"/>
         <w:rPr>
           <w:rFonts w:hint="default"/>
           <w:lang w:val="en-US" w:eastAsia="zh-CN"/>
@@ -6093,7 +6151,7 @@
     </w:p>
     <w:p>
       <w:pPr>
-        <w:pStyle w:val="a1"/>
+        <w:pStyle w:val="31"/>
         <w:rPr>
           <w:rFonts w:hint="default"/>
           <w:lang w:val="en-US" w:eastAsia="zh-CN"/>
@@ -6109,12 +6167,12 @@
     </w:p>
     <w:p>
       <w:pPr>
-        <w:pStyle w:val="a1"/>
+        <w:pStyle w:val="31"/>
         <w:numPr>
           <w:ilvl w:val="0"/>
           <w:numId w:val="8"/>
         </w:numPr>
-        <w:ind w:left="425" w:hanging="425" w:leftChars="0" w:firstLineChars="0"/>
+        <w:ind w:left="425" w:leftChars="0" w:hanging="425" w:firstLineChars="0"/>
         <w:rPr>
           <w:rFonts w:hint="default"/>
           <w:lang w:val="en-US" w:eastAsia="zh-CN"/>
@@ -6130,7 +6188,7 @@
     </w:p>
     <w:p>
       <w:pPr>
-        <w:pStyle w:val="a1"/>
+        <w:pStyle w:val="31"/>
         <w:rPr>
           <w:rFonts w:hint="default"/>
           <w:lang w:val="en-US" w:eastAsia="zh-CN"/>
@@ -6146,7 +6204,7 @@
     </w:p>
     <w:p>
       <w:pPr>
-        <w:pStyle w:val="a1"/>
+        <w:pStyle w:val="31"/>
         <w:rPr>
           <w:rFonts w:hint="default"/>
           <w:lang w:val="en-US" w:eastAsia="zh-CN"/>
@@ -6162,7 +6220,7 @@
     </w:p>
     <w:p>
       <w:pPr>
-        <w:pStyle w:val="a1"/>
+        <w:pStyle w:val="31"/>
         <w:rPr>
           <w:rFonts w:hint="default"/>
           <w:lang w:val="en-US" w:eastAsia="zh-CN"/>
@@ -6178,12 +6236,12 @@
     </w:p>
     <w:p>
       <w:pPr>
-        <w:pStyle w:val="a1"/>
+        <w:pStyle w:val="31"/>
         <w:numPr>
           <w:ilvl w:val="0"/>
           <w:numId w:val="8"/>
         </w:numPr>
-        <w:ind w:left="425" w:hanging="425" w:leftChars="0" w:firstLineChars="0"/>
+        <w:ind w:left="425" w:leftChars="0" w:hanging="425" w:firstLineChars="0"/>
         <w:rPr>
           <w:rFonts w:hint="default"/>
           <w:lang w:val="en-US" w:eastAsia="zh-CN"/>
@@ -6199,7 +6257,7 @@
     </w:p>
     <w:p>
       <w:pPr>
-        <w:pStyle w:val="a1"/>
+        <w:pStyle w:val="31"/>
         <w:rPr>
           <w:rFonts w:hint="default"/>
           <w:lang w:val="en-US" w:eastAsia="zh-CN"/>
@@ -6215,7 +6273,7 @@
     </w:p>
     <w:p>
       <w:pPr>
-        <w:pStyle w:val="a1"/>
+        <w:pStyle w:val="31"/>
         <w:rPr>
           <w:rFonts w:hint="default"/>
           <w:lang w:val="en-US" w:eastAsia="zh-CN"/>
@@ -6231,7 +6289,7 @@
     </w:p>
     <w:p>
       <w:pPr>
-        <w:pStyle w:val="a1"/>
+        <w:pStyle w:val="31"/>
         <w:rPr>
           <w:rFonts w:hint="default"/>
           <w:lang w:val="en-US" w:eastAsia="zh-CN"/>
@@ -6247,7 +6305,7 @@
     </w:p>
     <w:p>
       <w:pPr>
-        <w:pStyle w:val="a1"/>
+        <w:pStyle w:val="31"/>
         <w:rPr>
           <w:rFonts w:hint="default"/>
           <w:lang w:val="en-US" w:eastAsia="zh-CN"/>
@@ -6263,12 +6321,12 @@
     </w:p>
     <w:p>
       <w:pPr>
-        <w:pStyle w:val="a1"/>
+        <w:pStyle w:val="31"/>
         <w:numPr>
           <w:ilvl w:val="0"/>
           <w:numId w:val="8"/>
         </w:numPr>
-        <w:ind w:left="425" w:hanging="425" w:leftChars="0" w:firstLineChars="0"/>
+        <w:ind w:left="425" w:leftChars="0" w:hanging="425" w:firstLineChars="0"/>
         <w:rPr>
           <w:rFonts w:hint="default"/>
           <w:lang w:val="en-US" w:eastAsia="zh-CN"/>
@@ -6284,30 +6342,30 @@
     </w:p>
     <w:p>
       <w:pPr>
-        <w:pStyle w:val="a1"/>
-        <w:rPr>
-          <w:rFonts w:hint="default"/>
-          <w:lang w:val="en-US" w:eastAsia="zh-CN"/>
-        </w:rPr>
-      </w:pPr>
-      <w:r>
-        <w:rPr>
-          <w:rFonts w:hint="default"/>
-          <w:lang w:val="en-US" w:eastAsia="zh-CN"/>
-        </w:rPr>
-        <w:t>配合产品产品质量部进行组织级满意度调查工作</w:t>
-      </w:r>
-    </w:p>
-    <w:p>
-      <w:pPr>
-        <w:pStyle w:val="3"/>
+        <w:pStyle w:val="31"/>
+        <w:rPr>
+          <w:rFonts w:hint="default"/>
+          <w:lang w:val="en-US" w:eastAsia="zh-CN"/>
+        </w:rPr>
+      </w:pPr>
+      <w:r>
+        <w:rPr>
+          <w:rFonts w:hint="default"/>
+          <w:lang w:val="en-US" w:eastAsia="zh-CN"/>
+        </w:rPr>
+        <w:t>配合产品质量部进行组织级满意度调查工作</w:t>
+      </w:r>
+    </w:p>
+    <w:p>
+      <w:pPr>
+        <w:pStyle w:val="33"/>
         <w:bidi w:val="0"/>
         <w:rPr>
           <w:rFonts w:hint="eastAsia"/>
           <w:lang w:val="en-US" w:eastAsia="zh-CN"/>
         </w:rPr>
       </w:pPr>
-      <w:bookmarkStart w:id="14" w:name="_Toc8084"/>
+      <w:bookmarkStart w:id="14" w:name="_Toc25799"/>
       <w:r>
         <w:rPr>
           <w:rFonts w:hint="eastAsia"/>
@@ -6319,12 +6377,12 @@
     </w:p>
     <w:p>
       <w:pPr>
-        <w:pStyle w:val="a1"/>
+        <w:pStyle w:val="31"/>
         <w:numPr>
           <w:ilvl w:val="0"/>
           <w:numId w:val="9"/>
         </w:numPr>
-        <w:ind w:left="425" w:hanging="425" w:leftChars="0" w:firstLineChars="0"/>
+        <w:ind w:left="425" w:leftChars="0" w:hanging="425" w:firstLineChars="0"/>
         <w:rPr>
           <w:rFonts w:hint="eastAsia"/>
           <w:lang w:val="en-US" w:eastAsia="zh-CN"/>
@@ -6340,7 +6398,7 @@
     </w:p>
     <w:p>
       <w:pPr>
-        <w:pStyle w:val="a1"/>
+        <w:pStyle w:val="31"/>
         <w:rPr>
           <w:rFonts w:hint="eastAsia"/>
           <w:lang w:val="en-US" w:eastAsia="zh-CN"/>
@@ -6356,7 +6414,7 @@
     </w:p>
     <w:p>
       <w:pPr>
-        <w:pStyle w:val="a1"/>
+        <w:pStyle w:val="31"/>
         <w:rPr>
           <w:rFonts w:hint="eastAsia"/>
           <w:lang w:val="en-US" w:eastAsia="zh-CN"/>
@@ -6372,7 +6430,7 @@
     </w:p>
     <w:p>
       <w:pPr>
-        <w:pStyle w:val="a1"/>
+        <w:pStyle w:val="31"/>
         <w:rPr>
           <w:rFonts w:hint="eastAsia"/>
           <w:lang w:val="en-US" w:eastAsia="zh-CN"/>
@@ -6388,12 +6446,12 @@
     </w:p>
     <w:p>
       <w:pPr>
-        <w:pStyle w:val="a1"/>
+        <w:pStyle w:val="31"/>
         <w:numPr>
           <w:ilvl w:val="0"/>
           <w:numId w:val="9"/>
         </w:numPr>
-        <w:ind w:left="425" w:hanging="425" w:leftChars="0" w:firstLineChars="0"/>
+        <w:ind w:left="425" w:leftChars="0" w:hanging="425" w:firstLineChars="0"/>
         <w:rPr>
           <w:rFonts w:hint="eastAsia"/>
           <w:lang w:val="en-US" w:eastAsia="zh-CN"/>
@@ -6409,7 +6467,7 @@
     </w:p>
     <w:p>
       <w:pPr>
-        <w:pStyle w:val="a1"/>
+        <w:pStyle w:val="31"/>
         <w:rPr>
           <w:rFonts w:hint="eastAsia"/>
           <w:lang w:val="en-US" w:eastAsia="zh-CN"/>
@@ -6425,7 +6483,7 @@
     </w:p>
     <w:p>
       <w:pPr>
-        <w:pStyle w:val="a1"/>
+        <w:pStyle w:val="31"/>
         <w:rPr>
           <w:rFonts w:hint="eastAsia"/>
           <w:lang w:val="en-US" w:eastAsia="zh-CN"/>
@@ -6441,7 +6499,7 @@
     </w:p>
     <w:p>
       <w:pPr>
-        <w:pStyle w:val="a1"/>
+        <w:pStyle w:val="31"/>
         <w:rPr>
           <w:rFonts w:hint="eastAsia"/>
           <w:lang w:val="en-US" w:eastAsia="zh-CN"/>
@@ -6457,12 +6515,12 @@
     </w:p>
     <w:p>
       <w:pPr>
-        <w:pStyle w:val="a1"/>
+        <w:pStyle w:val="31"/>
         <w:numPr>
           <w:ilvl w:val="0"/>
           <w:numId w:val="9"/>
         </w:numPr>
-        <w:ind w:left="425" w:hanging="425" w:leftChars="0" w:firstLineChars="0"/>
+        <w:ind w:left="425" w:leftChars="0" w:hanging="425" w:firstLineChars="0"/>
         <w:rPr>
           <w:rFonts w:hint="eastAsia"/>
           <w:lang w:val="en-US" w:eastAsia="zh-CN"/>
@@ -6478,7 +6536,7 @@
     </w:p>
     <w:p>
       <w:pPr>
-        <w:pStyle w:val="a1"/>
+        <w:pStyle w:val="31"/>
         <w:rPr>
           <w:rFonts w:hint="eastAsia"/>
           <w:lang w:val="en-US" w:eastAsia="zh-CN"/>
@@ -6494,7 +6552,7 @@
     </w:p>
     <w:p>
       <w:pPr>
-        <w:pStyle w:val="a1"/>
+        <w:pStyle w:val="31"/>
         <w:rPr>
           <w:rFonts w:hint="eastAsia"/>
           <w:lang w:val="en-US" w:eastAsia="zh-CN"/>
@@ -6510,7 +6568,7 @@
     </w:p>
     <w:p>
       <w:pPr>
-        <w:pStyle w:val="a1"/>
+        <w:pStyle w:val="31"/>
         <w:rPr>
           <w:rFonts w:hint="eastAsia"/>
           <w:lang w:val="en-US" w:eastAsia="zh-CN"/>
@@ -6526,12 +6584,12 @@
     </w:p>
     <w:p>
       <w:pPr>
-        <w:pStyle w:val="a1"/>
+        <w:pStyle w:val="31"/>
         <w:numPr>
           <w:ilvl w:val="0"/>
           <w:numId w:val="9"/>
         </w:numPr>
-        <w:ind w:left="425" w:hanging="425" w:leftChars="0" w:firstLineChars="0"/>
+        <w:ind w:left="425" w:leftChars="0" w:hanging="425" w:firstLineChars="0"/>
         <w:rPr>
           <w:rFonts w:hint="eastAsia"/>
           <w:lang w:val="en-US" w:eastAsia="zh-CN"/>
@@ -6547,7 +6605,7 @@
     </w:p>
     <w:p>
       <w:pPr>
-        <w:pStyle w:val="a1"/>
+        <w:pStyle w:val="31"/>
         <w:rPr>
           <w:rFonts w:hint="eastAsia"/>
           <w:lang w:val="en-US" w:eastAsia="zh-CN"/>
@@ -6563,7 +6621,7 @@
     </w:p>
     <w:p>
       <w:pPr>
-        <w:pStyle w:val="a1"/>
+        <w:pStyle w:val="31"/>
         <w:rPr>
           <w:rFonts w:hint="eastAsia"/>
           <w:lang w:val="en-US" w:eastAsia="zh-CN"/>
@@ -6579,7 +6637,7 @@
     </w:p>
     <w:p>
       <w:pPr>
-        <w:pStyle w:val="a1"/>
+        <w:pStyle w:val="31"/>
         <w:rPr>
           <w:rFonts w:hint="eastAsia"/>
           <w:lang w:val="en-US" w:eastAsia="zh-CN"/>
@@ -6595,12 +6653,12 @@
     </w:p>
     <w:p>
       <w:pPr>
-        <w:pStyle w:val="a1"/>
+        <w:pStyle w:val="31"/>
         <w:numPr>
           <w:ilvl w:val="0"/>
           <w:numId w:val="9"/>
         </w:numPr>
-        <w:ind w:left="425" w:hanging="425" w:leftChars="0" w:firstLineChars="0"/>
+        <w:ind w:left="425" w:leftChars="0" w:hanging="425" w:firstLineChars="0"/>
         <w:rPr>
           <w:rFonts w:hint="eastAsia"/>
           <w:lang w:val="en-US" w:eastAsia="zh-CN"/>
@@ -6616,7 +6674,7 @@
     </w:p>
     <w:p>
       <w:pPr>
-        <w:pStyle w:val="a1"/>
+        <w:pStyle w:val="31"/>
         <w:rPr>
           <w:rFonts w:hint="eastAsia"/>
           <w:lang w:val="en-US" w:eastAsia="zh-CN"/>
@@ -6632,7 +6690,7 @@
     </w:p>
     <w:p>
       <w:pPr>
-        <w:pStyle w:val="a1"/>
+        <w:pStyle w:val="31"/>
         <w:rPr>
           <w:rFonts w:hint="eastAsia"/>
           <w:lang w:val="en-US" w:eastAsia="zh-CN"/>
@@ -6648,7 +6706,7 @@
     </w:p>
     <w:p>
       <w:pPr>
-        <w:pStyle w:val="a1"/>
+        <w:pStyle w:val="31"/>
         <w:rPr>
           <w:rFonts w:hint="eastAsia"/>
           <w:lang w:val="en-US" w:eastAsia="zh-CN"/>
@@ -6664,12 +6722,12 @@
     </w:p>
     <w:p>
       <w:pPr>
-        <w:pStyle w:val="a1"/>
+        <w:pStyle w:val="31"/>
         <w:numPr>
           <w:ilvl w:val="0"/>
           <w:numId w:val="9"/>
         </w:numPr>
-        <w:ind w:left="425" w:hanging="425" w:leftChars="0" w:firstLineChars="0"/>
+        <w:ind w:left="425" w:leftChars="0" w:hanging="425" w:firstLineChars="0"/>
         <w:rPr>
           <w:rFonts w:hint="eastAsia"/>
           <w:lang w:val="en-US" w:eastAsia="zh-CN"/>
@@ -6685,7 +6743,7 @@
     </w:p>
     <w:p>
       <w:pPr>
-        <w:pStyle w:val="a1"/>
+        <w:pStyle w:val="31"/>
         <w:rPr>
           <w:rFonts w:hint="eastAsia"/>
           <w:lang w:val="en-US" w:eastAsia="zh-CN"/>
@@ -6701,7 +6759,7 @@
     </w:p>
     <w:p>
       <w:pPr>
-        <w:pStyle w:val="a1"/>
+        <w:pStyle w:val="31"/>
         <w:rPr>
           <w:rFonts w:hint="eastAsia"/>
           <w:lang w:val="en-US" w:eastAsia="zh-CN"/>
@@ -6712,19 +6770,19 @@
           <w:rFonts w:hint="eastAsia"/>
           <w:lang w:val="en-US" w:eastAsia="zh-CN"/>
         </w:rPr>
-        <w:t>配合产品产品质量部对备件供应商进行评价，提供备件使用数据，协助优化供应商选择。</w:t>
-      </w:r>
-    </w:p>
-    <w:p>
-      <w:pPr>
-        <w:pStyle w:val="3"/>
+        <w:t>配合产品质量部对备件供应商进行评价，提供备件使用数据，协助优化供应商选择。</w:t>
+      </w:r>
+    </w:p>
+    <w:p>
+      <w:pPr>
+        <w:pStyle w:val="33"/>
         <w:bidi w:val="0"/>
         <w:rPr>
           <w:rFonts w:hint="default"/>
           <w:lang w:val="en-US" w:eastAsia="zh-CN"/>
         </w:rPr>
       </w:pPr>
-      <w:bookmarkStart w:id="15" w:name="_Toc27495"/>
+      <w:bookmarkStart w:id="15" w:name="_Toc27780"/>
       <w:r>
         <w:rPr>
           <w:rFonts w:hint="eastAsia"/>
@@ -6736,12 +6794,12 @@
     </w:p>
     <w:p>
       <w:pPr>
-        <w:pStyle w:val="a1"/>
+        <w:pStyle w:val="31"/>
         <w:numPr>
           <w:ilvl w:val="0"/>
           <w:numId w:val="10"/>
         </w:numPr>
-        <w:ind w:left="425" w:hanging="425" w:leftChars="0" w:firstLineChars="0"/>
+        <w:ind w:left="425" w:leftChars="0" w:hanging="425" w:firstLineChars="0"/>
         <w:rPr>
           <w:rFonts w:hint="default"/>
           <w:lang w:val="en-US" w:eastAsia="zh-CN"/>
@@ -6757,7 +6815,7 @@
     </w:p>
     <w:p>
       <w:pPr>
-        <w:pStyle w:val="a1"/>
+        <w:pStyle w:val="31"/>
         <w:bidi w:val="0"/>
         <w:rPr>
           <w:rFonts w:hint="default"/>
@@ -6774,7 +6832,7 @@
     </w:p>
     <w:p>
       <w:pPr>
-        <w:pStyle w:val="a1"/>
+        <w:pStyle w:val="31"/>
         <w:bidi w:val="0"/>
         <w:rPr>
           <w:rFonts w:hint="default"/>
@@ -6791,7 +6849,7 @@
     </w:p>
     <w:p>
       <w:pPr>
-        <w:pStyle w:val="a1"/>
+        <w:pStyle w:val="31"/>
         <w:bidi w:val="0"/>
         <w:rPr>
           <w:rFonts w:hint="default"/>
@@ -6822,12 +6880,12 @@
     </w:p>
     <w:p>
       <w:pPr>
-        <w:pStyle w:val="a1"/>
+        <w:pStyle w:val="31"/>
         <w:numPr>
           <w:ilvl w:val="0"/>
           <w:numId w:val="10"/>
         </w:numPr>
-        <w:ind w:left="425" w:hanging="425" w:leftChars="0" w:firstLineChars="0"/>
+        <w:ind w:left="425" w:leftChars="0" w:hanging="425" w:firstLineChars="0"/>
         <w:rPr>
           <w:rFonts w:hint="default"/>
           <w:lang w:val="en-US" w:eastAsia="zh-CN"/>
@@ -6850,7 +6908,7 @@
     </w:p>
     <w:p>
       <w:pPr>
-        <w:pStyle w:val="a1"/>
+        <w:pStyle w:val="31"/>
         <w:bidi w:val="0"/>
         <w:rPr>
           <w:rFonts w:hint="default"/>
@@ -6881,7 +6939,7 @@
     </w:p>
     <w:p>
       <w:pPr>
-        <w:pStyle w:val="a1"/>
+        <w:pStyle w:val="31"/>
         <w:bidi w:val="0"/>
         <w:rPr>
           <w:rFonts w:hint="default"/>
@@ -6912,7 +6970,7 @@
     </w:p>
     <w:p>
       <w:pPr>
-        <w:pStyle w:val="a1"/>
+        <w:pStyle w:val="31"/>
         <w:bidi w:val="0"/>
         <w:rPr>
           <w:rFonts w:hint="default"/>
@@ -6943,12 +7001,12 @@
     </w:p>
     <w:p>
       <w:pPr>
-        <w:pStyle w:val="a1"/>
+        <w:pStyle w:val="31"/>
         <w:numPr>
           <w:ilvl w:val="0"/>
           <w:numId w:val="10"/>
         </w:numPr>
-        <w:ind w:left="425" w:hanging="425" w:leftChars="0" w:firstLineChars="0"/>
+        <w:ind w:left="425" w:leftChars="0" w:hanging="425" w:firstLineChars="0"/>
         <w:rPr>
           <w:rFonts w:hint="default"/>
           <w:lang w:val="en-US" w:eastAsia="zh-CN"/>
@@ -6964,7 +7022,7 @@
     </w:p>
     <w:p>
       <w:pPr>
-        <w:pStyle w:val="a1"/>
+        <w:pStyle w:val="31"/>
         <w:bidi w:val="0"/>
         <w:rPr>
           <w:rFonts w:hint="default"/>
@@ -6995,7 +7053,7 @@
     </w:p>
     <w:p>
       <w:pPr>
-        <w:pStyle w:val="a1"/>
+        <w:pStyle w:val="31"/>
         <w:bidi w:val="0"/>
         <w:rPr>
           <w:rFonts w:hint="default"/>
@@ -7026,7 +7084,7 @@
     </w:p>
     <w:p>
       <w:pPr>
-        <w:pStyle w:val="a1"/>
+        <w:pStyle w:val="31"/>
         <w:bidi w:val="0"/>
         <w:rPr>
           <w:rFonts w:hint="default"/>
@@ -7043,12 +7101,12 @@
     </w:p>
     <w:p>
       <w:pPr>
-        <w:pStyle w:val="a1"/>
+        <w:pStyle w:val="31"/>
         <w:numPr>
           <w:ilvl w:val="0"/>
           <w:numId w:val="10"/>
         </w:numPr>
-        <w:ind w:left="425" w:hanging="425" w:leftChars="0" w:firstLineChars="0"/>
+        <w:ind w:left="425" w:leftChars="0" w:hanging="425" w:firstLineChars="0"/>
         <w:rPr>
           <w:rFonts w:hint="default"/>
           <w:lang w:val="en-US" w:eastAsia="zh-CN"/>
@@ -7064,7 +7122,7 @@
     </w:p>
     <w:p>
       <w:pPr>
-        <w:pStyle w:val="a1"/>
+        <w:pStyle w:val="31"/>
         <w:bidi w:val="0"/>
         <w:rPr>
           <w:rFonts w:hint="default"/>
@@ -7095,7 +7153,7 @@
     </w:p>
     <w:p>
       <w:pPr>
-        <w:pStyle w:val="a1"/>
+        <w:pStyle w:val="31"/>
         <w:bidi w:val="0"/>
         <w:rPr>
           <w:rFonts w:hint="default"/>
@@ -7140,7 +7198,7 @@
     </w:p>
     <w:p>
       <w:pPr>
-        <w:pStyle w:val="a1"/>
+        <w:pStyle w:val="31"/>
         <w:bidi w:val="0"/>
         <w:rPr>
           <w:rFonts w:hint="default"/>
@@ -7157,12 +7215,12 @@
     </w:p>
     <w:p>
       <w:pPr>
-        <w:pStyle w:val="a1"/>
+        <w:pStyle w:val="31"/>
         <w:numPr>
           <w:ilvl w:val="0"/>
           <w:numId w:val="10"/>
         </w:numPr>
-        <w:ind w:left="425" w:hanging="425" w:leftChars="0" w:firstLineChars="0"/>
+        <w:ind w:left="425" w:leftChars="0" w:hanging="425" w:firstLineChars="0"/>
         <w:rPr>
           <w:rFonts w:hint="default"/>
           <w:lang w:val="en-US" w:eastAsia="zh-CN"/>
@@ -7178,7 +7236,7 @@
     </w:p>
     <w:p>
       <w:pPr>
-        <w:pStyle w:val="a1"/>
+        <w:pStyle w:val="31"/>
         <w:bidi w:val="0"/>
         <w:rPr>
           <w:rFonts w:hint="default"/>
@@ -7209,7 +7267,7 @@
     </w:p>
     <w:p>
       <w:pPr>
-        <w:pStyle w:val="a1"/>
+        <w:pStyle w:val="31"/>
         <w:bidi w:val="0"/>
         <w:rPr>
           <w:rFonts w:hint="default"/>
@@ -7226,7 +7284,7 @@
     </w:p>
     <w:p>
       <w:pPr>
-        <w:pStyle w:val="a1"/>
+        <w:pStyle w:val="31"/>
         <w:bidi w:val="0"/>
         <w:rPr>
           <w:rFonts w:hint="default"/>
@@ -7243,12 +7301,12 @@
     </w:p>
     <w:p>
       <w:pPr>
-        <w:pStyle w:val="a1"/>
+        <w:pStyle w:val="31"/>
         <w:numPr>
           <w:ilvl w:val="0"/>
           <w:numId w:val="10"/>
         </w:numPr>
-        <w:ind w:left="425" w:hanging="425" w:leftChars="0" w:firstLineChars="0"/>
+        <w:ind w:left="425" w:leftChars="0" w:hanging="425" w:firstLineChars="0"/>
         <w:rPr>
           <w:rFonts w:hint="default"/>
           <w:lang w:val="en-US" w:eastAsia="zh-CN"/>
@@ -7264,7 +7322,7 @@
     </w:p>
     <w:p>
       <w:pPr>
-        <w:pStyle w:val="a1"/>
+        <w:pStyle w:val="31"/>
         <w:bidi w:val="0"/>
         <w:rPr>
           <w:rFonts w:hint="default"/>
@@ -7281,7 +7339,7 @@
     </w:p>
     <w:p>
       <w:pPr>
-        <w:pStyle w:val="a1"/>
+        <w:pStyle w:val="31"/>
         <w:bidi w:val="0"/>
         <w:rPr>
           <w:rFonts w:hint="default"/>
@@ -7298,14 +7356,14 @@
     </w:p>
     <w:p>
       <w:pPr>
-        <w:pStyle w:val="2"/>
+        <w:pStyle w:val="32"/>
         <w:bidi w:val="0"/>
         <w:rPr>
           <w:rFonts w:hint="eastAsia"/>
           <w:lang w:val="en-US" w:eastAsia="zh-CN"/>
         </w:rPr>
       </w:pPr>
-      <w:bookmarkStart w:id="16" w:name="_Toc24971"/>
+      <w:bookmarkStart w:id="16" w:name="_Toc4719"/>
       <w:r>
         <w:rPr>
           <w:rFonts w:hint="eastAsia"/>
@@ -7317,7 +7375,7 @@
     </w:p>
     <w:p>
       <w:pPr>
-        <w:pStyle w:val="a1"/>
+        <w:pStyle w:val="31"/>
         <w:bidi w:val="0"/>
         <w:rPr>
           <w:rFonts w:hint="default"/>
@@ -7334,7 +7392,7 @@
     </w:p>
     <w:p>
       <w:pPr>
-        <w:pStyle w:val="a3"/>
+        <w:pStyle w:val="41"/>
         <w:numPr>
           <w:ilvl w:val="0"/>
           <w:numId w:val="11"/>
@@ -7355,7 +7413,7 @@
     </w:p>
     <w:p>
       <w:pPr>
-        <w:pStyle w:val="a1"/>
+        <w:pStyle w:val="31"/>
         <w:bidi w:val="0"/>
         <w:rPr>
           <w:rFonts w:hint="default"/>
@@ -7372,7 +7430,7 @@
     </w:p>
     <w:p>
       <w:pPr>
-        <w:pStyle w:val="a1"/>
+        <w:pStyle w:val="31"/>
         <w:bidi w:val="0"/>
         <w:rPr>
           <w:rFonts w:hint="default"/>
@@ -7389,7 +7447,7 @@
     </w:p>
     <w:p>
       <w:pPr>
-        <w:pStyle w:val="a1"/>
+        <w:pStyle w:val="31"/>
         <w:bidi w:val="0"/>
         <w:rPr>
           <w:rFonts w:hint="default"/>
@@ -7406,7 +7464,7 @@
     </w:p>
     <w:p>
       <w:pPr>
-        <w:pStyle w:val="a3"/>
+        <w:pStyle w:val="41"/>
         <w:numPr>
           <w:ilvl w:val="0"/>
           <w:numId w:val="11"/>
@@ -7427,7 +7485,7 @@
     </w:p>
     <w:p>
       <w:pPr>
-        <w:pStyle w:val="a1"/>
+        <w:pStyle w:val="31"/>
         <w:bidi w:val="0"/>
         <w:rPr>
           <w:rFonts w:hint="default"/>
@@ -7444,7 +7502,7 @@
     </w:p>
     <w:p>
       <w:pPr>
-        <w:pStyle w:val="a1"/>
+        <w:pStyle w:val="31"/>
         <w:bidi w:val="0"/>
         <w:rPr>
           <w:rFonts w:hint="default"/>
@@ -7456,12 +7514,12 @@
           <w:rFonts w:hint="default"/>
           <w:lang w:val="en-US" w:eastAsia="zh-CN"/>
         </w:rPr>
-        <w:t>组织研发部、产品产品质量部、运维部对供应商进行技术能力、服务质量、交付能力的联合评估；</w:t>
-      </w:r>
-    </w:p>
-    <w:p>
-      <w:pPr>
-        <w:pStyle w:val="a1"/>
+        <w:t>组织研发部、产品质量部、运维部对供应商进行技术能力、服务质量、交付能力的联合评估；</w:t>
+      </w:r>
+    </w:p>
+    <w:p>
+      <w:pPr>
+        <w:pStyle w:val="31"/>
         <w:bidi w:val="0"/>
         <w:rPr>
           <w:rFonts w:hint="default"/>
@@ -7478,7 +7536,7 @@
     </w:p>
     <w:p>
       <w:pPr>
-        <w:pStyle w:val="a1"/>
+        <w:pStyle w:val="31"/>
         <w:bidi w:val="0"/>
         <w:rPr>
           <w:rFonts w:hint="default"/>
@@ -7495,7 +7553,7 @@
     </w:p>
     <w:p>
       <w:pPr>
-        <w:pStyle w:val="a1"/>
+        <w:pStyle w:val="31"/>
         <w:bidi w:val="0"/>
         <w:rPr>
           <w:rFonts w:hint="default"/>
@@ -7512,7 +7570,7 @@
     </w:p>
     <w:p>
       <w:pPr>
-        <w:pStyle w:val="a3"/>
+        <w:pStyle w:val="41"/>
         <w:numPr>
           <w:ilvl w:val="0"/>
           <w:numId w:val="11"/>
@@ -7533,7 +7591,7 @@
     </w:p>
     <w:p>
       <w:pPr>
-        <w:pStyle w:val="a1"/>
+        <w:pStyle w:val="31"/>
         <w:bidi w:val="0"/>
         <w:rPr>
           <w:rFonts w:hint="default"/>
@@ -7550,7 +7608,7 @@
     </w:p>
     <w:p>
       <w:pPr>
-        <w:pStyle w:val="a1"/>
+        <w:pStyle w:val="31"/>
         <w:bidi w:val="0"/>
         <w:rPr>
           <w:rFonts w:hint="default"/>
@@ -7567,7 +7625,7 @@
     </w:p>
     <w:p>
       <w:pPr>
-        <w:pStyle w:val="a1"/>
+        <w:pStyle w:val="31"/>
         <w:bidi w:val="0"/>
         <w:rPr>
           <w:rFonts w:hint="default"/>
@@ -7584,7 +7642,7 @@
     </w:p>
     <w:p>
       <w:pPr>
-        <w:pStyle w:val="a3"/>
+        <w:pStyle w:val="41"/>
         <w:numPr>
           <w:ilvl w:val="0"/>
           <w:numId w:val="11"/>
@@ -7605,7 +7663,7 @@
     </w:p>
     <w:p>
       <w:pPr>
-        <w:pStyle w:val="a1"/>
+        <w:pStyle w:val="31"/>
         <w:bidi w:val="0"/>
         <w:rPr>
           <w:rFonts w:hint="default"/>
@@ -7622,7 +7680,7 @@
     </w:p>
     <w:p>
       <w:pPr>
-        <w:pStyle w:val="a1"/>
+        <w:pStyle w:val="31"/>
         <w:bidi w:val="0"/>
         <w:rPr>
           <w:rFonts w:hint="default"/>
@@ -7634,12 +7692,12 @@
           <w:rFonts w:hint="default"/>
           <w:lang w:val="en-US" w:eastAsia="zh-CN"/>
         </w:rPr>
-        <w:t>配合产品产品质量部、运维部对采购物资的质量问题进行追溯；</w:t>
-      </w:r>
-    </w:p>
-    <w:p>
-      <w:pPr>
-        <w:pStyle w:val="a1"/>
+        <w:t>配合产品质量部、运维部对采购物资的质量问题进行追溯；</w:t>
+      </w:r>
+    </w:p>
+    <w:p>
+      <w:pPr>
+        <w:pStyle w:val="31"/>
         <w:bidi w:val="0"/>
         <w:rPr>
           <w:rFonts w:hint="default"/>
@@ -7656,14 +7714,14 @@
     </w:p>
     <w:p>
       <w:pPr>
-        <w:pStyle w:val="2"/>
+        <w:pStyle w:val="32"/>
         <w:bidi w:val="0"/>
         <w:rPr>
           <w:rFonts w:hint="default"/>
           <w:lang w:val="en-US" w:eastAsia="zh-CN"/>
         </w:rPr>
       </w:pPr>
-      <w:bookmarkStart w:id="17" w:name="_Toc20475"/>
+      <w:bookmarkStart w:id="17" w:name="_Toc11637"/>
       <w:r>
         <w:rPr>
           <w:rFonts w:hint="eastAsia"/>
@@ -7675,7 +7733,7 @@
     </w:p>
     <w:p>
       <w:pPr>
-        <w:pStyle w:val="a1"/>
+        <w:pStyle w:val="31"/>
         <w:rPr>
           <w:rFonts w:hint="default"/>
           <w:lang w:val="en-US" w:eastAsia="zh-CN"/>
@@ -7691,7 +7749,7 @@
     </w:p>
     <w:p>
       <w:pPr>
-        <w:pStyle w:val="a1"/>
+        <w:pStyle w:val="31"/>
         <w:rPr>
           <w:rFonts w:hint="default"/>
           <w:lang w:val="en-US" w:eastAsia="zh-CN"/>
@@ -7707,12 +7765,12 @@
     </w:p>
     <w:p>
       <w:pPr>
-        <w:pStyle w:val="a1"/>
+        <w:pStyle w:val="31"/>
         <w:numPr>
           <w:ilvl w:val="0"/>
           <w:numId w:val="12"/>
         </w:numPr>
-        <w:ind w:left="425" w:hanging="425" w:leftChars="0" w:firstLineChars="0"/>
+        <w:ind w:left="425" w:leftChars="0" w:hanging="425" w:firstLineChars="0"/>
         <w:rPr>
           <w:rFonts w:hint="default"/>
           <w:lang w:val="en-US" w:eastAsia="zh-CN"/>
@@ -7728,7 +7786,7 @@
     </w:p>
     <w:p>
       <w:pPr>
-        <w:pStyle w:val="a1"/>
+        <w:pStyle w:val="31"/>
         <w:numPr>
           <w:ilvl w:val="0"/>
           <w:numId w:val="0"/>
@@ -7749,7 +7807,7 @@
     </w:p>
     <w:p>
       <w:pPr>
-        <w:pStyle w:val="a1"/>
+        <w:pStyle w:val="31"/>
         <w:numPr>
           <w:ilvl w:val="0"/>
           <w:numId w:val="0"/>
@@ -7770,7 +7828,7 @@
     </w:p>
     <w:p>
       <w:pPr>
-        <w:pStyle w:val="a1"/>
+        <w:pStyle w:val="31"/>
         <w:numPr>
           <w:ilvl w:val="0"/>
           <w:numId w:val="0"/>
@@ -7791,12 +7849,12 @@
     </w:p>
     <w:p>
       <w:pPr>
-        <w:pStyle w:val="a1"/>
+        <w:pStyle w:val="31"/>
         <w:numPr>
           <w:ilvl w:val="0"/>
           <w:numId w:val="12"/>
         </w:numPr>
-        <w:ind w:left="425" w:hanging="425" w:leftChars="0" w:firstLineChars="0"/>
+        <w:ind w:left="425" w:leftChars="0" w:hanging="425" w:firstLineChars="0"/>
         <w:rPr>
           <w:rFonts w:hint="default"/>
           <w:lang w:val="en-US" w:eastAsia="zh-CN"/>
@@ -7812,7 +7870,7 @@
     </w:p>
     <w:p>
       <w:pPr>
-        <w:pStyle w:val="a1"/>
+        <w:pStyle w:val="31"/>
         <w:numPr>
           <w:ilvl w:val="0"/>
           <w:numId w:val="0"/>
@@ -7833,7 +7891,7 @@
     </w:p>
     <w:p>
       <w:pPr>
-        <w:pStyle w:val="a1"/>
+        <w:pStyle w:val="31"/>
         <w:numPr>
           <w:ilvl w:val="0"/>
           <w:numId w:val="0"/>
@@ -7854,7 +7912,7 @@
     </w:p>
     <w:p>
       <w:pPr>
-        <w:pStyle w:val="a1"/>
+        <w:pStyle w:val="31"/>
         <w:numPr>
           <w:ilvl w:val="0"/>
           <w:numId w:val="0"/>
@@ -7875,12 +7933,12 @@
     </w:p>
     <w:p>
       <w:pPr>
-        <w:pStyle w:val="a1"/>
+        <w:pStyle w:val="31"/>
         <w:numPr>
           <w:ilvl w:val="0"/>
           <w:numId w:val="12"/>
         </w:numPr>
-        <w:ind w:left="425" w:hanging="425" w:leftChars="0" w:firstLineChars="0"/>
+        <w:ind w:left="425" w:leftChars="0" w:hanging="425" w:firstLineChars="0"/>
         <w:rPr>
           <w:rFonts w:hint="default"/>
           <w:lang w:val="en-US" w:eastAsia="zh-CN"/>
@@ -7896,7 +7954,7 @@
     </w:p>
     <w:p>
       <w:pPr>
-        <w:pStyle w:val="a1"/>
+        <w:pStyle w:val="31"/>
         <w:numPr>
           <w:ilvl w:val="0"/>
           <w:numId w:val="0"/>
@@ -7917,7 +7975,7 @@
     </w:p>
     <w:p>
       <w:pPr>
-        <w:pStyle w:val="a1"/>
+        <w:pStyle w:val="31"/>
         <w:numPr>
           <w:ilvl w:val="0"/>
           <w:numId w:val="0"/>
@@ -7938,7 +7996,7 @@
     </w:p>
     <w:p>
       <w:pPr>
-        <w:pStyle w:val="a1"/>
+        <w:pStyle w:val="31"/>
         <w:numPr>
           <w:ilvl w:val="0"/>
           <w:numId w:val="0"/>
@@ -7959,12 +8017,12 @@
     </w:p>
     <w:p>
       <w:pPr>
-        <w:pStyle w:val="a1"/>
+        <w:pStyle w:val="31"/>
         <w:numPr>
           <w:ilvl w:val="0"/>
           <w:numId w:val="12"/>
         </w:numPr>
-        <w:ind w:left="425" w:hanging="425" w:leftChars="0" w:firstLineChars="0"/>
+        <w:ind w:left="425" w:leftChars="0" w:hanging="425" w:firstLineChars="0"/>
         <w:rPr>
           <w:rFonts w:hint="default"/>
           <w:lang w:val="en-US" w:eastAsia="zh-CN"/>
@@ -7980,7 +8038,7 @@
     </w:p>
     <w:p>
       <w:pPr>
-        <w:pStyle w:val="a1"/>
+        <w:pStyle w:val="31"/>
         <w:numPr>
           <w:ilvl w:val="0"/>
           <w:numId w:val="0"/>
@@ -8001,7 +8059,7 @@
     </w:p>
     <w:p>
       <w:pPr>
-        <w:pStyle w:val="a1"/>
+        <w:pStyle w:val="31"/>
         <w:numPr>
           <w:ilvl w:val="0"/>
           <w:numId w:val="0"/>
@@ -8022,7 +8080,7 @@
     </w:p>
     <w:p>
       <w:pPr>
-        <w:pStyle w:val="a1"/>
+        <w:pStyle w:val="31"/>
         <w:numPr>
           <w:ilvl w:val="0"/>
           <w:numId w:val="0"/>
@@ -8043,12 +8101,12 @@
     </w:p>
     <w:p>
       <w:pPr>
-        <w:pStyle w:val="a1"/>
+        <w:pStyle w:val="31"/>
         <w:numPr>
           <w:ilvl w:val="0"/>
           <w:numId w:val="12"/>
         </w:numPr>
-        <w:ind w:left="425" w:hanging="425" w:leftChars="0" w:firstLineChars="0"/>
+        <w:ind w:left="425" w:leftChars="0" w:hanging="425" w:firstLineChars="0"/>
         <w:rPr>
           <w:rFonts w:hint="default"/>
           <w:lang w:val="en-US" w:eastAsia="zh-CN"/>
@@ -8064,7 +8122,7 @@
     </w:p>
     <w:p>
       <w:pPr>
-        <w:pStyle w:val="a1"/>
+        <w:pStyle w:val="31"/>
         <w:numPr>
           <w:ilvl w:val="0"/>
           <w:numId w:val="0"/>
@@ -8085,7 +8143,7 @@
     </w:p>
     <w:p>
       <w:pPr>
-        <w:pStyle w:val="a1"/>
+        <w:pStyle w:val="31"/>
         <w:numPr>
           <w:ilvl w:val="0"/>
           <w:numId w:val="0"/>
@@ -8106,7 +8164,7 @@
     </w:p>
     <w:p>
       <w:pPr>
-        <w:pStyle w:val="a1"/>
+        <w:pStyle w:val="31"/>
         <w:numPr>
           <w:ilvl w:val="0"/>
           <w:numId w:val="0"/>
@@ -8141,37 +8199,28 @@
     </w:p>
     <w:p>
       <w:pPr>
-        <w:pStyle w:val="a1"/>
+        <w:pStyle w:val="31"/>
         <w:numPr>
           <w:ilvl w:val="0"/>
           <w:numId w:val="12"/>
         </w:numPr>
-        <w:ind w:left="425" w:hanging="425" w:leftChars="0" w:firstLineChars="0"/>
-        <w:rPr>
-          <w:rFonts w:hint="default"/>
-          <w:lang w:val="en-US" w:eastAsia="zh-CN"/>
-        </w:rPr>
-      </w:pPr>
-      <w:r>
-        <w:rPr>
-          <w:rFonts w:hint="default"/>
-          <w:lang w:val="en-US" w:eastAsia="zh-CN"/>
-        </w:rPr>
-        <w:t>应急物资与</w:t>
-      </w:r>
-      <w:bookmarkStart w:id="18" w:name="_GoBack"/>
-      <w:bookmarkEnd w:id="18"/>
-      <w:r>
-        <w:rPr>
-          <w:rFonts w:hint="default"/>
-          <w:lang w:val="en-US" w:eastAsia="zh-CN"/>
-        </w:rPr>
-        <w:t>资源管理</w:t>
-      </w:r>
-    </w:p>
-    <w:p>
-      <w:pPr>
-        <w:pStyle w:val="a1"/>
+        <w:ind w:left="425" w:leftChars="0" w:hanging="425" w:firstLineChars="0"/>
+        <w:rPr>
+          <w:rFonts w:hint="default"/>
+          <w:lang w:val="en-US" w:eastAsia="zh-CN"/>
+        </w:rPr>
+      </w:pPr>
+      <w:r>
+        <w:rPr>
+          <w:rFonts w:hint="default"/>
+          <w:lang w:val="en-US" w:eastAsia="zh-CN"/>
+        </w:rPr>
+        <w:t>应急物资与资源管理</w:t>
+      </w:r>
+    </w:p>
+    <w:p>
+      <w:pPr>
+        <w:pStyle w:val="31"/>
         <w:numPr>
           <w:ilvl w:val="0"/>
           <w:numId w:val="0"/>
@@ -8192,7 +8241,7 @@
     </w:p>
     <w:p>
       <w:pPr>
-        <w:pStyle w:val="a1"/>
+        <w:pStyle w:val="31"/>
         <w:numPr>
           <w:ilvl w:val="0"/>
           <w:numId w:val="0"/>
@@ -8213,7 +8262,7 @@
     </w:p>
     <w:p>
       <w:pPr>
-        <w:pStyle w:val="a1"/>
+        <w:pStyle w:val="31"/>
         <w:rPr>
           <w:rFonts w:hint="default"/>
           <w:lang w:val="en-US" w:eastAsia="zh-CN"/>
@@ -8223,23 +8272,73 @@
     <w:sectPr>
       <w:pgSz w:w="11906" w:h="16838"/>
       <w:pgMar w:top="1440" w:right="1800" w:bottom="1440" w:left="1800" w:header="851" w:footer="992" w:gutter="0"/>
-      <w:cols w:num="1" w:space="425"/>
+      <w:cols w:space="425" w:num="1"/>
       <w:docGrid w:type="lines" w:linePitch="312" w:charSpace="0"/>
     </w:sectPr>
   </w:body>
 </w:document>
 </file>
 
+<file path=word/endnotes.xml><?xml version="1.0" encoding="utf-8"?>
+<w:endnotes xmlns:wpc="http://schemas.microsoft.com/office/word/2010/wordprocessingCanvas" xmlns:mc="http://schemas.openxmlformats.org/markup-compatibility/2006" xmlns:o="urn:schemas-microsoft-com:office:office" xmlns:r="http://schemas.openxmlformats.org/officeDocument/2006/relationships" xmlns:m="http://schemas.openxmlformats.org/officeDocument/2006/math" xmlns:v="urn:schemas-microsoft-com:vml" xmlns:wp14="http://schemas.microsoft.com/office/word/2010/wordprocessingDrawing" xmlns:wp="http://schemas.openxmlformats.org/drawingml/2006/wordprocessingDrawing" xmlns:w="http://schemas.openxmlformats.org/wordprocessingml/2006/main" xmlns:w14="http://schemas.microsoft.com/office/word/2010/wordml" xmlns:w15="http://schemas.microsoft.com/office/word/2012/wordml" xmlns:w10="urn:schemas-microsoft-com:office:word" xmlns:wpg="http://schemas.microsoft.com/office/word/2010/wordprocessingGroup" xmlns:wpi="http://schemas.microsoft.com/office/word/2010/wordprocessingInk" xmlns:wne="http://schemas.microsoft.com/office/word/2006/wordml" xmlns:wps="http://schemas.microsoft.com/office/word/2010/wordprocessingShape" xmlns:wpsCustomData="http://www.wps.cn/officeDocument/2013/wpsCustomData" mc:Ignorable="w14 w15 wp14">
+  <w:endnote w:type="separator" w:id="0">
+    <w:p>
+      <w:pPr>
+        <w:spacing w:line="240" w:lineRule="auto"/>
+      </w:pPr>
+      <w:r>
+        <w:separator/>
+      </w:r>
+    </w:p>
+  </w:endnote>
+  <w:endnote w:type="continuationSeparator" w:id="1">
+    <w:p>
+      <w:pPr>
+        <w:spacing w:line="240" w:lineRule="auto"/>
+      </w:pPr>
+      <w:r>
+        <w:continuationSeparator/>
+      </w:r>
+    </w:p>
+  </w:endnote>
+</w:endnotes>
+</file>
+
+<file path=word/footnotes.xml><?xml version="1.0" encoding="utf-8"?>
+<w:footnotes xmlns:wpc="http://schemas.microsoft.com/office/word/2010/wordprocessingCanvas" xmlns:mc="http://schemas.openxmlformats.org/markup-compatibility/2006" xmlns:o="urn:schemas-microsoft-com:office:office" xmlns:r="http://schemas.openxmlformats.org/officeDocument/2006/relationships" xmlns:m="http://schemas.openxmlformats.org/officeDocument/2006/math" xmlns:v="urn:schemas-microsoft-com:vml" xmlns:wp14="http://schemas.microsoft.com/office/word/2010/wordprocessingDrawing" xmlns:wp="http://schemas.openxmlformats.org/drawingml/2006/wordprocessingDrawing" xmlns:w="http://schemas.openxmlformats.org/wordprocessingml/2006/main" xmlns:w14="http://schemas.microsoft.com/office/word/2010/wordml" xmlns:w15="http://schemas.microsoft.com/office/word/2012/wordml" xmlns:w10="urn:schemas-microsoft-com:office:word" xmlns:wpg="http://schemas.microsoft.com/office/word/2010/wordprocessingGroup" xmlns:wpi="http://schemas.microsoft.com/office/word/2010/wordprocessingInk" xmlns:wne="http://schemas.microsoft.com/office/word/2006/wordml" xmlns:wps="http://schemas.microsoft.com/office/word/2010/wordprocessingShape" xmlns:wpsCustomData="http://www.wps.cn/officeDocument/2013/wpsCustomData" mc:Ignorable="w14 w15 wp14">
+  <w:footnote w:type="separator" w:id="0">
+    <w:p>
+      <w:pPr>
+        <w:spacing w:line="360" w:lineRule="auto"/>
+      </w:pPr>
+      <w:r>
+        <w:separator/>
+      </w:r>
+    </w:p>
+  </w:footnote>
+  <w:footnote w:type="continuationSeparator" w:id="1">
+    <w:p>
+      <w:pPr>
+        <w:spacing w:line="360" w:lineRule="auto"/>
+      </w:pPr>
+      <w:r>
+        <w:continuationSeparator/>
+      </w:r>
+    </w:p>
+  </w:footnote>
+</w:footnotes>
+</file>
+
 <file path=word/numbering.xml><?xml version="1.0" encoding="utf-8"?>
-<w:numbering xmlns:wpc="http://schemas.microsoft.com/office/word/2010/wordprocessingCanvas" xmlns:mc="http://schemas.openxmlformats.org/markup-compatibility/2006" xmlns:o="urn:schemas-microsoft-com:office:office" xmlns:r="http://schemas.openxmlformats.org/officeDocument/2006/relationships" xmlns:m="http://schemas.openxmlformats.org/officeDocument/2006/math" xmlns:v="urn:schemas-microsoft-com:vml" xmlns:wp14="http://schemas.microsoft.com/office/word/2010/wordprocessingDrawing" xmlns:wp="http://schemas.openxmlformats.org/drawingml/2006/wordprocessingDrawing" xmlns:w10="urn:schemas-microsoft-com:office:word" xmlns:w="http://schemas.openxmlformats.org/wordprocessingml/2006/main" xmlns:w14="http://schemas.microsoft.com/office/word/2010/wordml" xmlns:w15="http://schemas.microsoft.com/office/word/2012/wordml" xmlns:wne="http://schemas.microsoft.com/office/word/2006/wordml" xmlns:wpg="http://schemas.microsoft.com/office/word/2010/wordprocessingGroup" xmlns:wpi="http://schemas.microsoft.com/office/word/2010/wordprocessingInk" xmlns:wps="http://schemas.microsoft.com/office/word/2010/wordprocessingShape" mc:Ignorable="w14 w15 wp14">
+<w:numbering xmlns:wpc="http://schemas.microsoft.com/office/word/2010/wordprocessingCanvas" xmlns:mc="http://schemas.openxmlformats.org/markup-compatibility/2006" xmlns:o="urn:schemas-microsoft-com:office:office" xmlns:r="http://schemas.openxmlformats.org/officeDocument/2006/relationships" xmlns:m="http://schemas.openxmlformats.org/officeDocument/2006/math" xmlns:v="urn:schemas-microsoft-com:vml" xmlns:wp14="http://schemas.microsoft.com/office/word/2010/wordprocessingDrawing" xmlns:wp="http://schemas.openxmlformats.org/drawingml/2006/wordprocessingDrawing" xmlns:w10="urn:schemas-microsoft-com:office:word" xmlns:w="http://schemas.openxmlformats.org/wordprocessingml/2006/main" xmlns:w14="http://schemas.microsoft.com/office/word/2010/wordml" xmlns:wpg="http://schemas.microsoft.com/office/word/2010/wordprocessingGroup" xmlns:wpi="http://schemas.microsoft.com/office/word/2010/wordprocessingInk" xmlns:wne="http://schemas.microsoft.com/office/word/2006/wordml" xmlns:wps="http://schemas.microsoft.com/office/word/2010/wordprocessingShape" xmlns:wpsCustomData="http://www.wps.cn/officeDocument/2013/wpsCustomData" mc:Ignorable="w14 wp14">
   <w:abstractNum w:abstractNumId="0">
     <w:nsid w:val="8E964DCE"/>
     <w:multiLevelType w:val="multilevel"/>
     <w:tmpl w:val="8E964DCE"/>
-    <w:lvl w:ilvl="0">
+    <w:lvl w:ilvl="0" w:tentative="0">
       <w:start w:val="1"/>
       <w:numFmt w:val="decimal"/>
-      <w:pStyle w:val="Heading1"/>
+      <w:pStyle w:val="2"/>
       <w:lvlText w:val="%1."/>
       <w:lvlJc w:val="left"/>
       <w:pPr>
@@ -8249,10 +8348,10 @@
         <w:rFonts w:hint="default"/>
       </w:rPr>
     </w:lvl>
-    <w:lvl w:ilvl="1">
+    <w:lvl w:ilvl="1" w:tentative="0">
       <w:start w:val="1"/>
       <w:numFmt w:val="decimal"/>
-      <w:pStyle w:val="Heading2"/>
+      <w:pStyle w:val="3"/>
       <w:lvlText w:val="%1.%2."/>
       <w:lvlJc w:val="left"/>
       <w:pPr>
@@ -8262,10 +8361,10 @@
         <w:rFonts w:hint="default"/>
       </w:rPr>
     </w:lvl>
-    <w:lvl w:ilvl="2">
+    <w:lvl w:ilvl="2" w:tentative="0">
       <w:start w:val="1"/>
       <w:numFmt w:val="decimal"/>
-      <w:pStyle w:val="Heading3"/>
+      <w:pStyle w:val="4"/>
       <w:lvlText w:val="%1.%2.%3."/>
       <w:lvlJc w:val="left"/>
       <w:pPr>
@@ -8275,10 +8374,10 @@
         <w:rFonts w:hint="default"/>
       </w:rPr>
     </w:lvl>
-    <w:lvl w:ilvl="3">
+    <w:lvl w:ilvl="3" w:tentative="0">
       <w:start w:val="1"/>
       <w:numFmt w:val="decimal"/>
-      <w:pStyle w:val="Heading4"/>
+      <w:pStyle w:val="5"/>
       <w:lvlText w:val="%1.%2.%3.%4."/>
       <w:lvlJc w:val="left"/>
       <w:pPr>
@@ -8288,10 +8387,10 @@
         <w:rFonts w:hint="default"/>
       </w:rPr>
     </w:lvl>
-    <w:lvl w:ilvl="4">
+    <w:lvl w:ilvl="4" w:tentative="0">
       <w:start w:val="1"/>
       <w:numFmt w:val="decimal"/>
-      <w:pStyle w:val="Heading5"/>
+      <w:pStyle w:val="6"/>
       <w:lvlText w:val="%1.%2.%3.%4.%5."/>
       <w:lvlJc w:val="left"/>
       <w:pPr>
@@ -8301,10 +8400,10 @@
         <w:rFonts w:hint="default"/>
       </w:rPr>
     </w:lvl>
-    <w:lvl w:ilvl="5">
+    <w:lvl w:ilvl="5" w:tentative="0">
       <w:start w:val="1"/>
       <w:numFmt w:val="decimal"/>
-      <w:pStyle w:val="Heading6"/>
+      <w:pStyle w:val="7"/>
       <w:lvlText w:val="%1.%2.%3.%4.%5.%6."/>
       <w:lvlJc w:val="left"/>
       <w:pPr>
@@ -8314,10 +8413,10 @@
         <w:rFonts w:hint="default"/>
       </w:rPr>
     </w:lvl>
-    <w:lvl w:ilvl="6">
+    <w:lvl w:ilvl="6" w:tentative="0">
       <w:start w:val="1"/>
       <w:numFmt w:val="decimal"/>
-      <w:pStyle w:val="Heading7"/>
+      <w:pStyle w:val="8"/>
       <w:lvlText w:val="%1.%2.%3.%4.%5.%6.%7."/>
       <w:lvlJc w:val="left"/>
       <w:pPr>
@@ -8327,10 +8426,10 @@
         <w:rFonts w:hint="default"/>
       </w:rPr>
     </w:lvl>
-    <w:lvl w:ilvl="7">
+    <w:lvl w:ilvl="7" w:tentative="0">
       <w:start w:val="1"/>
       <w:numFmt w:val="decimal"/>
-      <w:pStyle w:val="Heading8"/>
+      <w:pStyle w:val="9"/>
       <w:lvlText w:val="%1.%2.%3.%4.%5.%6.%7.%8."/>
       <w:lvlJc w:val="left"/>
       <w:pPr>
@@ -8340,10 +8439,10 @@
         <w:rFonts w:hint="default"/>
       </w:rPr>
     </w:lvl>
-    <w:lvl w:ilvl="8">
+    <w:lvl w:ilvl="8" w:tentative="0">
       <w:start w:val="1"/>
       <w:numFmt w:val="decimal"/>
-      <w:pStyle w:val="Heading9"/>
+      <w:pStyle w:val="10"/>
       <w:lvlText w:val="%1.%2.%3.%4.%5.%6.%7.%8.%9."/>
       <w:lvlJc w:val="left"/>
       <w:pPr>
@@ -8358,7 +8457,7 @@
     <w:nsid w:val="9BEDB2D3"/>
     <w:multiLevelType w:val="singleLevel"/>
     <w:tmpl w:val="9BEDB2D3"/>
-    <w:lvl w:ilvl="0">
+    <w:lvl w:ilvl="0" w:tentative="0">
       <w:start w:val="1"/>
       <w:numFmt w:val="decimal"/>
       <w:lvlText w:val="%1."/>
@@ -8375,7 +8474,7 @@
     <w:nsid w:val="B5290608"/>
     <w:multiLevelType w:val="singleLevel"/>
     <w:tmpl w:val="B5290608"/>
-    <w:lvl w:ilvl="0">
+    <w:lvl w:ilvl="0" w:tentative="0">
       <w:start w:val="1"/>
       <w:numFmt w:val="decimal"/>
       <w:lvlText w:val="%1."/>
@@ -8392,7 +8491,7 @@
     <w:nsid w:val="C5C02BC4"/>
     <w:multiLevelType w:val="singleLevel"/>
     <w:tmpl w:val="C5C02BC4"/>
-    <w:lvl w:ilvl="0">
+    <w:lvl w:ilvl="0" w:tentative="0">
       <w:start w:val="1"/>
       <w:numFmt w:val="decimal"/>
       <w:lvlText w:val="%1."/>
@@ -8409,7 +8508,7 @@
     <w:nsid w:val="C6A1D19C"/>
     <w:multiLevelType w:val="singleLevel"/>
     <w:tmpl w:val="C6A1D19C"/>
-    <w:lvl w:ilvl="0">
+    <w:lvl w:ilvl="0" w:tentative="0">
       <w:start w:val="1"/>
       <w:numFmt w:val="decimal"/>
       <w:lvlText w:val="%1."/>
@@ -8426,7 +8525,7 @@
     <w:nsid w:val="CCB07766"/>
     <w:multiLevelType w:val="singleLevel"/>
     <w:tmpl w:val="CCB07766"/>
-    <w:lvl w:ilvl="0">
+    <w:lvl w:ilvl="0" w:tentative="0">
       <w:start w:val="1"/>
       <w:numFmt w:val="decimal"/>
       <w:lvlText w:val="%1."/>
@@ -8443,7 +8542,7 @@
     <w:nsid w:val="EB9A7FFD"/>
     <w:multiLevelType w:val="singleLevel"/>
     <w:tmpl w:val="EB9A7FFD"/>
-    <w:lvl w:ilvl="0">
+    <w:lvl w:ilvl="0" w:tentative="0">
       <w:start w:val="1"/>
       <w:numFmt w:val="decimal"/>
       <w:lvlText w:val="%1."/>
@@ -8460,7 +8559,7 @@
     <w:nsid w:val="F0DF0097"/>
     <w:multiLevelType w:val="singleLevel"/>
     <w:tmpl w:val="F0DF0097"/>
-    <w:lvl w:ilvl="0">
+    <w:lvl w:ilvl="0" w:tentative="0">
       <w:start w:val="1"/>
       <w:numFmt w:val="decimal"/>
       <w:lvlText w:val="%1."/>
@@ -8477,7 +8576,7 @@
     <w:nsid w:val="2AFE8ACB"/>
     <w:multiLevelType w:val="singleLevel"/>
     <w:tmpl w:val="2AFE8ACB"/>
-    <w:lvl w:ilvl="0">
+    <w:lvl w:ilvl="0" w:tentative="0">
       <w:start w:val="1"/>
       <w:numFmt w:val="decimal"/>
       <w:lvlText w:val="%1."/>
@@ -8494,7 +8593,7 @@
     <w:nsid w:val="556DF505"/>
     <w:multiLevelType w:val="singleLevel"/>
     <w:tmpl w:val="556DF505"/>
-    <w:lvl w:ilvl="0">
+    <w:lvl w:ilvl="0" w:tentative="0">
       <w:start w:val="1"/>
       <w:numFmt w:val="decimal"/>
       <w:lvlText w:val="%1."/>
@@ -8511,7 +8610,7 @@
     <w:nsid w:val="60993735"/>
     <w:multiLevelType w:val="singleLevel"/>
     <w:tmpl w:val="60993735"/>
-    <w:lvl w:ilvl="0">
+    <w:lvl w:ilvl="0" w:tentative="0">
       <w:start w:val="1"/>
       <w:numFmt w:val="decimal"/>
       <w:lvlText w:val="%1."/>
@@ -8528,7 +8627,7 @@
     <w:nsid w:val="74CB9FA5"/>
     <w:multiLevelType w:val="singleLevel"/>
     <w:tmpl w:val="74CB9FA5"/>
-    <w:lvl w:ilvl="0">
+    <w:lvl w:ilvl="0" w:tentative="0">
       <w:start w:val="1"/>
       <w:numFmt w:val="decimal"/>
       <w:lvlText w:val="%1."/>
@@ -8581,267 +8680,269 @@
 </file>
 
 <file path=word/styles.xml><?xml version="1.0" encoding="utf-8"?>
-<w:styles xmlns:mc="http://schemas.openxmlformats.org/markup-compatibility/2006" xmlns:r="http://schemas.openxmlformats.org/officeDocument/2006/relationships" xmlns:w="http://schemas.openxmlformats.org/wordprocessingml/2006/main" xmlns:w14="http://schemas.microsoft.com/office/word/2010/wordml" xmlns:w15="http://schemas.microsoft.com/office/word/2012/wordml" mc:Ignorable="w14 w15">
+<w:styles xmlns:mc="http://schemas.openxmlformats.org/markup-compatibility/2006" xmlns:o="urn:schemas-microsoft-com:office:office" xmlns:r="http://schemas.openxmlformats.org/officeDocument/2006/relationships" xmlns:m="http://schemas.openxmlformats.org/officeDocument/2006/math" xmlns:v="urn:schemas-microsoft-com:vml" xmlns:w="http://schemas.openxmlformats.org/wordprocessingml/2006/main" xmlns:w14="http://schemas.microsoft.com/office/word/2010/wordml" xmlns:w10="urn:schemas-microsoft-com:office:word" xmlns:sl="http://schemas.openxmlformats.org/schemaLibrary/2006/main" xmlns:wpsCustomData="http://www.wps.cn/officeDocument/2013/wpsCustomData" mc:Ignorable="w14">
   <w:docDefaults>
     <w:rPrDefault>
       <w:rPr>
-        <w:rFonts w:ascii="Times New Roman" w:eastAsia="宋体" w:hAnsi="Times New Roman" w:cs="Times New Roman"/>
+        <w:rFonts w:ascii="Times New Roman" w:hAnsi="Times New Roman" w:eastAsia="宋体" w:cs="Times New Roman"/>
       </w:rPr>
     </w:rPrDefault>
     <w:pPrDefault/>
   </w:docDefaults>
-  <w:latentStyles w:defLockedState="0" w:defUIPriority="99" w:defSemiHidden="1" w:defUnhideWhenUsed="1" w:defQFormat="0" w:count="260">
-    <w:lsdException w:name="Normal" w:semiHidden="0" w:uiPriority="0" w:unhideWhenUsed="0" w:qFormat="1"/>
-    <w:lsdException w:name="heading 1" w:semiHidden="0" w:uiPriority="0" w:unhideWhenUsed="0" w:qFormat="1"/>
-    <w:lsdException w:name="heading 2" w:semiHidden="0" w:uiPriority="0" w:qFormat="1"/>
-    <w:lsdException w:name="heading 3" w:uiPriority="0" w:qFormat="1"/>
-    <w:lsdException w:name="heading 4" w:semiHidden="0" w:uiPriority="0" w:qFormat="1"/>
-    <w:lsdException w:name="heading 5" w:uiPriority="0" w:qFormat="1"/>
-    <w:lsdException w:name="heading 6" w:uiPriority="0" w:qFormat="1"/>
-    <w:lsdException w:name="heading 7" w:uiPriority="0" w:qFormat="1"/>
-    <w:lsdException w:name="heading 8" w:uiPriority="0" w:qFormat="1"/>
-    <w:lsdException w:name="heading 9" w:uiPriority="0" w:qFormat="1"/>
-    <w:lsdException w:name="index 1" w:semiHidden="0" w:uiPriority="0" w:unhideWhenUsed="0"/>
-    <w:lsdException w:name="index 2" w:semiHidden="0" w:uiPriority="0" w:unhideWhenUsed="0"/>
-    <w:lsdException w:name="index 3" w:semiHidden="0" w:uiPriority="0" w:unhideWhenUsed="0"/>
-    <w:lsdException w:name="index 4" w:semiHidden="0" w:uiPriority="0" w:unhideWhenUsed="0"/>
-    <w:lsdException w:name="index 5" w:semiHidden="0" w:uiPriority="0" w:unhideWhenUsed="0"/>
-    <w:lsdException w:name="index 6" w:semiHidden="0" w:uiPriority="0" w:unhideWhenUsed="0"/>
-    <w:lsdException w:name="index 7" w:semiHidden="0" w:uiPriority="0" w:unhideWhenUsed="0"/>
-    <w:lsdException w:name="index 8" w:semiHidden="0" w:uiPriority="0" w:unhideWhenUsed="0"/>
-    <w:lsdException w:name="index 9" w:semiHidden="0" w:uiPriority="0" w:unhideWhenUsed="0"/>
-    <w:lsdException w:name="toc 1" w:semiHidden="0" w:uiPriority="0" w:unhideWhenUsed="0" w:qFormat="1"/>
-    <w:lsdException w:name="toc 2" w:semiHidden="0" w:uiPriority="0" w:unhideWhenUsed="0" w:qFormat="1"/>
-    <w:lsdException w:name="toc 3" w:semiHidden="0" w:uiPriority="0" w:unhideWhenUsed="0" w:qFormat="1"/>
-    <w:lsdException w:name="toc 4" w:semiHidden="0" w:uiPriority="0" w:unhideWhenUsed="0"/>
-    <w:lsdException w:name="toc 5" w:semiHidden="0" w:uiPriority="0" w:unhideWhenUsed="0"/>
-    <w:lsdException w:name="toc 6" w:semiHidden="0" w:uiPriority="0" w:unhideWhenUsed="0"/>
-    <w:lsdException w:name="toc 7" w:semiHidden="0" w:uiPriority="0" w:unhideWhenUsed="0"/>
-    <w:lsdException w:name="toc 8" w:semiHidden="0" w:uiPriority="0" w:unhideWhenUsed="0"/>
-    <w:lsdException w:name="toc 9" w:semiHidden="0" w:uiPriority="0" w:unhideWhenUsed="0"/>
-    <w:lsdException w:name="Normal Indent" w:semiHidden="0" w:uiPriority="0" w:unhideWhenUsed="0"/>
-    <w:lsdException w:name="footnote text" w:semiHidden="0" w:uiPriority="0" w:unhideWhenUsed="0"/>
-    <w:lsdException w:name="annotation text" w:semiHidden="0" w:uiPriority="0" w:unhideWhenUsed="0" w:qFormat="1"/>
-    <w:lsdException w:name="header" w:semiHidden="0" w:uiPriority="0" w:unhideWhenUsed="0" w:qFormat="1"/>
-    <w:lsdException w:name="footer" w:semiHidden="0" w:uiPriority="0" w:unhideWhenUsed="0" w:qFormat="1"/>
-    <w:lsdException w:name="index heading" w:semiHidden="0" w:uiPriority="0" w:unhideWhenUsed="0"/>
-    <w:lsdException w:name="caption" w:uiPriority="0" w:qFormat="1"/>
-    <w:lsdException w:name="table of figures" w:semiHidden="0" w:uiPriority="0" w:unhideWhenUsed="0" w:qFormat="1"/>
-    <w:lsdException w:name="envelope address" w:semiHidden="0" w:uiPriority="0" w:unhideWhenUsed="0"/>
-    <w:lsdException w:name="envelope return" w:semiHidden="0" w:uiPriority="0" w:unhideWhenUsed="0"/>
-    <w:lsdException w:name="footnote reference" w:semiHidden="0" w:uiPriority="0" w:unhideWhenUsed="0"/>
-    <w:lsdException w:name="annotation reference" w:semiHidden="0" w:uiPriority="0" w:unhideWhenUsed="0"/>
-    <w:lsdException w:name="line number" w:semiHidden="0" w:uiPriority="0" w:unhideWhenUsed="0"/>
-    <w:lsdException w:name="page number" w:semiHidden="0" w:uiPriority="0" w:unhideWhenUsed="0"/>
-    <w:lsdException w:name="endnote reference" w:semiHidden="0" w:uiPriority="0" w:unhideWhenUsed="0"/>
-    <w:lsdException w:name="endnote text" w:semiHidden="0" w:uiPriority="0" w:unhideWhenUsed="0"/>
-    <w:lsdException w:name="table of authorities" w:semiHidden="0" w:uiPriority="0" w:unhideWhenUsed="0"/>
-    <w:lsdException w:name="macro" w:semiHidden="0" w:uiPriority="0" w:unhideWhenUsed="0"/>
-    <w:lsdException w:name="toa heading" w:semiHidden="0" w:uiPriority="0" w:unhideWhenUsed="0"/>
-    <w:lsdException w:name="List" w:semiHidden="0" w:uiPriority="0" w:unhideWhenUsed="0"/>
-    <w:lsdException w:name="List Bullet" w:semiHidden="0" w:uiPriority="0" w:unhideWhenUsed="0"/>
-    <w:lsdException w:name="List Number" w:semiHidden="0" w:uiPriority="0" w:unhideWhenUsed="0"/>
-    <w:lsdException w:name="List 2" w:semiHidden="0" w:uiPriority="0" w:unhideWhenUsed="0"/>
-    <w:lsdException w:name="List 3" w:semiHidden="0" w:uiPriority="0" w:unhideWhenUsed="0"/>
-    <w:lsdException w:name="List 4" w:semiHidden="0" w:uiPriority="0" w:unhideWhenUsed="0"/>
-    <w:lsdException w:name="List 5" w:semiHidden="0" w:uiPriority="0" w:unhideWhenUsed="0"/>
-    <w:lsdException w:name="List Bullet 2" w:semiHidden="0" w:uiPriority="0" w:unhideWhenUsed="0"/>
-    <w:lsdException w:name="List Bullet 3" w:semiHidden="0" w:uiPriority="0" w:unhideWhenUsed="0"/>
-    <w:lsdException w:name="List Bullet 4" w:semiHidden="0" w:uiPriority="0" w:unhideWhenUsed="0"/>
-    <w:lsdException w:name="List Bullet 5" w:semiHidden="0" w:uiPriority="0" w:unhideWhenUsed="0"/>
-    <w:lsdException w:name="List Number 2" w:semiHidden="0" w:uiPriority="0" w:unhideWhenUsed="0"/>
-    <w:lsdException w:name="List Number 3" w:semiHidden="0" w:uiPriority="0" w:unhideWhenUsed="0"/>
-    <w:lsdException w:name="List Number 4" w:semiHidden="0" w:uiPriority="0" w:unhideWhenUsed="0"/>
-    <w:lsdException w:name="List Number 5" w:semiHidden="0" w:uiPriority="0" w:unhideWhenUsed="0"/>
-    <w:lsdException w:name="Title" w:semiHidden="0" w:uiPriority="0" w:unhideWhenUsed="0" w:qFormat="1"/>
-    <w:lsdException w:name="Closing" w:semiHidden="0" w:uiPriority="0" w:unhideWhenUsed="0"/>
-    <w:lsdException w:name="Signature" w:semiHidden="0" w:uiPriority="0" w:unhideWhenUsed="0"/>
-    <w:lsdException w:name="Default Paragraph Font" w:uiPriority="0" w:unhideWhenUsed="0" w:qFormat="1"/>
-    <w:lsdException w:name="Body Text" w:uiPriority="0" w:unhideWhenUsed="0" w:qFormat="1"/>
-    <w:lsdException w:name="Body Text Indent" w:semiHidden="0" w:uiPriority="0" w:unhideWhenUsed="0"/>
-    <w:lsdException w:name="List Continue" w:semiHidden="0" w:uiPriority="0" w:unhideWhenUsed="0"/>
-    <w:lsdException w:name="List Continue 2" w:semiHidden="0" w:uiPriority="0" w:unhideWhenUsed="0"/>
-    <w:lsdException w:name="List Continue 3" w:semiHidden="0" w:uiPriority="0" w:unhideWhenUsed="0"/>
-    <w:lsdException w:name="List Continue 4" w:semiHidden="0" w:uiPriority="0" w:unhideWhenUsed="0"/>
-    <w:lsdException w:name="List Continue 5" w:semiHidden="0" w:uiPriority="0" w:unhideWhenUsed="0"/>
-    <w:lsdException w:name="Message Header" w:semiHidden="0" w:uiPriority="0" w:unhideWhenUsed="0"/>
-    <w:lsdException w:name="Subtitle" w:semiHidden="0" w:uiPriority="0" w:unhideWhenUsed="0" w:qFormat="1"/>
-    <w:lsdException w:name="Salutation" w:semiHidden="0" w:uiPriority="0" w:unhideWhenUsed="0"/>
-    <w:lsdException w:name="Date" w:semiHidden="0" w:uiPriority="0" w:unhideWhenUsed="0"/>
-    <w:lsdException w:name="Body Text First Indent" w:semiHidden="0" w:uiPriority="0" w:unhideWhenUsed="0"/>
-    <w:lsdException w:name="Body Text First Indent 2" w:semiHidden="0" w:uiPriority="0" w:unhideWhenUsed="0"/>
-    <w:lsdException w:name="Body Text 2" w:semiHidden="0" w:uiPriority="0" w:unhideWhenUsed="0"/>
-    <w:lsdException w:name="Body Text 3" w:semiHidden="0" w:uiPriority="0" w:unhideWhenUsed="0"/>
-    <w:lsdException w:name="Body Text Indent 2" w:semiHidden="0" w:uiPriority="0" w:unhideWhenUsed="0"/>
-    <w:lsdException w:name="Body Text Indent 3" w:semiHidden="0" w:uiPriority="0" w:unhideWhenUsed="0"/>
-    <w:lsdException w:name="Block Text" w:semiHidden="0" w:uiPriority="0" w:unhideWhenUsed="0"/>
-    <w:lsdException w:name="Hyperlink" w:semiHidden="0" w:uiPriority="0" w:unhideWhenUsed="0"/>
-    <w:lsdException w:name="FollowedHyperlink" w:semiHidden="0" w:uiPriority="0" w:unhideWhenUsed="0"/>
-    <w:lsdException w:name="Strong" w:semiHidden="0" w:uiPriority="0" w:unhideWhenUsed="0" w:qFormat="1"/>
-    <w:lsdException w:name="Emphasis" w:semiHidden="0" w:uiPriority="0" w:unhideWhenUsed="0" w:qFormat="1"/>
-    <w:lsdException w:name="Document Map" w:semiHidden="0" w:uiPriority="0" w:unhideWhenUsed="0"/>
-    <w:lsdException w:name="Plain Text" w:semiHidden="0" w:uiPriority="0" w:unhideWhenUsed="0"/>
-    <w:lsdException w:name="E-mail Signature" w:semiHidden="0" w:uiPriority="0" w:unhideWhenUsed="0"/>
-    <w:lsdException w:name="Normal (Web)" w:semiHidden="0" w:uiPriority="0" w:unhideWhenUsed="0" w:qFormat="1"/>
-    <w:lsdException w:name="HTML Acronym" w:semiHidden="0" w:uiPriority="0" w:unhideWhenUsed="0"/>
-    <w:lsdException w:name="HTML Address" w:semiHidden="0" w:uiPriority="0" w:unhideWhenUsed="0"/>
-    <w:lsdException w:name="HTML Cite" w:semiHidden="0" w:uiPriority="0" w:unhideWhenUsed="0"/>
-    <w:lsdException w:name="HTML Code" w:semiHidden="0" w:uiPriority="0" w:unhideWhenUsed="0"/>
-    <w:lsdException w:name="HTML Definition" w:semiHidden="0" w:uiPriority="0" w:unhideWhenUsed="0"/>
-    <w:lsdException w:name="HTML Keyboard" w:semiHidden="0" w:uiPriority="0" w:unhideWhenUsed="0"/>
-    <w:lsdException w:name="HTML Preformatted" w:semiHidden="0" w:uiPriority="0" w:unhideWhenUsed="0" w:qFormat="1"/>
-    <w:lsdException w:name="HTML Sample" w:semiHidden="0" w:uiPriority="0" w:unhideWhenUsed="0"/>
-    <w:lsdException w:name="HTML Typewriter" w:semiHidden="0" w:uiPriority="0" w:unhideWhenUsed="0"/>
-    <w:lsdException w:name="HTML Variable" w:semiHidden="0" w:uiPriority="0" w:unhideWhenUsed="0"/>
-    <w:lsdException w:name="Normal Table" w:uiPriority="0" w:unhideWhenUsed="0" w:qFormat="1"/>
-    <w:lsdException w:name="annotation subject" w:semiHidden="0" w:uiPriority="0" w:unhideWhenUsed="0"/>
-    <w:lsdException w:name="Table Simple 1" w:semiHidden="0" w:uiPriority="0" w:unhideWhenUsed="0"/>
-    <w:lsdException w:name="Table Simple 2" w:semiHidden="0" w:uiPriority="0" w:unhideWhenUsed="0"/>
-    <w:lsdException w:name="Table Simple 3" w:semiHidden="0" w:uiPriority="0" w:unhideWhenUsed="0"/>
-    <w:lsdException w:name="Table Classic 1" w:semiHidden="0" w:uiPriority="0" w:unhideWhenUsed="0"/>
-    <w:lsdException w:name="Table Classic 2" w:semiHidden="0" w:uiPriority="0" w:unhideWhenUsed="0"/>
-    <w:lsdException w:name="Table Classic 3" w:semiHidden="0" w:uiPriority="0" w:unhideWhenUsed="0"/>
-    <w:lsdException w:name="Table Classic 4" w:semiHidden="0" w:uiPriority="0" w:unhideWhenUsed="0"/>
-    <w:lsdException w:name="Table Colorful 1" w:semiHidden="0" w:uiPriority="0" w:unhideWhenUsed="0"/>
-    <w:lsdException w:name="Table Colorful 2" w:semiHidden="0" w:uiPriority="0" w:unhideWhenUsed="0"/>
-    <w:lsdException w:name="Table Colorful 3" w:semiHidden="0" w:uiPriority="0" w:unhideWhenUsed="0"/>
-    <w:lsdException w:name="Table Columns 1" w:semiHidden="0" w:uiPriority="0" w:unhideWhenUsed="0"/>
-    <w:lsdException w:name="Table Columns 2" w:semiHidden="0" w:uiPriority="0" w:unhideWhenUsed="0"/>
-    <w:lsdException w:name="Table Columns 3" w:semiHidden="0" w:uiPriority="0" w:unhideWhenUsed="0"/>
-    <w:lsdException w:name="Table Columns 4" w:semiHidden="0" w:uiPriority="0" w:unhideWhenUsed="0"/>
-    <w:lsdException w:name="Table Columns 5" w:semiHidden="0" w:uiPriority="0" w:unhideWhenUsed="0"/>
-    <w:lsdException w:name="Table Grid 1" w:semiHidden="0" w:uiPriority="0" w:unhideWhenUsed="0"/>
-    <w:lsdException w:name="Table Grid 2" w:semiHidden="0" w:uiPriority="0" w:unhideWhenUsed="0"/>
-    <w:lsdException w:name="Table Grid 3" w:semiHidden="0" w:uiPriority="0" w:unhideWhenUsed="0"/>
-    <w:lsdException w:name="Table Grid 4" w:semiHidden="0" w:uiPriority="0" w:unhideWhenUsed="0"/>
-    <w:lsdException w:name="Table Grid 5" w:semiHidden="0" w:uiPriority="0" w:unhideWhenUsed="0"/>
-    <w:lsdException w:name="Table Grid 6" w:semiHidden="0" w:uiPriority="0" w:unhideWhenUsed="0"/>
-    <w:lsdException w:name="Table Grid 7" w:semiHidden="0" w:uiPriority="0" w:unhideWhenUsed="0"/>
-    <w:lsdException w:name="Table Grid 8" w:semiHidden="0" w:uiPriority="0" w:unhideWhenUsed="0"/>
-    <w:lsdException w:name="Table List 1" w:semiHidden="0" w:uiPriority="0" w:unhideWhenUsed="0"/>
-    <w:lsdException w:name="Table List 2" w:semiHidden="0" w:uiPriority="0" w:unhideWhenUsed="0"/>
-    <w:lsdException w:name="Table List 3" w:semiHidden="0" w:uiPriority="0" w:unhideWhenUsed="0"/>
-    <w:lsdException w:name="Table List 4" w:semiHidden="0" w:uiPriority="0" w:unhideWhenUsed="0"/>
-    <w:lsdException w:name="Table List 5" w:semiHidden="0" w:uiPriority="0" w:unhideWhenUsed="0"/>
-    <w:lsdException w:name="Table List 6" w:semiHidden="0" w:uiPriority="0" w:unhideWhenUsed="0"/>
-    <w:lsdException w:name="Table List 7" w:semiHidden="0" w:uiPriority="0" w:unhideWhenUsed="0"/>
-    <w:lsdException w:name="Table List 8" w:semiHidden="0" w:uiPriority="0" w:unhideWhenUsed="0"/>
-    <w:lsdException w:name="Table 3D effects 1" w:semiHidden="0" w:uiPriority="0" w:unhideWhenUsed="0"/>
-    <w:lsdException w:name="Table 3D effects 2" w:semiHidden="0" w:uiPriority="0" w:unhideWhenUsed="0"/>
-    <w:lsdException w:name="Table 3D effects 3" w:semiHidden="0" w:uiPriority="0" w:unhideWhenUsed="0"/>
-    <w:lsdException w:name="Table Contemporary" w:semiHidden="0" w:uiPriority="0" w:unhideWhenUsed="0"/>
-    <w:lsdException w:name="Table Elegant" w:semiHidden="0" w:uiPriority="0" w:unhideWhenUsed="0"/>
-    <w:lsdException w:name="Table Professional" w:semiHidden="0" w:uiPriority="0" w:unhideWhenUsed="0"/>
-    <w:lsdException w:name="Table Subtle 1" w:semiHidden="0" w:uiPriority="0" w:unhideWhenUsed="0"/>
-    <w:lsdException w:name="Table Subtle 2" w:semiHidden="0" w:uiPriority="0" w:unhideWhenUsed="0"/>
-    <w:lsdException w:name="Table Web 1" w:semiHidden="0" w:uiPriority="0" w:unhideWhenUsed="0"/>
-    <w:lsdException w:name="Table Web 2" w:semiHidden="0" w:uiPriority="0" w:unhideWhenUsed="0"/>
-    <w:lsdException w:name="Table Web 3" w:semiHidden="0" w:uiPriority="0" w:unhideWhenUsed="0"/>
-    <w:lsdException w:name="Balloon Text" w:semiHidden="0" w:uiPriority="0" w:unhideWhenUsed="0"/>
-    <w:lsdException w:name="Table Grid" w:semiHidden="0" w:uiPriority="0" w:unhideWhenUsed="0" w:qFormat="1"/>
-    <w:lsdException w:name="Table Theme" w:semiHidden="0" w:uiPriority="0" w:unhideWhenUsed="0"/>
-    <w:lsdException w:name="Light Shading" w:semiHidden="0" w:uiPriority="60" w:unhideWhenUsed="0"/>
-    <w:lsdException w:name="Light List" w:semiHidden="0" w:uiPriority="61" w:unhideWhenUsed="0"/>
-    <w:lsdException w:name="Light Grid" w:semiHidden="0" w:uiPriority="62" w:unhideWhenUsed="0"/>
-    <w:lsdException w:name="Medium Shading 1" w:semiHidden="0" w:uiPriority="63" w:unhideWhenUsed="0"/>
-    <w:lsdException w:name="Medium Shading 2" w:semiHidden="0" w:uiPriority="64" w:unhideWhenUsed="0"/>
-    <w:lsdException w:name="Medium List 1" w:semiHidden="0" w:uiPriority="65" w:unhideWhenUsed="0"/>
-    <w:lsdException w:name="Medium List 2" w:semiHidden="0" w:uiPriority="66" w:unhideWhenUsed="0"/>
-    <w:lsdException w:name="Medium Grid 1" w:semiHidden="0" w:uiPriority="67" w:unhideWhenUsed="0"/>
-    <w:lsdException w:name="Medium Grid 2" w:semiHidden="0" w:uiPriority="68" w:unhideWhenUsed="0"/>
-    <w:lsdException w:name="Medium Grid 3" w:semiHidden="0" w:uiPriority="69" w:unhideWhenUsed="0"/>
-    <w:lsdException w:name="Dark List" w:semiHidden="0" w:uiPriority="70" w:unhideWhenUsed="0"/>
-    <w:lsdException w:name="Colorful Shading" w:semiHidden="0" w:uiPriority="71" w:unhideWhenUsed="0"/>
-    <w:lsdException w:name="Colorful List" w:semiHidden="0" w:uiPriority="72" w:unhideWhenUsed="0"/>
-    <w:lsdException w:name="Colorful Grid" w:semiHidden="0" w:uiPriority="73" w:unhideWhenUsed="0"/>
-    <w:lsdException w:name="Light Shading Accent 1" w:semiHidden="0" w:uiPriority="60" w:unhideWhenUsed="0"/>
-    <w:lsdException w:name="Light List Accent 1" w:semiHidden="0" w:uiPriority="61" w:unhideWhenUsed="0"/>
-    <w:lsdException w:name="Light Grid Accent 1" w:semiHidden="0" w:uiPriority="62" w:unhideWhenUsed="0"/>
-    <w:lsdException w:name="Medium Shading 1 Accent 1" w:semiHidden="0" w:uiPriority="63" w:unhideWhenUsed="0"/>
-    <w:lsdException w:name="Medium Shading 2 Accent 1" w:semiHidden="0" w:uiPriority="64" w:unhideWhenUsed="0"/>
-    <w:lsdException w:name="Medium List 1 Accent 1" w:semiHidden="0" w:uiPriority="65" w:unhideWhenUsed="0"/>
-    <w:lsdException w:name="Medium List 2 Accent 1" w:semiHidden="0" w:uiPriority="66" w:unhideWhenUsed="0"/>
-    <w:lsdException w:name="Medium Grid 1 Accent 1" w:semiHidden="0" w:uiPriority="67" w:unhideWhenUsed="0"/>
-    <w:lsdException w:name="Medium Grid 2 Accent 1" w:semiHidden="0" w:uiPriority="68" w:unhideWhenUsed="0"/>
-    <w:lsdException w:name="Medium Grid 3 Accent 1" w:semiHidden="0" w:uiPriority="69" w:unhideWhenUsed="0"/>
-    <w:lsdException w:name="Dark List Accent 1" w:semiHidden="0" w:uiPriority="70" w:unhideWhenUsed="0"/>
-    <w:lsdException w:name="Colorful Shading Accent 1" w:semiHidden="0" w:uiPriority="71" w:unhideWhenUsed="0"/>
-    <w:lsdException w:name="Colorful List Accent 1" w:semiHidden="0" w:uiPriority="72" w:unhideWhenUsed="0"/>
-    <w:lsdException w:name="Colorful Grid Accent 1" w:semiHidden="0" w:uiPriority="73" w:unhideWhenUsed="0"/>
-    <w:lsdException w:name="Light Shading Accent 2" w:semiHidden="0" w:uiPriority="60" w:unhideWhenUsed="0"/>
-    <w:lsdException w:name="Light List Accent 2" w:semiHidden="0" w:uiPriority="61" w:unhideWhenUsed="0"/>
-    <w:lsdException w:name="Light Grid Accent 2" w:semiHidden="0" w:uiPriority="62" w:unhideWhenUsed="0"/>
-    <w:lsdException w:name="Medium Shading 1 Accent 2" w:semiHidden="0" w:uiPriority="63" w:unhideWhenUsed="0"/>
-    <w:lsdException w:name="Medium Shading 2 Accent 2" w:semiHidden="0" w:uiPriority="64" w:unhideWhenUsed="0"/>
-    <w:lsdException w:name="Medium List 1 Accent 2" w:semiHidden="0" w:uiPriority="65" w:unhideWhenUsed="0"/>
-    <w:lsdException w:name="Medium List 2 Accent 2" w:semiHidden="0" w:uiPriority="66" w:unhideWhenUsed="0"/>
-    <w:lsdException w:name="Medium Grid 1 Accent 2" w:semiHidden="0" w:uiPriority="67" w:unhideWhenUsed="0"/>
-    <w:lsdException w:name="Medium Grid 2 Accent 2" w:semiHidden="0" w:uiPriority="68" w:unhideWhenUsed="0"/>
-    <w:lsdException w:name="Medium Grid 3 Accent 2" w:semiHidden="0" w:uiPriority="69" w:unhideWhenUsed="0"/>
-    <w:lsdException w:name="Dark List Accent 2" w:semiHidden="0" w:uiPriority="70" w:unhideWhenUsed="0"/>
-    <w:lsdException w:name="Colorful Shading Accent 2" w:semiHidden="0" w:uiPriority="71" w:unhideWhenUsed="0"/>
-    <w:lsdException w:name="Colorful List Accent 2" w:semiHidden="0" w:uiPriority="72" w:unhideWhenUsed="0"/>
-    <w:lsdException w:name="Colorful Grid Accent 2" w:semiHidden="0" w:uiPriority="73" w:unhideWhenUsed="0"/>
-    <w:lsdException w:name="Light Shading Accent 3" w:semiHidden="0" w:uiPriority="60" w:unhideWhenUsed="0"/>
-    <w:lsdException w:name="Light List Accent 3" w:semiHidden="0" w:uiPriority="61" w:unhideWhenUsed="0"/>
-    <w:lsdException w:name="Light Grid Accent 3" w:semiHidden="0" w:uiPriority="62" w:unhideWhenUsed="0"/>
-    <w:lsdException w:name="Medium Shading 1 Accent 3" w:semiHidden="0" w:uiPriority="63" w:unhideWhenUsed="0"/>
-    <w:lsdException w:name="Medium Shading 2 Accent 3" w:semiHidden="0" w:uiPriority="64" w:unhideWhenUsed="0"/>
-    <w:lsdException w:name="Medium List 1 Accent 3" w:semiHidden="0" w:uiPriority="65" w:unhideWhenUsed="0"/>
-    <w:lsdException w:name="Medium List 2 Accent 3" w:semiHidden="0" w:uiPriority="66" w:unhideWhenUsed="0"/>
-    <w:lsdException w:name="Medium Grid 1 Accent 3" w:semiHidden="0" w:uiPriority="67" w:unhideWhenUsed="0"/>
-    <w:lsdException w:name="Medium Grid 2 Accent 3" w:semiHidden="0" w:uiPriority="68" w:unhideWhenUsed="0"/>
-    <w:lsdException w:name="Medium Grid 3 Accent 3" w:semiHidden="0" w:uiPriority="69" w:unhideWhenUsed="0"/>
-    <w:lsdException w:name="Dark List Accent 3" w:semiHidden="0" w:uiPriority="70" w:unhideWhenUsed="0"/>
-    <w:lsdException w:name="Colorful Shading Accent 3" w:semiHidden="0" w:uiPriority="71" w:unhideWhenUsed="0"/>
-    <w:lsdException w:name="Colorful List Accent 3" w:semiHidden="0" w:uiPriority="72" w:unhideWhenUsed="0"/>
-    <w:lsdException w:name="Colorful Grid Accent 3" w:semiHidden="0" w:uiPriority="73" w:unhideWhenUsed="0"/>
-    <w:lsdException w:name="Light Shading Accent 4" w:semiHidden="0" w:uiPriority="60" w:unhideWhenUsed="0"/>
-    <w:lsdException w:name="Light List Accent 4" w:semiHidden="0" w:uiPriority="61" w:unhideWhenUsed="0"/>
-    <w:lsdException w:name="Light Grid Accent 4" w:semiHidden="0" w:uiPriority="62" w:unhideWhenUsed="0"/>
-    <w:lsdException w:name="Medium Shading 1 Accent 4" w:semiHidden="0" w:uiPriority="63" w:unhideWhenUsed="0"/>
-    <w:lsdException w:name="Medium Shading 2 Accent 4" w:semiHidden="0" w:uiPriority="64" w:unhideWhenUsed="0"/>
-    <w:lsdException w:name="Medium List 1 Accent 4" w:semiHidden="0" w:uiPriority="65" w:unhideWhenUsed="0"/>
-    <w:lsdException w:name="Medium List 2 Accent 4" w:semiHidden="0" w:uiPriority="66" w:unhideWhenUsed="0"/>
-    <w:lsdException w:name="Medium Grid 1 Accent 4" w:semiHidden="0" w:uiPriority="67" w:unhideWhenUsed="0"/>
-    <w:lsdException w:name="Medium Grid 2 Accent 4" w:semiHidden="0" w:uiPriority="68" w:unhideWhenUsed="0"/>
-    <w:lsdException w:name="Medium Grid 3 Accent 4" w:semiHidden="0" w:uiPriority="69" w:unhideWhenUsed="0"/>
-    <w:lsdException w:name="Dark List Accent 4" w:semiHidden="0" w:uiPriority="70" w:unhideWhenUsed="0"/>
-    <w:lsdException w:name="Colorful Shading Accent 4" w:semiHidden="0" w:uiPriority="71" w:unhideWhenUsed="0"/>
-    <w:lsdException w:name="Colorful List Accent 4" w:semiHidden="0" w:uiPriority="72" w:unhideWhenUsed="0"/>
-    <w:lsdException w:name="Colorful Grid Accent 4" w:semiHidden="0" w:uiPriority="73" w:unhideWhenUsed="0"/>
-    <w:lsdException w:name="Light Shading Accent 5" w:semiHidden="0" w:uiPriority="60" w:unhideWhenUsed="0"/>
-    <w:lsdException w:name="Light List Accent 5" w:semiHidden="0" w:uiPriority="61" w:unhideWhenUsed="0"/>
-    <w:lsdException w:name="Light Grid Accent 5" w:semiHidden="0" w:uiPriority="62" w:unhideWhenUsed="0"/>
-    <w:lsdException w:name="Medium Shading 1 Accent 5" w:semiHidden="0" w:uiPriority="63" w:unhideWhenUsed="0"/>
-    <w:lsdException w:name="Medium Shading 2 Accent 5" w:semiHidden="0" w:uiPriority="64" w:unhideWhenUsed="0"/>
-    <w:lsdException w:name="Medium List 1 Accent 5" w:semiHidden="0" w:uiPriority="65" w:unhideWhenUsed="0"/>
-    <w:lsdException w:name="Medium List 2 Accent 5" w:semiHidden="0" w:uiPriority="66" w:unhideWhenUsed="0"/>
-    <w:lsdException w:name="Medium Grid 1 Accent 5" w:semiHidden="0" w:uiPriority="67" w:unhideWhenUsed="0"/>
-    <w:lsdException w:name="Medium Grid 2 Accent 5" w:semiHidden="0" w:uiPriority="68" w:unhideWhenUsed="0"/>
-    <w:lsdException w:name="Medium Grid 3 Accent 5" w:semiHidden="0" w:uiPriority="69" w:unhideWhenUsed="0"/>
-    <w:lsdException w:name="Dark List Accent 5" w:semiHidden="0" w:uiPriority="70" w:unhideWhenUsed="0"/>
-    <w:lsdException w:name="Colorful Shading Accent 5" w:semiHidden="0" w:uiPriority="71" w:unhideWhenUsed="0"/>
-    <w:lsdException w:name="Colorful List Accent 5" w:semiHidden="0" w:uiPriority="72" w:unhideWhenUsed="0"/>
-    <w:lsdException w:name="Colorful Grid Accent 5" w:semiHidden="0" w:uiPriority="73" w:unhideWhenUsed="0"/>
-    <w:lsdException w:name="Light Shading Accent 6" w:semiHidden="0" w:uiPriority="60" w:unhideWhenUsed="0"/>
-    <w:lsdException w:name="Light List Accent 6" w:semiHidden="0" w:uiPriority="61" w:unhideWhenUsed="0"/>
-    <w:lsdException w:name="Light Grid Accent 6" w:semiHidden="0" w:uiPriority="62" w:unhideWhenUsed="0"/>
-    <w:lsdException w:name="Medium Shading 1 Accent 6" w:semiHidden="0" w:uiPriority="63" w:unhideWhenUsed="0"/>
-    <w:lsdException w:name="Medium Shading 2 Accent 6" w:semiHidden="0" w:uiPriority="64" w:unhideWhenUsed="0"/>
-    <w:lsdException w:name="Medium List 1 Accent 6" w:semiHidden="0" w:uiPriority="65" w:unhideWhenUsed="0"/>
-    <w:lsdException w:name="Medium List 2 Accent 6" w:semiHidden="0" w:uiPriority="66" w:unhideWhenUsed="0"/>
-    <w:lsdException w:name="Medium Grid 1 Accent 6" w:semiHidden="0" w:uiPriority="67" w:unhideWhenUsed="0"/>
-    <w:lsdException w:name="Medium Grid 2 Accent 6" w:semiHidden="0" w:uiPriority="68" w:unhideWhenUsed="0"/>
-    <w:lsdException w:name="Medium Grid 3 Accent 6" w:semiHidden="0" w:uiPriority="69" w:unhideWhenUsed="0"/>
-    <w:lsdException w:name="Dark List Accent 6" w:semiHidden="0" w:uiPriority="70" w:unhideWhenUsed="0"/>
-    <w:lsdException w:name="Colorful Shading Accent 6" w:semiHidden="0" w:uiPriority="71" w:unhideWhenUsed="0"/>
-    <w:lsdException w:name="Colorful List Accent 6" w:semiHidden="0" w:uiPriority="72" w:unhideWhenUsed="0"/>
-    <w:lsdException w:name="Colorful Grid Accent 6" w:semiHidden="0" w:uiPriority="73" w:unhideWhenUsed="0"/>
+  <w:latentStyles w:count="260" w:defQFormat="0" w:defUnhideWhenUsed="1" w:defSemiHidden="1" w:defUIPriority="99" w:defLockedState="0">
+    <w:lsdException w:qFormat="1" w:unhideWhenUsed="0" w:uiPriority="0" w:semiHidden="0" w:name="Normal"/>
+    <w:lsdException w:qFormat="1" w:unhideWhenUsed="0" w:uiPriority="0" w:semiHidden="0" w:name="heading 1"/>
+    <w:lsdException w:qFormat="1" w:uiPriority="0" w:semiHidden="0" w:name="heading 2"/>
+    <w:lsdException w:qFormat="1" w:uiPriority="0" w:name="heading 3"/>
+    <w:lsdException w:qFormat="1" w:uiPriority="0" w:semiHidden="0" w:name="heading 4"/>
+    <w:lsdException w:qFormat="1" w:uiPriority="0" w:name="heading 5"/>
+    <w:lsdException w:qFormat="1" w:uiPriority="0" w:name="heading 6"/>
+    <w:lsdException w:qFormat="1" w:uiPriority="0" w:name="heading 7"/>
+    <w:lsdException w:qFormat="1" w:uiPriority="0" w:name="heading 8"/>
+    <w:lsdException w:qFormat="1" w:uiPriority="0" w:name="heading 9"/>
+    <w:lsdException w:unhideWhenUsed="0" w:uiPriority="0" w:semiHidden="0" w:name="index 1"/>
+    <w:lsdException w:unhideWhenUsed="0" w:uiPriority="0" w:semiHidden="0" w:name="index 2"/>
+    <w:lsdException w:unhideWhenUsed="0" w:uiPriority="0" w:semiHidden="0" w:name="index 3"/>
+    <w:lsdException w:unhideWhenUsed="0" w:uiPriority="0" w:semiHidden="0" w:name="index 4"/>
+    <w:lsdException w:unhideWhenUsed="0" w:uiPriority="0" w:semiHidden="0" w:name="index 5"/>
+    <w:lsdException w:unhideWhenUsed="0" w:uiPriority="0" w:semiHidden="0" w:name="index 6"/>
+    <w:lsdException w:unhideWhenUsed="0" w:uiPriority="0" w:semiHidden="0" w:name="index 7"/>
+    <w:lsdException w:unhideWhenUsed="0" w:uiPriority="0" w:semiHidden="0" w:name="index 8"/>
+    <w:lsdException w:unhideWhenUsed="0" w:uiPriority="0" w:semiHidden="0" w:name="index 9"/>
+    <w:lsdException w:qFormat="1" w:unhideWhenUsed="0" w:uiPriority="0" w:semiHidden="0" w:name="toc 1"/>
+    <w:lsdException w:qFormat="1" w:unhideWhenUsed="0" w:uiPriority="0" w:semiHidden="0" w:name="toc 2"/>
+    <w:lsdException w:qFormat="1" w:unhideWhenUsed="0" w:uiPriority="0" w:semiHidden="0" w:name="toc 3"/>
+    <w:lsdException w:unhideWhenUsed="0" w:uiPriority="0" w:semiHidden="0" w:name="toc 4"/>
+    <w:lsdException w:unhideWhenUsed="0" w:uiPriority="0" w:semiHidden="0" w:name="toc 5"/>
+    <w:lsdException w:unhideWhenUsed="0" w:uiPriority="0" w:semiHidden="0" w:name="toc 6"/>
+    <w:lsdException w:unhideWhenUsed="0" w:uiPriority="0" w:semiHidden="0" w:name="toc 7"/>
+    <w:lsdException w:unhideWhenUsed="0" w:uiPriority="0" w:semiHidden="0" w:name="toc 8"/>
+    <w:lsdException w:unhideWhenUsed="0" w:uiPriority="0" w:semiHidden="0" w:name="toc 9"/>
+    <w:lsdException w:unhideWhenUsed="0" w:uiPriority="0" w:semiHidden="0" w:name="Normal Indent"/>
+    <w:lsdException w:unhideWhenUsed="0" w:uiPriority="0" w:semiHidden="0" w:name="footnote text"/>
+    <w:lsdException w:qFormat="1" w:unhideWhenUsed="0" w:uiPriority="0" w:semiHidden="0" w:name="annotation text"/>
+    <w:lsdException w:qFormat="1" w:unhideWhenUsed="0" w:uiPriority="0" w:semiHidden="0" w:name="header"/>
+    <w:lsdException w:qFormat="1" w:unhideWhenUsed="0" w:uiPriority="0" w:semiHidden="0" w:name="footer"/>
+    <w:lsdException w:unhideWhenUsed="0" w:uiPriority="0" w:semiHidden="0" w:name="index heading"/>
+    <w:lsdException w:qFormat="1" w:uiPriority="0" w:name="caption"/>
+    <w:lsdException w:qFormat="1" w:unhideWhenUsed="0" w:uiPriority="0" w:semiHidden="0" w:name="table of figures"/>
+    <w:lsdException w:unhideWhenUsed="0" w:uiPriority="0" w:semiHidden="0" w:name="envelope address"/>
+    <w:lsdException w:unhideWhenUsed="0" w:uiPriority="0" w:semiHidden="0" w:name="envelope return"/>
+    <w:lsdException w:unhideWhenUsed="0" w:uiPriority="0" w:semiHidden="0" w:name="footnote reference"/>
+    <w:lsdException w:unhideWhenUsed="0" w:uiPriority="0" w:semiHidden="0" w:name="annotation reference"/>
+    <w:lsdException w:unhideWhenUsed="0" w:uiPriority="0" w:semiHidden="0" w:name="line number"/>
+    <w:lsdException w:unhideWhenUsed="0" w:uiPriority="0" w:semiHidden="0" w:name="page number"/>
+    <w:lsdException w:unhideWhenUsed="0" w:uiPriority="0" w:semiHidden="0" w:name="endnote reference"/>
+    <w:lsdException w:unhideWhenUsed="0" w:uiPriority="0" w:semiHidden="0" w:name="endnote text"/>
+    <w:lsdException w:unhideWhenUsed="0" w:uiPriority="0" w:semiHidden="0" w:name="table of authorities"/>
+    <w:lsdException w:unhideWhenUsed="0" w:uiPriority="0" w:semiHidden="0" w:name="macro"/>
+    <w:lsdException w:unhideWhenUsed="0" w:uiPriority="0" w:semiHidden="0" w:name="toa heading"/>
+    <w:lsdException w:unhideWhenUsed="0" w:uiPriority="0" w:semiHidden="0" w:name="List"/>
+    <w:lsdException w:unhideWhenUsed="0" w:uiPriority="0" w:semiHidden="0" w:name="List Bullet"/>
+    <w:lsdException w:unhideWhenUsed="0" w:uiPriority="0" w:semiHidden="0" w:name="List Number"/>
+    <w:lsdException w:unhideWhenUsed="0" w:uiPriority="0" w:semiHidden="0" w:name="List 2"/>
+    <w:lsdException w:unhideWhenUsed="0" w:uiPriority="0" w:semiHidden="0" w:name="List 3"/>
+    <w:lsdException w:unhideWhenUsed="0" w:uiPriority="0" w:semiHidden="0" w:name="List 4"/>
+    <w:lsdException w:unhideWhenUsed="0" w:uiPriority="0" w:semiHidden="0" w:name="List 5"/>
+    <w:lsdException w:unhideWhenUsed="0" w:uiPriority="0" w:semiHidden="0" w:name="List Bullet 2"/>
+    <w:lsdException w:unhideWhenUsed="0" w:uiPriority="0" w:semiHidden="0" w:name="List Bullet 3"/>
+    <w:lsdException w:unhideWhenUsed="0" w:uiPriority="0" w:semiHidden="0" w:name="List Bullet 4"/>
+    <w:lsdException w:unhideWhenUsed="0" w:uiPriority="0" w:semiHidden="0" w:name="List Bullet 5"/>
+    <w:lsdException w:unhideWhenUsed="0" w:uiPriority="0" w:semiHidden="0" w:name="List Number 2"/>
+    <w:lsdException w:unhideWhenUsed="0" w:uiPriority="0" w:semiHidden="0" w:name="List Number 3"/>
+    <w:lsdException w:unhideWhenUsed="0" w:uiPriority="0" w:semiHidden="0" w:name="List Number 4"/>
+    <w:lsdException w:unhideWhenUsed="0" w:uiPriority="0" w:semiHidden="0" w:name="List Number 5"/>
+    <w:lsdException w:qFormat="1" w:unhideWhenUsed="0" w:uiPriority="0" w:semiHidden="0" w:name="Title"/>
+    <w:lsdException w:unhideWhenUsed="0" w:uiPriority="0" w:semiHidden="0" w:name="Closing"/>
+    <w:lsdException w:unhideWhenUsed="0" w:uiPriority="0" w:semiHidden="0" w:name="Signature"/>
+    <w:lsdException w:qFormat="1" w:unhideWhenUsed="0" w:uiPriority="0" w:name="Default Paragraph Font"/>
+    <w:lsdException w:qFormat="1" w:unhideWhenUsed="0" w:uiPriority="0" w:name="Body Text"/>
+    <w:lsdException w:unhideWhenUsed="0" w:uiPriority="0" w:semiHidden="0" w:name="Body Text Indent"/>
+    <w:lsdException w:unhideWhenUsed="0" w:uiPriority="0" w:semiHidden="0" w:name="List Continue"/>
+    <w:lsdException w:unhideWhenUsed="0" w:uiPriority="0" w:semiHidden="0" w:name="List Continue 2"/>
+    <w:lsdException w:unhideWhenUsed="0" w:uiPriority="0" w:semiHidden="0" w:name="List Continue 3"/>
+    <w:lsdException w:unhideWhenUsed="0" w:uiPriority="0" w:semiHidden="0" w:name="List Continue 4"/>
+    <w:lsdException w:unhideWhenUsed="0" w:uiPriority="0" w:semiHidden="0" w:name="List Continue 5"/>
+    <w:lsdException w:unhideWhenUsed="0" w:uiPriority="0" w:semiHidden="0" w:name="Message Header"/>
+    <w:lsdException w:qFormat="1" w:unhideWhenUsed="0" w:uiPriority="0" w:semiHidden="0" w:name="Subtitle"/>
+    <w:lsdException w:unhideWhenUsed="0" w:uiPriority="0" w:semiHidden="0" w:name="Salutation"/>
+    <w:lsdException w:unhideWhenUsed="0" w:uiPriority="0" w:semiHidden="0" w:name="Date"/>
+    <w:lsdException w:unhideWhenUsed="0" w:uiPriority="0" w:semiHidden="0" w:name="Body Text First Indent"/>
+    <w:lsdException w:unhideWhenUsed="0" w:uiPriority="0" w:semiHidden="0" w:name="Body Text First Indent 2"/>
+    <w:lsdException w:uiPriority="99" w:name="Note Heading"/>
+    <w:lsdException w:unhideWhenUsed="0" w:uiPriority="0" w:semiHidden="0" w:name="Body Text 2"/>
+    <w:lsdException w:unhideWhenUsed="0" w:uiPriority="0" w:semiHidden="0" w:name="Body Text 3"/>
+    <w:lsdException w:unhideWhenUsed="0" w:uiPriority="0" w:semiHidden="0" w:name="Body Text Indent 2"/>
+    <w:lsdException w:unhideWhenUsed="0" w:uiPriority="0" w:semiHidden="0" w:name="Body Text Indent 3"/>
+    <w:lsdException w:unhideWhenUsed="0" w:uiPriority="0" w:semiHidden="0" w:name="Block Text"/>
+    <w:lsdException w:unhideWhenUsed="0" w:uiPriority="0" w:semiHidden="0" w:name="Hyperlink"/>
+    <w:lsdException w:unhideWhenUsed="0" w:uiPriority="0" w:semiHidden="0" w:name="FollowedHyperlink"/>
+    <w:lsdException w:qFormat="1" w:unhideWhenUsed="0" w:uiPriority="0" w:semiHidden="0" w:name="Strong"/>
+    <w:lsdException w:qFormat="1" w:unhideWhenUsed="0" w:uiPriority="0" w:semiHidden="0" w:name="Emphasis"/>
+    <w:lsdException w:unhideWhenUsed="0" w:uiPriority="0" w:semiHidden="0" w:name="Document Map"/>
+    <w:lsdException w:unhideWhenUsed="0" w:uiPriority="0" w:semiHidden="0" w:name="Plain Text"/>
+    <w:lsdException w:unhideWhenUsed="0" w:uiPriority="0" w:semiHidden="0" w:name="E-mail Signature"/>
+    <w:lsdException w:qFormat="1" w:unhideWhenUsed="0" w:uiPriority="0" w:semiHidden="0" w:name="Normal (Web)"/>
+    <w:lsdException w:unhideWhenUsed="0" w:uiPriority="0" w:semiHidden="0" w:name="HTML Acronym"/>
+    <w:lsdException w:unhideWhenUsed="0" w:uiPriority="0" w:semiHidden="0" w:name="HTML Address"/>
+    <w:lsdException w:unhideWhenUsed="0" w:uiPriority="0" w:semiHidden="0" w:name="HTML Cite"/>
+    <w:lsdException w:unhideWhenUsed="0" w:uiPriority="0" w:semiHidden="0" w:name="HTML Code"/>
+    <w:lsdException w:unhideWhenUsed="0" w:uiPriority="0" w:semiHidden="0" w:name="HTML Definition"/>
+    <w:lsdException w:unhideWhenUsed="0" w:uiPriority="0" w:semiHidden="0" w:name="HTML Keyboard"/>
+    <w:lsdException w:qFormat="1" w:unhideWhenUsed="0" w:uiPriority="0" w:semiHidden="0" w:name="HTML Preformatted"/>
+    <w:lsdException w:unhideWhenUsed="0" w:uiPriority="0" w:semiHidden="0" w:name="HTML Sample"/>
+    <w:lsdException w:unhideWhenUsed="0" w:uiPriority="0" w:semiHidden="0" w:name="HTML Typewriter"/>
+    <w:lsdException w:unhideWhenUsed="0" w:uiPriority="0" w:semiHidden="0" w:name="HTML Variable"/>
+    <w:lsdException w:qFormat="1" w:unhideWhenUsed="0" w:uiPriority="0" w:name="Normal Table"/>
+    <w:lsdException w:unhideWhenUsed="0" w:uiPriority="0" w:semiHidden="0" w:name="annotation subject"/>
+    <w:lsdException w:unhideWhenUsed="0" w:uiPriority="0" w:semiHidden="0" w:name="Table Simple 1"/>
+    <w:lsdException w:unhideWhenUsed="0" w:uiPriority="0" w:semiHidden="0" w:name="Table Simple 2"/>
+    <w:lsdException w:unhideWhenUsed="0" w:uiPriority="0" w:semiHidden="0" w:name="Table Simple 3"/>
+    <w:lsdException w:unhideWhenUsed="0" w:uiPriority="0" w:semiHidden="0" w:name="Table Classic 1"/>
+    <w:lsdException w:unhideWhenUsed="0" w:uiPriority="0" w:semiHidden="0" w:name="Table Classic 2"/>
+    <w:lsdException w:unhideWhenUsed="0" w:uiPriority="0" w:semiHidden="0" w:name="Table Classic 3"/>
+    <w:lsdException w:unhideWhenUsed="0" w:uiPriority="0" w:semiHidden="0" w:name="Table Classic 4"/>
+    <w:lsdException w:unhideWhenUsed="0" w:uiPriority="0" w:semiHidden="0" w:name="Table Colorful 1"/>
+    <w:lsdException w:unhideWhenUsed="0" w:uiPriority="0" w:semiHidden="0" w:name="Table Colorful 2"/>
+    <w:lsdException w:unhideWhenUsed="0" w:uiPriority="0" w:semiHidden="0" w:name="Table Colorful 3"/>
+    <w:lsdException w:unhideWhenUsed="0" w:uiPriority="0" w:semiHidden="0" w:name="Table Columns 1"/>
+    <w:lsdException w:unhideWhenUsed="0" w:uiPriority="0" w:semiHidden="0" w:name="Table Columns 2"/>
+    <w:lsdException w:unhideWhenUsed="0" w:uiPriority="0" w:semiHidden="0" w:name="Table Columns 3"/>
+    <w:lsdException w:unhideWhenUsed="0" w:uiPriority="0" w:semiHidden="0" w:name="Table Columns 4"/>
+    <w:lsdException w:unhideWhenUsed="0" w:uiPriority="0" w:semiHidden="0" w:name="Table Columns 5"/>
+    <w:lsdException w:unhideWhenUsed="0" w:uiPriority="0" w:semiHidden="0" w:name="Table Grid 1"/>
+    <w:lsdException w:unhideWhenUsed="0" w:uiPriority="0" w:semiHidden="0" w:name="Table Grid 2"/>
+    <w:lsdException w:unhideWhenUsed="0" w:uiPriority="0" w:semiHidden="0" w:name="Table Grid 3"/>
+    <w:lsdException w:unhideWhenUsed="0" w:uiPriority="0" w:semiHidden="0" w:name="Table Grid 4"/>
+    <w:lsdException w:unhideWhenUsed="0" w:uiPriority="0" w:semiHidden="0" w:name="Table Grid 5"/>
+    <w:lsdException w:unhideWhenUsed="0" w:uiPriority="0" w:semiHidden="0" w:name="Table Grid 6"/>
+    <w:lsdException w:unhideWhenUsed="0" w:uiPriority="0" w:semiHidden="0" w:name="Table Grid 7"/>
+    <w:lsdException w:unhideWhenUsed="0" w:uiPriority="0" w:semiHidden="0" w:name="Table Grid 8"/>
+    <w:lsdException w:unhideWhenUsed="0" w:uiPriority="0" w:semiHidden="0" w:name="Table List 1"/>
+    <w:lsdException w:unhideWhenUsed="0" w:uiPriority="0" w:semiHidden="0" w:name="Table List 2"/>
+    <w:lsdException w:unhideWhenUsed="0" w:uiPriority="0" w:semiHidden="0" w:name="Table List 3"/>
+    <w:lsdException w:unhideWhenUsed="0" w:uiPriority="0" w:semiHidden="0" w:name="Table List 4"/>
+    <w:lsdException w:unhideWhenUsed="0" w:uiPriority="0" w:semiHidden="0" w:name="Table List 5"/>
+    <w:lsdException w:unhideWhenUsed="0" w:uiPriority="0" w:semiHidden="0" w:name="Table List 6"/>
+    <w:lsdException w:unhideWhenUsed="0" w:uiPriority="0" w:semiHidden="0" w:name="Table List 7"/>
+    <w:lsdException w:unhideWhenUsed="0" w:uiPriority="0" w:semiHidden="0" w:name="Table List 8"/>
+    <w:lsdException w:unhideWhenUsed="0" w:uiPriority="0" w:semiHidden="0" w:name="Table 3D effects 1"/>
+    <w:lsdException w:unhideWhenUsed="0" w:uiPriority="0" w:semiHidden="0" w:name="Table 3D effects 2"/>
+    <w:lsdException w:unhideWhenUsed="0" w:uiPriority="0" w:semiHidden="0" w:name="Table 3D effects 3"/>
+    <w:lsdException w:unhideWhenUsed="0" w:uiPriority="0" w:semiHidden="0" w:name="Table Contemporary"/>
+    <w:lsdException w:unhideWhenUsed="0" w:uiPriority="0" w:semiHidden="0" w:name="Table Elegant"/>
+    <w:lsdException w:unhideWhenUsed="0" w:uiPriority="0" w:semiHidden="0" w:name="Table Professional"/>
+    <w:lsdException w:unhideWhenUsed="0" w:uiPriority="0" w:semiHidden="0" w:name="Table Subtle 1"/>
+    <w:lsdException w:unhideWhenUsed="0" w:uiPriority="0" w:semiHidden="0" w:name="Table Subtle 2"/>
+    <w:lsdException w:unhideWhenUsed="0" w:uiPriority="0" w:semiHidden="0" w:name="Table Web 1"/>
+    <w:lsdException w:unhideWhenUsed="0" w:uiPriority="0" w:semiHidden="0" w:name="Table Web 2"/>
+    <w:lsdException w:unhideWhenUsed="0" w:uiPriority="0" w:semiHidden="0" w:name="Table Web 3"/>
+    <w:lsdException w:unhideWhenUsed="0" w:uiPriority="0" w:semiHidden="0" w:name="Balloon Text"/>
+    <w:lsdException w:qFormat="1" w:unhideWhenUsed="0" w:uiPriority="0" w:semiHidden="0" w:name="Table Grid"/>
+    <w:lsdException w:unhideWhenUsed="0" w:uiPriority="0" w:semiHidden="0" w:name="Table Theme"/>
+    <w:lsdException w:unhideWhenUsed="0" w:uiPriority="60" w:semiHidden="0" w:name="Light Shading"/>
+    <w:lsdException w:unhideWhenUsed="0" w:uiPriority="61" w:semiHidden="0" w:name="Light List"/>
+    <w:lsdException w:unhideWhenUsed="0" w:uiPriority="62" w:semiHidden="0" w:name="Light Grid"/>
+    <w:lsdException w:unhideWhenUsed="0" w:uiPriority="63" w:semiHidden="0" w:name="Medium Shading 1"/>
+    <w:lsdException w:unhideWhenUsed="0" w:uiPriority="64" w:semiHidden="0" w:name="Medium Shading 2"/>
+    <w:lsdException w:unhideWhenUsed="0" w:uiPriority="65" w:semiHidden="0" w:name="Medium List 1"/>
+    <w:lsdException w:unhideWhenUsed="0" w:uiPriority="66" w:semiHidden="0" w:name="Medium List 2"/>
+    <w:lsdException w:unhideWhenUsed="0" w:uiPriority="67" w:semiHidden="0" w:name="Medium Grid 1"/>
+    <w:lsdException w:unhideWhenUsed="0" w:uiPriority="68" w:semiHidden="0" w:name="Medium Grid 2"/>
+    <w:lsdException w:unhideWhenUsed="0" w:uiPriority="69" w:semiHidden="0" w:name="Medium Grid 3"/>
+    <w:lsdException w:unhideWhenUsed="0" w:uiPriority="70" w:semiHidden="0" w:name="Dark List"/>
+    <w:lsdException w:unhideWhenUsed="0" w:uiPriority="71" w:semiHidden="0" w:name="Colorful Shading"/>
+    <w:lsdException w:unhideWhenUsed="0" w:uiPriority="72" w:semiHidden="0" w:name="Colorful List"/>
+    <w:lsdException w:unhideWhenUsed="0" w:uiPriority="73" w:semiHidden="0" w:name="Colorful Grid"/>
+    <w:lsdException w:unhideWhenUsed="0" w:uiPriority="60" w:semiHidden="0" w:name="Light Shading Accent 1"/>
+    <w:lsdException w:unhideWhenUsed="0" w:uiPriority="61" w:semiHidden="0" w:name="Light List Accent 1"/>
+    <w:lsdException w:unhideWhenUsed="0" w:uiPriority="62" w:semiHidden="0" w:name="Light Grid Accent 1"/>
+    <w:lsdException w:unhideWhenUsed="0" w:uiPriority="63" w:semiHidden="0" w:name="Medium Shading 1 Accent 1"/>
+    <w:lsdException w:unhideWhenUsed="0" w:uiPriority="64" w:semiHidden="0" w:name="Medium Shading 2 Accent 1"/>
+    <w:lsdException w:unhideWhenUsed="0" w:uiPriority="65" w:semiHidden="0" w:name="Medium List 1 Accent 1"/>
+    <w:lsdException w:unhideWhenUsed="0" w:uiPriority="66" w:semiHidden="0" w:name="Medium List 2 Accent 1"/>
+    <w:lsdException w:unhideWhenUsed="0" w:uiPriority="67" w:semiHidden="0" w:name="Medium Grid 1 Accent 1"/>
+    <w:lsdException w:unhideWhenUsed="0" w:uiPriority="68" w:semiHidden="0" w:name="Medium Grid 2 Accent 1"/>
+    <w:lsdException w:unhideWhenUsed="0" w:uiPriority="69" w:semiHidden="0" w:name="Medium Grid 3 Accent 1"/>
+    <w:lsdException w:unhideWhenUsed="0" w:uiPriority="70" w:semiHidden="0" w:name="Dark List Accent 1"/>
+    <w:lsdException w:unhideWhenUsed="0" w:uiPriority="71" w:semiHidden="0" w:name="Colorful Shading Accent 1"/>
+    <w:lsdException w:unhideWhenUsed="0" w:uiPriority="72" w:semiHidden="0" w:name="Colorful List Accent 1"/>
+    <w:lsdException w:unhideWhenUsed="0" w:uiPriority="73" w:semiHidden="0" w:name="Colorful Grid Accent 1"/>
+    <w:lsdException w:unhideWhenUsed="0" w:uiPriority="60" w:semiHidden="0" w:name="Light Shading Accent 2"/>
+    <w:lsdException w:unhideWhenUsed="0" w:uiPriority="61" w:semiHidden="0" w:name="Light List Accent 2"/>
+    <w:lsdException w:unhideWhenUsed="0" w:uiPriority="62" w:semiHidden="0" w:name="Light Grid Accent 2"/>
+    <w:lsdException w:unhideWhenUsed="0" w:uiPriority="63" w:semiHidden="0" w:name="Medium Shading 1 Accent 2"/>
+    <w:lsdException w:unhideWhenUsed="0" w:uiPriority="64" w:semiHidden="0" w:name="Medium Shading 2 Accent 2"/>
+    <w:lsdException w:unhideWhenUsed="0" w:uiPriority="65" w:semiHidden="0" w:name="Medium List 1 Accent 2"/>
+    <w:lsdException w:unhideWhenUsed="0" w:uiPriority="66" w:semiHidden="0" w:name="Medium List 2 Accent 2"/>
+    <w:lsdException w:unhideWhenUsed="0" w:uiPriority="67" w:semiHidden="0" w:name="Medium Grid 1 Accent 2"/>
+    <w:lsdException w:unhideWhenUsed="0" w:uiPriority="68" w:semiHidden="0" w:name="Medium Grid 2 Accent 2"/>
+    <w:lsdException w:unhideWhenUsed="0" w:uiPriority="69" w:semiHidden="0" w:name="Medium Grid 3 Accent 2"/>
+    <w:lsdException w:unhideWhenUsed="0" w:uiPriority="70" w:semiHidden="0" w:name="Dark List Accent 2"/>
+    <w:lsdException w:unhideWhenUsed="0" w:uiPriority="71" w:semiHidden="0" w:name="Colorful Shading Accent 2"/>
+    <w:lsdException w:unhideWhenUsed="0" w:uiPriority="72" w:semiHidden="0" w:name="Colorful List Accent 2"/>
+    <w:lsdException w:unhideWhenUsed="0" w:uiPriority="73" w:semiHidden="0" w:name="Colorful Grid Accent 2"/>
+    <w:lsdException w:unhideWhenUsed="0" w:uiPriority="60" w:semiHidden="0" w:name="Light Shading Accent 3"/>
+    <w:lsdException w:unhideWhenUsed="0" w:uiPriority="61" w:semiHidden="0" w:name="Light List Accent 3"/>
+    <w:lsdException w:unhideWhenUsed="0" w:uiPriority="62" w:semiHidden="0" w:name="Light Grid Accent 3"/>
+    <w:lsdException w:unhideWhenUsed="0" w:uiPriority="63" w:semiHidden="0" w:name="Medium Shading 1 Accent 3"/>
+    <w:lsdException w:unhideWhenUsed="0" w:uiPriority="64" w:semiHidden="0" w:name="Medium Shading 2 Accent 3"/>
+    <w:lsdException w:unhideWhenUsed="0" w:uiPriority="65" w:semiHidden="0" w:name="Medium List 1 Accent 3"/>
+    <w:lsdException w:unhideWhenUsed="0" w:uiPriority="66" w:semiHidden="0" w:name="Medium List 2 Accent 3"/>
+    <w:lsdException w:unhideWhenUsed="0" w:uiPriority="67" w:semiHidden="0" w:name="Medium Grid 1 Accent 3"/>
+    <w:lsdException w:unhideWhenUsed="0" w:uiPriority="68" w:semiHidden="0" w:name="Medium Grid 2 Accent 3"/>
+    <w:lsdException w:unhideWhenUsed="0" w:uiPriority="69" w:semiHidden="0" w:name="Medium Grid 3 Accent 3"/>
+    <w:lsdException w:unhideWhenUsed="0" w:uiPriority="70" w:semiHidden="0" w:name="Dark List Accent 3"/>
+    <w:lsdException w:unhideWhenUsed="0" w:uiPriority="71" w:semiHidden="0" w:name="Colorful Shading Accent 3"/>
+    <w:lsdException w:unhideWhenUsed="0" w:uiPriority="72" w:semiHidden="0" w:name="Colorful List Accent 3"/>
+    <w:lsdException w:unhideWhenUsed="0" w:uiPriority="73" w:semiHidden="0" w:name="Colorful Grid Accent 3"/>
+    <w:lsdException w:unhideWhenUsed="0" w:uiPriority="60" w:semiHidden="0" w:name="Light Shading Accent 4"/>
+    <w:lsdException w:unhideWhenUsed="0" w:uiPriority="61" w:semiHidden="0" w:name="Light List Accent 4"/>
+    <w:lsdException w:unhideWhenUsed="0" w:uiPriority="62" w:semiHidden="0" w:name="Light Grid Accent 4"/>
+    <w:lsdException w:unhideWhenUsed="0" w:uiPriority="63" w:semiHidden="0" w:name="Medium Shading 1 Accent 4"/>
+    <w:lsdException w:unhideWhenUsed="0" w:uiPriority="64" w:semiHidden="0" w:name="Medium Shading 2 Accent 4"/>
+    <w:lsdException w:unhideWhenUsed="0" w:uiPriority="65" w:semiHidden="0" w:name="Medium List 1 Accent 4"/>
+    <w:lsdException w:unhideWhenUsed="0" w:uiPriority="66" w:semiHidden="0" w:name="Medium List 2 Accent 4"/>
+    <w:lsdException w:unhideWhenUsed="0" w:uiPriority="67" w:semiHidden="0" w:name="Medium Grid 1 Accent 4"/>
+    <w:lsdException w:unhideWhenUsed="0" w:uiPriority="68" w:semiHidden="0" w:name="Medium Grid 2 Accent 4"/>
+    <w:lsdException w:unhideWhenUsed="0" w:uiPriority="69" w:semiHidden="0" w:name="Medium Grid 3 Accent 4"/>
+    <w:lsdException w:unhideWhenUsed="0" w:uiPriority="70" w:semiHidden="0" w:name="Dark List Accent 4"/>
+    <w:lsdException w:unhideWhenUsed="0" w:uiPriority="71" w:semiHidden="0" w:name="Colorful Shading Accent 4"/>
+    <w:lsdException w:unhideWhenUsed="0" w:uiPriority="72" w:semiHidden="0" w:name="Colorful List Accent 4"/>
+    <w:lsdException w:unhideWhenUsed="0" w:uiPriority="73" w:semiHidden="0" w:name="Colorful Grid Accent 4"/>
+    <w:lsdException w:unhideWhenUsed="0" w:uiPriority="60" w:semiHidden="0" w:name="Light Shading Accent 5"/>
+    <w:lsdException w:unhideWhenUsed="0" w:uiPriority="61" w:semiHidden="0" w:name="Light List Accent 5"/>
+    <w:lsdException w:unhideWhenUsed="0" w:uiPriority="62" w:semiHidden="0" w:name="Light Grid Accent 5"/>
+    <w:lsdException w:unhideWhenUsed="0" w:uiPriority="63" w:semiHidden="0" w:name="Medium Shading 1 Accent 5"/>
+    <w:lsdException w:unhideWhenUsed="0" w:uiPriority="64" w:semiHidden="0" w:name="Medium Shading 2 Accent 5"/>
+    <w:lsdException w:unhideWhenUsed="0" w:uiPriority="65" w:semiHidden="0" w:name="Medium List 1 Accent 5"/>
+    <w:lsdException w:unhideWhenUsed="0" w:uiPriority="66" w:semiHidden="0" w:name="Medium List 2 Accent 5"/>
+    <w:lsdException w:unhideWhenUsed="0" w:uiPriority="67" w:semiHidden="0" w:name="Medium Grid 1 Accent 5"/>
+    <w:lsdException w:unhideWhenUsed="0" w:uiPriority="68" w:semiHidden="0" w:name="Medium Grid 2 Accent 5"/>
+    <w:lsdException w:unhideWhenUsed="0" w:uiPriority="69" w:semiHidden="0" w:name="Medium Grid 3 Accent 5"/>
+    <w:lsdException w:unhideWhenUsed="0" w:uiPriority="70" w:semiHidden="0" w:name="Dark List Accent 5"/>
+    <w:lsdException w:unhideWhenUsed="0" w:uiPriority="71" w:semiHidden="0" w:name="Colorful Shading Accent 5"/>
+    <w:lsdException w:unhideWhenUsed="0" w:uiPriority="72" w:semiHidden="0" w:name="Colorful List Accent 5"/>
+    <w:lsdException w:unhideWhenUsed="0" w:uiPriority="73" w:semiHidden="0" w:name="Colorful Grid Accent 5"/>
+    <w:lsdException w:unhideWhenUsed="0" w:uiPriority="60" w:semiHidden="0" w:name="Light Shading Accent 6"/>
+    <w:lsdException w:unhideWhenUsed="0" w:uiPriority="61" w:semiHidden="0" w:name="Light List Accent 6"/>
+    <w:lsdException w:unhideWhenUsed="0" w:uiPriority="62" w:semiHidden="0" w:name="Light Grid Accent 6"/>
+    <w:lsdException w:unhideWhenUsed="0" w:uiPriority="63" w:semiHidden="0" w:name="Medium Shading 1 Accent 6"/>
+    <w:lsdException w:unhideWhenUsed="0" w:uiPriority="64" w:semiHidden="0" w:name="Medium Shading 2 Accent 6"/>
+    <w:lsdException w:unhideWhenUsed="0" w:uiPriority="65" w:semiHidden="0" w:name="Medium List 1 Accent 6"/>
+    <w:lsdException w:unhideWhenUsed="0" w:uiPriority="66" w:semiHidden="0" w:name="Medium List 2 Accent 6"/>
+    <w:lsdException w:unhideWhenUsed="0" w:uiPriority="67" w:semiHidden="0" w:name="Medium Grid 1 Accent 6"/>
+    <w:lsdException w:unhideWhenUsed="0" w:uiPriority="68" w:semiHidden="0" w:name="Medium Grid 2 Accent 6"/>
+    <w:lsdException w:unhideWhenUsed="0" w:uiPriority="69" w:semiHidden="0" w:name="Medium Grid 3 Accent 6"/>
+    <w:lsdException w:unhideWhenUsed="0" w:uiPriority="70" w:semiHidden="0" w:name="Dark List Accent 6"/>
+    <w:lsdException w:unhideWhenUsed="0" w:uiPriority="71" w:semiHidden="0" w:name="Colorful Shading Accent 6"/>
+    <w:lsdException w:unhideWhenUsed="0" w:uiPriority="72" w:semiHidden="0" w:name="Colorful List Accent 6"/>
+    <w:lsdException w:unhideWhenUsed="0" w:uiPriority="73" w:semiHidden="0" w:name="Colorful Grid Accent 6"/>
   </w:latentStyles>
-  <w:style w:type="paragraph" w:default="1" w:styleId="Normal">
+  <w:style w:type="paragraph" w:default="1" w:styleId="1">
     <w:name w:val="Normal"/>
     <w:qFormat/>
+    <w:uiPriority w:val="0"/>
     <w:pPr>
       <w:kinsoku w:val="0"/>
       <w:autoSpaceDE w:val="0"/>
@@ -8853,7 +8954,7 @@
       <w:textAlignment w:val="baseline"/>
     </w:pPr>
     <w:rPr>
-      <w:rFonts w:ascii="Arial" w:eastAsia="宋体" w:hAnsi="Arial" w:cs="Arial"/>
+      <w:rFonts w:ascii="Arial" w:hAnsi="Arial" w:eastAsia="宋体" w:cs="Arial"/>
       <w:snapToGrid w:val="0"/>
       <w:color w:val="000000"/>
       <w:kern w:val="0"/>
@@ -8862,11 +8963,12 @@
       <w:lang w:val="en-US" w:eastAsia="en-US" w:bidi="ar-SA"/>
     </w:rPr>
   </w:style>
-  <w:style w:type="paragraph" w:styleId="Heading1">
+  <w:style w:type="paragraph" w:styleId="2">
     <w:name w:val="heading 1"/>
-    <w:basedOn w:val="Normal"/>
-    <w:next w:val="Normal"/>
+    <w:basedOn w:val="1"/>
+    <w:next w:val="1"/>
     <w:qFormat/>
+    <w:uiPriority w:val="0"/>
     <w:pPr>
       <w:keepNext/>
       <w:keepLines/>
@@ -8884,12 +8986,13 @@
       <w:sz w:val="44"/>
     </w:rPr>
   </w:style>
-  <w:style w:type="paragraph" w:styleId="Heading2">
+  <w:style w:type="paragraph" w:styleId="3">
     <w:name w:val="heading 2"/>
-    <w:basedOn w:val="Normal"/>
-    <w:next w:val="Normal"/>
+    <w:basedOn w:val="1"/>
+    <w:next w:val="1"/>
     <w:unhideWhenUsed/>
     <w:qFormat/>
+    <w:uiPriority w:val="0"/>
     <w:pPr>
       <w:keepNext/>
       <w:keepLines/>
@@ -8902,18 +9005,19 @@
       <w:outlineLvl w:val="1"/>
     </w:pPr>
     <w:rPr>
-      <w:rFonts w:ascii="Arial" w:eastAsia="黑体" w:hAnsi="Arial"/>
+      <w:rFonts w:ascii="Arial" w:hAnsi="Arial" w:eastAsia="黑体"/>
       <w:b/>
       <w:sz w:val="32"/>
     </w:rPr>
   </w:style>
-  <w:style w:type="paragraph" w:styleId="Heading3">
+  <w:style w:type="paragraph" w:styleId="4">
     <w:name w:val="heading 3"/>
-    <w:basedOn w:val="Normal"/>
-    <w:next w:val="Normal"/>
+    <w:basedOn w:val="1"/>
+    <w:next w:val="1"/>
     <w:semiHidden/>
     <w:unhideWhenUsed/>
     <w:qFormat/>
+    <w:uiPriority w:val="0"/>
     <w:pPr>
       <w:keepNext/>
       <w:keepLines/>
@@ -8930,12 +9034,13 @@
       <w:sz w:val="32"/>
     </w:rPr>
   </w:style>
-  <w:style w:type="paragraph" w:styleId="Heading4">
+  <w:style w:type="paragraph" w:styleId="5">
     <w:name w:val="heading 4"/>
-    <w:basedOn w:val="Normal"/>
-    <w:next w:val="Normal"/>
+    <w:basedOn w:val="1"/>
+    <w:next w:val="1"/>
     <w:unhideWhenUsed/>
     <w:qFormat/>
+    <w:uiPriority w:val="0"/>
     <w:pPr>
       <w:keepNext/>
       <w:keepLines/>
@@ -8948,18 +9053,19 @@
       <w:outlineLvl w:val="3"/>
     </w:pPr>
     <w:rPr>
-      <w:rFonts w:ascii="Arial" w:eastAsia="黑体" w:hAnsi="Arial"/>
+      <w:rFonts w:ascii="Arial" w:hAnsi="Arial" w:eastAsia="黑体"/>
       <w:b/>
       <w:sz w:val="28"/>
     </w:rPr>
   </w:style>
-  <w:style w:type="paragraph" w:styleId="Heading5">
+  <w:style w:type="paragraph" w:styleId="6">
     <w:name w:val="heading 5"/>
-    <w:basedOn w:val="Normal"/>
-    <w:next w:val="Normal"/>
+    <w:basedOn w:val="1"/>
+    <w:next w:val="1"/>
     <w:semiHidden/>
     <w:unhideWhenUsed/>
     <w:qFormat/>
+    <w:uiPriority w:val="0"/>
     <w:pPr>
       <w:keepNext/>
       <w:keepLines/>
@@ -8976,13 +9082,14 @@
       <w:sz w:val="28"/>
     </w:rPr>
   </w:style>
-  <w:style w:type="paragraph" w:styleId="Heading6">
+  <w:style w:type="paragraph" w:styleId="7">
     <w:name w:val="heading 6"/>
-    <w:basedOn w:val="Normal"/>
-    <w:next w:val="Normal"/>
+    <w:basedOn w:val="1"/>
+    <w:next w:val="1"/>
     <w:semiHidden/>
     <w:unhideWhenUsed/>
     <w:qFormat/>
+    <w:uiPriority w:val="0"/>
     <w:pPr>
       <w:keepNext/>
       <w:keepLines/>
@@ -8995,18 +9102,19 @@
       <w:outlineLvl w:val="5"/>
     </w:pPr>
     <w:rPr>
-      <w:rFonts w:ascii="Arial" w:eastAsia="黑体" w:hAnsi="Arial"/>
+      <w:rFonts w:ascii="Arial" w:hAnsi="Arial" w:eastAsia="黑体"/>
       <w:b/>
       <w:sz w:val="24"/>
     </w:rPr>
   </w:style>
-  <w:style w:type="paragraph" w:styleId="Heading7">
+  <w:style w:type="paragraph" w:styleId="8">
     <w:name w:val="heading 7"/>
-    <w:basedOn w:val="Normal"/>
-    <w:next w:val="Normal"/>
+    <w:basedOn w:val="1"/>
+    <w:next w:val="1"/>
     <w:semiHidden/>
     <w:unhideWhenUsed/>
     <w:qFormat/>
+    <w:uiPriority w:val="0"/>
     <w:pPr>
       <w:keepNext/>
       <w:keepLines/>
@@ -9023,13 +9131,14 @@
       <w:sz w:val="24"/>
     </w:rPr>
   </w:style>
-  <w:style w:type="paragraph" w:styleId="Heading8">
+  <w:style w:type="paragraph" w:styleId="9">
     <w:name w:val="heading 8"/>
-    <w:basedOn w:val="Normal"/>
-    <w:next w:val="Normal"/>
+    <w:basedOn w:val="1"/>
+    <w:next w:val="1"/>
     <w:semiHidden/>
     <w:unhideWhenUsed/>
     <w:qFormat/>
+    <w:uiPriority w:val="0"/>
     <w:pPr>
       <w:keepNext/>
       <w:keepLines/>
@@ -9042,17 +9151,18 @@
       <w:outlineLvl w:val="7"/>
     </w:pPr>
     <w:rPr>
-      <w:rFonts w:ascii="Arial" w:eastAsia="黑体" w:hAnsi="Arial"/>
+      <w:rFonts w:ascii="Arial" w:hAnsi="Arial" w:eastAsia="黑体"/>
       <w:sz w:val="24"/>
     </w:rPr>
   </w:style>
-  <w:style w:type="paragraph" w:styleId="Heading9">
+  <w:style w:type="paragraph" w:styleId="10">
     <w:name w:val="heading 9"/>
-    <w:basedOn w:val="Normal"/>
-    <w:next w:val="Normal"/>
+    <w:basedOn w:val="1"/>
+    <w:next w:val="1"/>
     <w:semiHidden/>
     <w:unhideWhenUsed/>
     <w:qFormat/>
+    <w:uiPriority w:val="0"/>
     <w:pPr>
       <w:keepNext/>
       <w:keepLines/>
@@ -9065,19 +9175,21 @@
       <w:outlineLvl w:val="8"/>
     </w:pPr>
     <w:rPr>
-      <w:rFonts w:ascii="Arial" w:eastAsia="黑体" w:hAnsi="Arial"/>
+      <w:rFonts w:ascii="Arial" w:hAnsi="Arial" w:eastAsia="黑体"/>
       <w:sz w:val="21"/>
     </w:rPr>
   </w:style>
-  <w:style w:type="character" w:default="1" w:styleId="DefaultParagraphFont">
+  <w:style w:type="character" w:default="1" w:styleId="24">
     <w:name w:val="Default Paragraph Font"/>
     <w:semiHidden/>
     <w:qFormat/>
+    <w:uiPriority w:val="0"/>
   </w:style>
-  <w:style w:type="table" w:default="1" w:styleId="TableNormal">
+  <w:style w:type="table" w:default="1" w:styleId="22">
     <w:name w:val="Normal Table"/>
     <w:semiHidden/>
     <w:qFormat/>
+    <w:uiPriority w:val="0"/>
     <w:tblPr>
       <w:tblCellMar>
         <w:top w:w="0" w:type="dxa"/>
@@ -9087,39 +9199,43 @@
       </w:tblCellMar>
     </w:tblPr>
   </w:style>
-  <w:style w:type="paragraph" w:styleId="CommentText">
+  <w:style w:type="paragraph" w:styleId="11">
     <w:name w:val="annotation text"/>
-    <w:basedOn w:val="Normal"/>
+    <w:basedOn w:val="1"/>
     <w:qFormat/>
+    <w:uiPriority w:val="0"/>
     <w:pPr>
       <w:jc w:val="left"/>
     </w:pPr>
   </w:style>
-  <w:style w:type="paragraph" w:styleId="BodyText">
+  <w:style w:type="paragraph" w:styleId="12">
     <w:name w:val="Body Text"/>
-    <w:basedOn w:val="Normal"/>
+    <w:basedOn w:val="1"/>
     <w:semiHidden/>
     <w:qFormat/>
+    <w:uiPriority w:val="0"/>
     <w:rPr>
-      <w:rFonts w:ascii="Arial" w:eastAsia="Arial" w:hAnsi="Arial" w:cs="Arial"/>
+      <w:rFonts w:ascii="Arial" w:hAnsi="Arial" w:eastAsia="Arial" w:cs="Arial"/>
       <w:sz w:val="21"/>
       <w:szCs w:val="21"/>
       <w:lang w:val="en-US" w:eastAsia="en-US" w:bidi="ar-SA"/>
     </w:rPr>
   </w:style>
-  <w:style w:type="paragraph" w:styleId="TOC3">
+  <w:style w:type="paragraph" w:styleId="13">
     <w:name w:val="toc 3"/>
-    <w:basedOn w:val="Normal"/>
-    <w:next w:val="Normal"/>
+    <w:basedOn w:val="1"/>
+    <w:next w:val="1"/>
     <w:qFormat/>
+    <w:uiPriority w:val="0"/>
     <w:pPr>
       <w:ind w:left="840" w:leftChars="400"/>
     </w:pPr>
   </w:style>
-  <w:style w:type="paragraph" w:styleId="Footer">
+  <w:style w:type="paragraph" w:styleId="14">
     <w:name w:val="footer"/>
-    <w:basedOn w:val="Normal"/>
+    <w:basedOn w:val="1"/>
     <w:qFormat/>
+    <w:uiPriority w:val="0"/>
     <w:pPr>
       <w:tabs>
         <w:tab w:val="center" w:pos="4153"/>
@@ -9132,16 +9248,17 @@
       <w:sz w:val="18"/>
     </w:rPr>
   </w:style>
-  <w:style w:type="paragraph" w:styleId="Header">
+  <w:style w:type="paragraph" w:styleId="15">
     <w:name w:val="header"/>
-    <w:basedOn w:val="Normal"/>
+    <w:basedOn w:val="1"/>
     <w:qFormat/>
+    <w:uiPriority w:val="0"/>
     <w:pPr>
       <w:pBdr>
-        <w:top w:val="nil"/>
-        <w:left w:val="nil"/>
-        <w:bottom w:val="nil"/>
-        <w:right w:val="nil"/>
+        <w:top w:val="none" w:color="auto" w:sz="0" w:space="0"/>
+        <w:left w:val="none" w:color="auto" w:sz="0" w:space="0"/>
+        <w:bottom w:val="none" w:color="auto" w:sz="0" w:space="0"/>
+        <w:right w:val="none" w:color="auto" w:sz="0" w:space="0"/>
       </w:pBdr>
       <w:tabs>
         <w:tab w:val="center" w:pos="4153"/>
@@ -9156,37 +9273,41 @@
       <w:sz w:val="18"/>
     </w:rPr>
   </w:style>
-  <w:style w:type="paragraph" w:styleId="TOC1">
+  <w:style w:type="paragraph" w:styleId="16">
     <w:name w:val="toc 1"/>
-    <w:basedOn w:val="Normal"/>
-    <w:next w:val="Normal"/>
+    <w:basedOn w:val="1"/>
+    <w:next w:val="1"/>
     <w:qFormat/>
+    <w:uiPriority w:val="0"/>
     <w:rPr>
-      <w:rFonts w:ascii="Arial" w:eastAsia="Microsoft JhengHei" w:hAnsi="Arial"/>
+      <w:rFonts w:ascii="Arial" w:hAnsi="Arial" w:eastAsia="Microsoft JhengHei"/>
       <w:sz w:val="24"/>
     </w:rPr>
   </w:style>
-  <w:style w:type="paragraph" w:styleId="TableofFigures">
+  <w:style w:type="paragraph" w:styleId="17">
     <w:name w:val="table of figures"/>
-    <w:basedOn w:val="Normal"/>
-    <w:next w:val="Normal"/>
+    <w:basedOn w:val="1"/>
+    <w:next w:val="1"/>
     <w:qFormat/>
+    <w:uiPriority w:val="0"/>
     <w:pPr>
-      <w:ind w:hanging="200" w:leftChars="200" w:hangingChars="200"/>
+      <w:ind w:leftChars="200" w:hanging="200" w:hangingChars="200"/>
     </w:pPr>
   </w:style>
-  <w:style w:type="paragraph" w:styleId="TOC2">
+  <w:style w:type="paragraph" w:styleId="18">
     <w:name w:val="toc 2"/>
-    <w:basedOn w:val="Normal"/>
-    <w:next w:val="Normal"/>
+    <w:basedOn w:val="1"/>
+    <w:next w:val="1"/>
     <w:qFormat/>
+    <w:uiPriority w:val="0"/>
     <w:pPr>
       <w:ind w:left="420" w:leftChars="200"/>
     </w:pPr>
   </w:style>
-  <w:style w:type="paragraph" w:styleId="HTMLPreformatted">
+  <w:style w:type="paragraph" w:styleId="19">
     <w:name w:val="HTML Preformatted"/>
     <w:qFormat/>
+    <w:uiPriority w:val="0"/>
     <w:pPr>
       <w:tabs>
         <w:tab w:val="left" w:pos="916"/>
@@ -9209,25 +9330,27 @@
       <w:jc w:val="left"/>
     </w:pPr>
     <w:rPr>
-      <w:rFonts w:ascii="宋体" w:eastAsia="宋体" w:hAnsi="宋体" w:cs="宋体" w:hint="eastAsia"/>
+      <w:rFonts w:hint="eastAsia" w:ascii="宋体" w:hAnsi="宋体" w:eastAsia="宋体" w:cs="宋体"/>
       <w:kern w:val="0"/>
       <w:sz w:val="24"/>
       <w:szCs w:val="24"/>
       <w:lang w:val="en-US" w:eastAsia="zh-CN"/>
     </w:rPr>
   </w:style>
-  <w:style w:type="paragraph" w:styleId="NormalWeb">
+  <w:style w:type="paragraph" w:styleId="20">
     <w:name w:val="Normal (Web)"/>
-    <w:basedOn w:val="Normal"/>
+    <w:basedOn w:val="1"/>
     <w:qFormat/>
+    <w:uiPriority w:val="0"/>
     <w:rPr>
       <w:sz w:val="24"/>
     </w:rPr>
   </w:style>
-  <w:style w:type="paragraph" w:styleId="Title">
+  <w:style w:type="paragraph" w:styleId="21">
     <w:name w:val="Title"/>
-    <w:basedOn w:val="Normal"/>
+    <w:basedOn w:val="1"/>
     <w:qFormat/>
+    <w:uiPriority w:val="0"/>
     <w:pPr>
       <w:spacing w:before="240" w:beforeLines="0" w:beforeAutospacing="0" w:after="60" w:afterLines="0" w:afterAutospacing="0"/>
       <w:jc w:val="center"/>
@@ -9239,68 +9362,73 @@
       <w:sz w:val="32"/>
     </w:rPr>
   </w:style>
-  <w:style w:type="table" w:styleId="TableGrid">
+  <w:style w:type="table" w:styleId="23">
     <w:name w:val="Table Grid"/>
-    <w:basedOn w:val="TableNormal"/>
+    <w:basedOn w:val="22"/>
     <w:qFormat/>
+    <w:uiPriority w:val="0"/>
     <w:pPr>
       <w:widowControl w:val="0"/>
       <w:jc w:val="both"/>
     </w:pPr>
     <w:tblPr>
       <w:tblBorders>
-        <w:top w:val="single" w:sz="4" w:space="0" w:color="auto"/>
-        <w:left w:val="single" w:sz="4" w:space="0" w:color="auto"/>
-        <w:bottom w:val="single" w:sz="4" w:space="0" w:color="auto"/>
-        <w:right w:val="single" w:sz="4" w:space="0" w:color="auto"/>
-        <w:insideH w:val="single" w:sz="4" w:space="0" w:color="auto"/>
-        <w:insideV w:val="single" w:sz="4" w:space="0" w:color="auto"/>
+        <w:top w:val="single" w:color="auto" w:sz="4" w:space="0"/>
+        <w:left w:val="single" w:color="auto" w:sz="4" w:space="0"/>
+        <w:bottom w:val="single" w:color="auto" w:sz="4" w:space="0"/>
+        <w:right w:val="single" w:color="auto" w:sz="4" w:space="0"/>
+        <w:insideH w:val="single" w:color="auto" w:sz="4" w:space="0"/>
+        <w:insideV w:val="single" w:color="auto" w:sz="4" w:space="0"/>
       </w:tblBorders>
     </w:tblPr>
   </w:style>
-  <w:style w:type="character" w:styleId="Strong">
+  <w:style w:type="character" w:styleId="25">
     <w:name w:val="Strong"/>
-    <w:basedOn w:val="DefaultParagraphFont"/>
+    <w:basedOn w:val="24"/>
     <w:qFormat/>
+    <w:uiPriority w:val="0"/>
     <w:rPr>
       <w:b/>
     </w:rPr>
   </w:style>
-  <w:style w:type="paragraph" w:customStyle="1" w:styleId="a">
+  <w:style w:type="paragraph" w:customStyle="1" w:styleId="26">
     <w:name w:val="柴_公司名"/>
-    <w:basedOn w:val="Title"/>
+    <w:basedOn w:val="21"/>
     <w:qFormat/>
+    <w:uiPriority w:val="0"/>
     <w:pPr>
       <w:spacing w:after="600" w:afterLines="600"/>
     </w:pPr>
     <w:rPr>
-      <w:rFonts w:ascii="宋体" w:eastAsia="宋体" w:hAnsi="宋体" w:cs="宋体" w:hint="eastAsia"/>
+      <w:rFonts w:hint="eastAsia" w:ascii="宋体" w:hAnsi="宋体" w:eastAsia="宋体" w:cs="宋体"/>
       <w:bCs/>
       <w:spacing w:val="-6"/>
       <w:sz w:val="52"/>
       <w:szCs w:val="52"/>
     </w:rPr>
   </w:style>
-  <w:style w:type="paragraph" w:customStyle="1" w:styleId="a0">
+  <w:style w:type="paragraph" w:customStyle="1" w:styleId="27">
     <w:name w:val="柴_文档名"/>
-    <w:basedOn w:val="Title"/>
+    <w:basedOn w:val="21"/>
     <w:qFormat/>
+    <w:uiPriority w:val="0"/>
     <w:pPr>
       <w:spacing w:after="900" w:afterLines="900"/>
     </w:pPr>
     <w:rPr>
-      <w:rFonts w:ascii="黑体" w:eastAsia="黑体" w:hAnsi="黑体" w:cs="黑体"/>
+      <w:rFonts w:ascii="黑体" w:hAnsi="黑体" w:eastAsia="黑体" w:cs="黑体"/>
       <w:bCs/>
       <w:spacing w:val="-7"/>
       <w:sz w:val="52"/>
       <w:szCs w:val="52"/>
     </w:rPr>
   </w:style>
-  <w:style w:type="table" w:customStyle="1" w:styleId="TableNormal0">
+  <w:style w:type="table" w:customStyle="1" w:styleId="28">
     <w:name w:val="Table Normal_0"/>
     <w:semiHidden/>
     <w:unhideWhenUsed/>
     <w:qFormat/>
+    <w:uiPriority w:val="0"/>
     <w:tblPr>
       <w:tblCellMar>
         <w:top w:w="0" w:type="dxa"/>
@@ -9310,82 +9438,88 @@
       </w:tblCellMar>
     </w:tblPr>
   </w:style>
-  <w:style w:type="paragraph" w:customStyle="1" w:styleId="TableText">
+  <w:style w:type="paragraph" w:customStyle="1" w:styleId="29">
     <w:name w:val="Table Text"/>
-    <w:basedOn w:val="Normal"/>
+    <w:basedOn w:val="1"/>
     <w:semiHidden/>
     <w:qFormat/>
+    <w:uiPriority w:val="0"/>
     <w:rPr>
-      <w:rFonts w:ascii="宋体" w:eastAsia="宋体" w:hAnsi="宋体" w:cs="宋体"/>
+      <w:rFonts w:ascii="宋体" w:hAnsi="宋体" w:eastAsia="宋体" w:cs="宋体"/>
       <w:sz w:val="21"/>
       <w:szCs w:val="21"/>
       <w:lang w:val="en-US" w:eastAsia="en-US" w:bidi="ar-SA"/>
     </w:rPr>
   </w:style>
-  <w:style w:type="paragraph" w:customStyle="1" w:styleId="1">
+  <w:style w:type="paragraph" w:customStyle="1" w:styleId="30">
     <w:name w:val="柴_标题1"/>
-    <w:basedOn w:val="Heading1"/>
-    <w:next w:val="a1"/>
-    <w:link w:val="1Char"/>
+    <w:basedOn w:val="2"/>
+    <w:next w:val="31"/>
+    <w:link w:val="40"/>
     <w:qFormat/>
+    <w:uiPriority w:val="0"/>
     <w:pPr>
       <w:spacing w:before="100" w:after="90" w:line="360" w:lineRule="auto"/>
     </w:pPr>
     <w:rPr>
-      <w:rFonts w:ascii="Arial" w:eastAsia="宋体" w:hAnsi="Arial"/>
+      <w:rFonts w:ascii="Arial" w:hAnsi="Arial" w:eastAsia="宋体"/>
       <w:sz w:val="32"/>
     </w:rPr>
   </w:style>
-  <w:style w:type="paragraph" w:customStyle="1" w:styleId="a1">
+  <w:style w:type="paragraph" w:customStyle="1" w:styleId="31">
     <w:name w:val="柴_正文"/>
-    <w:basedOn w:val="BodyText"/>
-    <w:link w:val="Char"/>
+    <w:basedOn w:val="12"/>
+    <w:link w:val="43"/>
     <w:qFormat/>
+    <w:uiPriority w:val="0"/>
     <w:pPr>
       <w:spacing w:line="360" w:lineRule="auto"/>
       <w:ind w:firstLine="470" w:firstLineChars="200"/>
     </w:pPr>
     <w:rPr>
-      <w:rFonts w:ascii="Arial" w:eastAsia="宋体" w:hAnsi="Arial"/>
+      <w:rFonts w:ascii="Arial" w:hAnsi="Arial" w:eastAsia="宋体"/>
       <w:sz w:val="24"/>
       <w:lang w:eastAsia="zh-CN"/>
     </w:rPr>
   </w:style>
-  <w:style w:type="paragraph" w:customStyle="1" w:styleId="2">
+  <w:style w:type="paragraph" w:customStyle="1" w:styleId="32">
     <w:name w:val="柴_标题2"/>
-    <w:basedOn w:val="Heading2"/>
-    <w:next w:val="a1"/>
-    <w:link w:val="2Char"/>
+    <w:basedOn w:val="3"/>
+    <w:next w:val="31"/>
+    <w:link w:val="46"/>
     <w:qFormat/>
+    <w:uiPriority w:val="0"/>
     <w:pPr>
       <w:spacing w:line="360" w:lineRule="auto"/>
     </w:pPr>
     <w:rPr>
-      <w:rFonts w:ascii="Arial" w:eastAsia="宋体" w:hAnsi="Arial"/>
+      <w:rFonts w:ascii="Arial" w:hAnsi="Arial" w:eastAsia="宋体"/>
       <w:sz w:val="28"/>
     </w:rPr>
   </w:style>
-  <w:style w:type="paragraph" w:customStyle="1" w:styleId="3">
+  <w:style w:type="paragraph" w:customStyle="1" w:styleId="33">
     <w:name w:val="柴_标题3"/>
-    <w:basedOn w:val="Heading3"/>
-    <w:next w:val="a1"/>
+    <w:basedOn w:val="4"/>
+    <w:next w:val="31"/>
     <w:qFormat/>
+    <w:uiPriority w:val="0"/>
     <w:pPr>
       <w:spacing w:line="360" w:lineRule="auto"/>
       <w:ind w:left="0" w:firstLine="472" w:firstLineChars="200"/>
     </w:pPr>
     <w:rPr>
-      <w:rFonts w:ascii="宋体" w:eastAsia="宋体" w:hAnsi="宋体" w:cs="宋体"/>
+      <w:rFonts w:ascii="宋体" w:hAnsi="宋体" w:eastAsia="宋体" w:cs="宋体"/>
       <w:spacing w:val="-2"/>
       <w:sz w:val="24"/>
       <w:szCs w:val="24"/>
     </w:rPr>
   </w:style>
-  <w:style w:type="paragraph" w:customStyle="1" w:styleId="a2">
+  <w:style w:type="paragraph" w:customStyle="1" w:styleId="34">
     <w:name w:val="柴_目录"/>
-    <w:basedOn w:val="Normal"/>
-    <w:next w:val="BodyText"/>
+    <w:basedOn w:val="1"/>
+    <w:next w:val="12"/>
     <w:qFormat/>
+    <w:uiPriority w:val="0"/>
     <w:pPr>
       <w:tabs>
         <w:tab w:val="right" w:leader="dot" w:pos="8442"/>
@@ -9393,59 +9527,64 @@
       <w:ind w:left="0" w:leftChars="0"/>
     </w:pPr>
     <w:rPr>
-      <w:rFonts w:ascii="Arial" w:eastAsia="Microsoft JhengHei" w:hAnsi="Arial"/>
+      <w:rFonts w:ascii="Arial" w:hAnsi="Arial" w:eastAsia="Microsoft JhengHei"/>
       <w:sz w:val="24"/>
     </w:rPr>
   </w:style>
-  <w:style w:type="paragraph" w:customStyle="1" w:styleId="WPSOffice1">
+  <w:style w:type="paragraph" w:customStyle="1" w:styleId="35">
     <w:name w:val="WPSOffice手动目录 1"/>
     <w:qFormat/>
+    <w:uiPriority w:val="0"/>
     <w:pPr>
       <w:ind w:leftChars="0"/>
     </w:pPr>
     <w:rPr>
-      <w:rFonts w:ascii="Times New Roman" w:eastAsia="宋体" w:hAnsi="Times New Roman" w:cs="Times New Roman"/>
+      <w:rFonts w:ascii="Times New Roman" w:hAnsi="Times New Roman" w:eastAsia="宋体" w:cs="Times New Roman"/>
       <w:sz w:val="20"/>
       <w:szCs w:val="20"/>
     </w:rPr>
   </w:style>
-  <w:style w:type="paragraph" w:customStyle="1" w:styleId="WPSOffice2">
+  <w:style w:type="paragraph" w:customStyle="1" w:styleId="36">
     <w:name w:val="WPSOffice手动目录 2"/>
     <w:qFormat/>
+    <w:uiPriority w:val="0"/>
     <w:pPr>
       <w:ind w:leftChars="200"/>
     </w:pPr>
     <w:rPr>
-      <w:rFonts w:ascii="Times New Roman" w:eastAsia="宋体" w:hAnsi="Times New Roman" w:cs="Times New Roman"/>
+      <w:rFonts w:ascii="Times New Roman" w:hAnsi="Times New Roman" w:eastAsia="宋体" w:cs="Times New Roman"/>
       <w:sz w:val="20"/>
       <w:szCs w:val="20"/>
     </w:rPr>
   </w:style>
-  <w:style w:type="paragraph" w:customStyle="1" w:styleId="WPSOffice3">
+  <w:style w:type="paragraph" w:customStyle="1" w:styleId="37">
     <w:name w:val="WPSOffice手动目录 3"/>
     <w:qFormat/>
+    <w:uiPriority w:val="0"/>
     <w:pPr>
       <w:ind w:leftChars="400"/>
     </w:pPr>
     <w:rPr>
-      <w:rFonts w:ascii="Times New Roman" w:eastAsia="宋体" w:hAnsi="Times New Roman" w:cs="Times New Roman"/>
+      <w:rFonts w:ascii="Times New Roman" w:hAnsi="Times New Roman" w:eastAsia="宋体" w:cs="Times New Roman"/>
       <w:sz w:val="20"/>
       <w:szCs w:val="20"/>
     </w:rPr>
   </w:style>
-  <w:style w:type="paragraph" w:customStyle="1" w:styleId="Compact">
+  <w:style w:type="paragraph" w:customStyle="1" w:styleId="38">
     <w:name w:val="Compact"/>
-    <w:basedOn w:val="BodyText"/>
+    <w:basedOn w:val="12"/>
     <w:qFormat/>
+    <w:uiPriority w:val="0"/>
     <w:pPr>
       <w:spacing w:before="36" w:after="36"/>
     </w:pPr>
   </w:style>
-  <w:style w:type="table" w:customStyle="1" w:styleId="Table">
+  <w:style w:type="table" w:customStyle="1" w:styleId="39">
     <w:name w:val="Table"/>
     <w:semiHidden/>
     <w:unhideWhenUsed/>
     <w:qFormat/>
+    <w:uiPriority w:val="0"/>
     <w:tblPr>
       <w:tblCellMar>
         <w:top w:w="0" w:type="dxa"/>
@@ -9457,26 +9596,28 @@
     <w:tblStylePr w:type="firstRow">
       <w:tcPr>
         <w:tcBorders>
-          <w:bottom w:val="single" w:sz="0" w:space="0" w:color="auto"/>
+          <w:bottom w:val="single" w:color="auto" w:sz="0" w:space="0"/>
         </w:tcBorders>
         <w:vAlign w:val="bottom"/>
       </w:tcPr>
     </w:tblStylePr>
   </w:style>
-  <w:style w:type="character" w:customStyle="1" w:styleId="1Char">
+  <w:style w:type="character" w:customStyle="1" w:styleId="40">
     <w:name w:val="柴_标题1 Char"/>
-    <w:link w:val="1"/>
+    <w:link w:val="30"/>
     <w:qFormat/>
+    <w:uiPriority w:val="0"/>
     <w:rPr>
-      <w:rFonts w:ascii="Arial" w:eastAsia="宋体" w:hAnsi="Arial"/>
+      <w:rFonts w:ascii="Arial" w:hAnsi="Arial" w:eastAsia="宋体"/>
       <w:sz w:val="32"/>
     </w:rPr>
   </w:style>
-  <w:style w:type="paragraph" w:customStyle="1" w:styleId="a3">
+  <w:style w:type="paragraph" w:customStyle="1" w:styleId="41">
     <w:name w:val="柴_正文_无缩进"/>
-    <w:basedOn w:val="Normal"/>
-    <w:link w:val="Char0"/>
+    <w:basedOn w:val="1"/>
+    <w:link w:val="45"/>
     <w:qFormat/>
+    <w:uiPriority w:val="0"/>
     <w:pPr>
       <w:ind w:firstLine="0" w:firstLineChars="0"/>
     </w:pPr>
@@ -9486,38 +9627,41 @@
       <w:lang w:eastAsia="zh-CN"/>
     </w:rPr>
   </w:style>
-  <w:style w:type="paragraph" w:customStyle="1" w:styleId="4">
+  <w:style w:type="paragraph" w:customStyle="1" w:styleId="42">
     <w:name w:val="柴_标题4"/>
-    <w:basedOn w:val="Heading4"/>
-    <w:next w:val="Normal"/>
+    <w:basedOn w:val="5"/>
+    <w:next w:val="1"/>
     <w:qFormat/>
+    <w:uiPriority w:val="0"/>
     <w:pPr>
       <w:widowControl w:val="0"/>
       <w:spacing w:before="160" w:line="360" w:lineRule="auto"/>
-      <w:ind w:left="981" w:hanging="862" w:leftChars="300"/>
+      <w:ind w:left="981" w:leftChars="300" w:hanging="862"/>
     </w:pPr>
     <w:rPr>
-      <w:rFonts w:ascii="Calibri" w:eastAsia="宋体" w:hAnsi="Calibri" w:cs="宋体" w:hint="eastAsia"/>
+      <w:rFonts w:hint="eastAsia" w:ascii="Calibri" w:hAnsi="Calibri" w:eastAsia="宋体" w:cs="宋体"/>
       <w:sz w:val="24"/>
       <w:szCs w:val="24"/>
       <w:lang w:eastAsia="zh-CN" w:bidi="zh-CN"/>
     </w:rPr>
   </w:style>
-  <w:style w:type="character" w:customStyle="1" w:styleId="Char">
+  <w:style w:type="character" w:customStyle="1" w:styleId="43">
     <w:name w:val="柴_正文 Char"/>
-    <w:link w:val="a1"/>
+    <w:link w:val="31"/>
     <w:qFormat/>
+    <w:uiPriority w:val="0"/>
     <w:rPr>
-      <w:rFonts w:ascii="Arial" w:eastAsia="宋体" w:hAnsi="Arial"/>
+      <w:rFonts w:ascii="Arial" w:hAnsi="Arial" w:eastAsia="宋体"/>
       <w:sz w:val="24"/>
       <w:lang w:eastAsia="zh-CN"/>
     </w:rPr>
   </w:style>
-  <w:style w:type="table" w:customStyle="1" w:styleId="TableNormal00">
+  <w:style w:type="table" w:customStyle="1" w:styleId="44">
     <w:name w:val="Table Normal_0_0"/>
     <w:semiHidden/>
     <w:unhideWhenUsed/>
     <w:qFormat/>
+    <w:uiPriority w:val="0"/>
     <w:tblPr>
       <w:tblCellMar>
         <w:top w:w="0" w:type="dxa"/>
@@ -9527,41 +9671,45 @@
       </w:tblCellMar>
     </w:tblPr>
   </w:style>
-  <w:style w:type="character" w:customStyle="1" w:styleId="Char0">
+  <w:style w:type="character" w:customStyle="1" w:styleId="45">
     <w:name w:val="柴_正文_无缩进 Char"/>
-    <w:link w:val="a3"/>
+    <w:link w:val="41"/>
     <w:qFormat/>
+    <w:uiPriority w:val="0"/>
     <w:rPr>
       <w:rFonts w:ascii="Arial" w:hAnsi="Arial"/>
       <w:sz w:val="24"/>
       <w:lang w:eastAsia="zh-CN"/>
     </w:rPr>
   </w:style>
-  <w:style w:type="character" w:customStyle="1" w:styleId="2Char">
+  <w:style w:type="character" w:customStyle="1" w:styleId="46">
     <w:name w:val="柴_标题2 Char"/>
-    <w:link w:val="2"/>
+    <w:link w:val="32"/>
     <w:qFormat/>
+    <w:uiPriority w:val="0"/>
     <w:rPr>
-      <w:rFonts w:ascii="Arial" w:eastAsia="宋体" w:hAnsi="Arial"/>
+      <w:rFonts w:ascii="Arial" w:hAnsi="Arial" w:eastAsia="宋体"/>
       <w:sz w:val="28"/>
     </w:rPr>
   </w:style>
-  <w:style w:type="character" w:customStyle="1" w:styleId="Char1">
+  <w:style w:type="character" w:customStyle="1" w:styleId="47">
     <w:name w:val="柴_题注 Char"/>
-    <w:link w:val="a4"/>
+    <w:link w:val="48"/>
     <w:qFormat/>
+    <w:uiPriority w:val="0"/>
   </w:style>
-  <w:style w:type="paragraph" w:customStyle="1" w:styleId="a4">
+  <w:style w:type="paragraph" w:customStyle="1" w:styleId="48">
     <w:name w:val="柴_题注"/>
-    <w:basedOn w:val="HTMLPreformatted"/>
-    <w:link w:val="Char1"/>
+    <w:basedOn w:val="19"/>
+    <w:link w:val="47"/>
     <w:qFormat/>
+    <w:uiPriority w:val="0"/>
     <w:pPr>
       <w:pBdr>
-        <w:top w:val="nil"/>
-        <w:left w:val="nil"/>
-        <w:bottom w:val="nil"/>
-        <w:right w:val="nil"/>
+        <w:top w:val="none" w:color="auto" w:sz="0" w:space="0"/>
+        <w:left w:val="none" w:color="auto" w:sz="0" w:space="0"/>
+        <w:bottom w:val="none" w:color="auto" w:sz="0" w:space="0"/>
+        <w:right w:val="none" w:color="auto" w:sz="0" w:space="0"/>
       </w:pBdr>
       <w:wordWrap w:val="0"/>
       <w:spacing w:line="264" w:lineRule="atLeast"/>
